--- a/Project Documents/3.Test Plan & Results.docx
+++ b/Project Documents/3.Test Plan & Results.docx
@@ -1,103 +1,1077 @@
 
 <file path=word/document.xml><?xml version="1.0" encoding="utf-8"?>
-<w:document xmlns:wpc="http://schemas.microsoft.com/office/word/2010/wordprocessingCanvas" xmlns:mc="http://schemas.openxmlformats.org/markup-compatibility/2006" xmlns:o="urn:schemas-microsoft-com:office:office" xmlns:r="http://schemas.openxmlformats.org/officeDocument/2006/relationships" xmlns:m="http://schemas.openxmlformats.org/officeDocument/2006/math" xmlns:v="urn:schemas-microsoft-com:vml" xmlns:wp14="http://schemas.microsoft.com/office/word/2010/wordprocessingDrawing" xmlns:wp="http://schemas.openxmlformats.org/drawingml/2006/wordprocessingDrawing" xmlns:w10="urn:schemas-microsoft-com:office:word" xmlns:w="http://schemas.openxmlformats.org/wordprocessingml/2006/main" xmlns:w14="http://schemas.microsoft.com/office/word/2010/wordml" xmlns:w15="http://schemas.microsoft.com/office/word/2012/wordml" xmlns:wpg="http://schemas.microsoft.com/office/word/2010/wordprocessingGroup" xmlns:wpi="http://schemas.microsoft.com/office/word/2010/wordprocessingInk" xmlns:wne="http://schemas.microsoft.com/office/word/2006/wordml" xmlns:wps="http://schemas.microsoft.com/office/word/2010/wordprocessingShape" xmlns:w16se="http://schemas.microsoft.com/office/word/2015/wordml/symex" xmlns:w16cid="http://schemas.microsoft.com/office/word/2016/wordml/cid" xmlns:w16="http://schemas.microsoft.com/office/word/2018/wordml" xmlns:w16cex="http://schemas.microsoft.com/office/word/2018/wordml/cex" xmlns:w16sdtdh="http://schemas.microsoft.com/office/word/2020/wordml/sdtdatahash" xmlns:w16sdtfl="http://schemas.microsoft.com/office/word/2024/wordml/sdtformatlock" mc:Ignorable="w14 w15 wp14 w16se w16cid w16 w16cex w16sdtdh w16sdtfl">
+<w:document xmlns:wpc="http://schemas.microsoft.com/office/word/2010/wordprocessingCanvas" xmlns:cx="http://schemas.microsoft.com/office/drawing/2014/chartex" xmlns:cx1="http://schemas.microsoft.com/office/drawing/2015/9/8/chartex" xmlns:cx2="http://schemas.microsoft.com/office/drawing/2015/10/21/chartex" xmlns:cx3="http://schemas.microsoft.com/office/drawing/2016/5/9/chartex" xmlns:cx4="http://schemas.microsoft.com/office/drawing/2016/5/10/chartex" xmlns:cx5="http://schemas.microsoft.com/office/drawing/2016/5/11/chartex" xmlns:cx6="http://schemas.microsoft.com/office/drawing/2016/5/12/chartex" xmlns:cx7="http://schemas.microsoft.com/office/drawing/2016/5/13/chartex" xmlns:cx8="http://schemas.microsoft.com/office/drawing/2016/5/14/chartex" xmlns:mc="http://schemas.openxmlformats.org/markup-compatibility/2006" xmlns:aink="http://schemas.microsoft.com/office/drawing/2016/ink" xmlns:am3d="http://schemas.microsoft.com/office/drawing/2017/model3d" xmlns:o="urn:schemas-microsoft-com:office:office" xmlns:oel="http://schemas.microsoft.com/office/2019/extlst" xmlns:r="http://schemas.openxmlformats.org/officeDocument/2006/relationships" xmlns:m="http://schemas.openxmlformats.org/officeDocument/2006/math" xmlns:v="urn:schemas-microsoft-com:vml" xmlns:wp14="http://schemas.microsoft.com/office/word/2010/wordprocessingDrawing" xmlns:wp="http://schemas.openxmlformats.org/drawingml/2006/wordprocessingDrawing" xmlns:w10="urn:schemas-microsoft-com:office:word" xmlns:w="http://schemas.openxmlformats.org/wordprocessingml/2006/main" xmlns:w14="http://schemas.microsoft.com/office/word/2010/wordml" xmlns:w15="http://schemas.microsoft.com/office/word/2012/wordml" xmlns:w16cex="http://schemas.microsoft.com/office/word/2018/wordml/cex" xmlns:w16cid="http://schemas.microsoft.com/office/word/2016/wordml/cid" xmlns:w16="http://schemas.microsoft.com/office/word/2018/wordml" xmlns:w16du="http://schemas.microsoft.com/office/word/2023/wordml/word16du" xmlns:w16sdtdh="http://schemas.microsoft.com/office/word/2020/wordml/sdtdatahash" xmlns:w16sdtfl="http://schemas.microsoft.com/office/word/2024/wordml/sdtformatlock" xmlns:w16se="http://schemas.microsoft.com/office/word/2015/wordml/symex" xmlns:wpg="http://schemas.microsoft.com/office/word/2010/wordprocessingGroup" xmlns:wpi="http://schemas.microsoft.com/office/word/2010/wordprocessingInk" xmlns:wne="http://schemas.microsoft.com/office/word/2006/wordml" xmlns:wps="http://schemas.microsoft.com/office/word/2010/wordprocessingShape" mc:Ignorable="w14 w15 w16se w16cid w16 w16cex w16sdtdh w16sdtfl w16du wp14">
   <w:body>
-    <w:p xmlns:wp14="http://schemas.microsoft.com/office/word/2010/wordml" wp14:paraId="3887472D" wp14:textId="64920216">
+    <w:p>
       <w:pPr>
         <w:pStyle w:val="Heading1"/>
-        <w:keepNext w:val="1"/>
-        <w:keepLines w:val="1"/>
-        <w:spacing w:before="322" w:beforeAutospacing="off" w:after="322" w:afterAutospacing="off"/>
-        <w:rPr>
-          <w:noProof w:val="0"/>
-          <w:lang w:val="en-US"/>
-        </w:rPr>
+        <w:spacing w:before="322" w:after="322"/>
       </w:pPr>
       <w:r>
         <w:rPr>
-          <w:rFonts w:ascii="Aptos Display" w:hAnsi="Aptos Display" w:eastAsia="Aptos Display" w:cs="Aptos Display"/>
-          <w:b w:val="0"/>
-          <w:bCs w:val="0"/>
-          <w:i w:val="1"/>
-          <w:iCs w:val="1"/>
-          <w:caps w:val="0"/>
-          <w:smallCaps w:val="0"/>
-          <w:noProof w:val="0"/>
-          <w:color w:val="A6A6A6" w:themeColor="background1" w:themeTint="FF" w:themeShade="A6"/>
+          <w:rFonts w:ascii="Aptos Display" w:eastAsia="Aptos Display" w:hAnsi="Aptos Display" w:cs="Aptos Display"/>
+          <w:b/>
+          <w:bCs/>
           <w:sz w:val="48"/>
           <w:szCs w:val="48"/>
-          <w:lang w:val="en-US"/>
-        </w:rPr>
-        <w:t>[Template]</w:t>
-      </w:r>
-    </w:p>
-    <w:p xmlns:wp14="http://schemas.microsoft.com/office/word/2010/wordml" wp14:paraId="22A9B736" wp14:textId="7678169B">
-      <w:pPr>
-        <w:pStyle w:val="Heading1"/>
-        <w:spacing w:before="322" w:beforeAutospacing="off" w:after="322" w:afterAutospacing="off"/>
-      </w:pPr>
-      <w:r>
-        <w:rPr>
-          <w:rFonts w:ascii="Aptos Display" w:hAnsi="Aptos Display" w:eastAsia="Aptos Display" w:cs="Aptos Display"/>
-          <w:b w:val="1"/>
-          <w:bCs w:val="1"/>
-          <w:noProof w:val="0"/>
-          <w:sz w:val="48"/>
-          <w:szCs w:val="48"/>
-          <w:lang w:val="en-US"/>
         </w:rPr>
         <w:t>Test Plan &amp; Results</w:t>
       </w:r>
     </w:p>
-    <w:p xmlns:wp14="http://schemas.microsoft.com/office/word/2010/wordml" wp14:paraId="19F70D0E" wp14:textId="03CA86D5">
+    <w:p>
       <w:pPr>
         <w:pStyle w:val="Heading3"/>
-        <w:spacing w:before="281" w:beforeAutospacing="off" w:after="281" w:afterAutospacing="off"/>
+        <w:numPr>
+          <w:ilvl w:val="0"/>
+          <w:numId w:val="5"/>
+        </w:numPr>
+        <w:spacing w:before="281" w:after="281"/>
+        <w:rPr>
+          <w:rFonts w:ascii="Aptos Display" w:eastAsia="Aptos Display" w:hAnsi="Aptos Display" w:cs="Aptos Display"/>
+          <w:b/>
+          <w:bCs/>
+        </w:rPr>
       </w:pPr>
       <w:r>
         <w:rPr>
-          <w:rFonts w:ascii="Aptos Display" w:hAnsi="Aptos Display" w:eastAsia="Aptos Display" w:cs="Aptos Display"/>
-          <w:b w:val="1"/>
-          <w:bCs w:val="1"/>
-          <w:noProof w:val="0"/>
-          <w:sz w:val="28"/>
-          <w:szCs w:val="28"/>
-          <w:lang w:val="en-US"/>
-        </w:rPr>
-        <w:t>1</w:t>
-      </w:r>
-      <w:r>
-        <w:rPr>
-          <w:rFonts w:ascii="Aptos Display" w:hAnsi="Aptos Display" w:eastAsia="Aptos Display" w:cs="Aptos Display"/>
-          <w:b w:val="1"/>
-          <w:bCs w:val="1"/>
-          <w:noProof w:val="0"/>
-          <w:sz w:val="28"/>
-          <w:szCs w:val="28"/>
-          <w:lang w:val="en-US"/>
-        </w:rPr>
-        <w:t>. Test Plan</w:t>
+          <w:rFonts w:ascii="Aptos Display" w:eastAsia="Aptos Display" w:hAnsi="Aptos Display" w:cs="Aptos Display"/>
+          <w:b/>
+          <w:bCs/>
+        </w:rPr>
+        <w:t>Test Plan</w:t>
       </w:r>
     </w:p>
     <w:tbl>
       <w:tblPr>
-        <w:tblStyle w:val="TableNormal"/>
-        <w:bidiVisual w:val="0"/>
-        <w:tblW w:w="0" w:type="auto"/>
+        <w:tblW w:w="9389" w:type="dxa"/>
         <w:tblBorders>
-          <w:top w:val="single" w:color="000000" w:themeColor="text1" w:sz="12"/>
-          <w:left w:val="single" w:color="000000" w:themeColor="text1" w:sz="12"/>
-          <w:bottom w:val="single" w:color="000000" w:themeColor="text1" w:sz="12"/>
-          <w:right w:val="single" w:color="000000" w:themeColor="text1" w:sz="12"/>
-          <w:insideH w:val="single" w:color="000000" w:themeColor="text1" w:sz="12"/>
-          <w:insideV w:val="single" w:color="000000" w:themeColor="text1" w:sz="12"/>
+          <w:top w:val="single" w:sz="4" w:space="0" w:color="auto"/>
+          <w:left w:val="single" w:sz="12" w:space="0" w:color="000000" w:themeColor="text1"/>
+          <w:bottom w:val="single" w:sz="4" w:space="0" w:color="auto"/>
+          <w:right w:val="single" w:sz="12" w:space="0" w:color="000000" w:themeColor="text1"/>
+          <w:insideH w:val="single" w:sz="12" w:space="0" w:color="000000" w:themeColor="text1"/>
+          <w:insideV w:val="single" w:sz="12" w:space="0" w:color="000000" w:themeColor="text1"/>
         </w:tblBorders>
         <w:tblLook w:val="06A0" w:firstRow="1" w:lastRow="0" w:firstColumn="1" w:lastColumn="0" w:noHBand="1" w:noVBand="1"/>
       </w:tblPr>
       <w:tblGrid>
-        <w:gridCol w:w="2955"/>
-        <w:gridCol w:w="3103"/>
-        <w:gridCol w:w="3422"/>
+        <w:gridCol w:w="2925"/>
+        <w:gridCol w:w="3072"/>
+        <w:gridCol w:w="3392"/>
+      </w:tblGrid>
+      <w:tr>
+        <w:trPr>
+          <w:trHeight w:val="94"/>
+        </w:trPr>
+        <w:tc>
+          <w:tcPr>
+            <w:tcW w:w="2925" w:type="dxa"/>
+            <w:tcBorders>
+              <w:top w:val="single" w:sz="4" w:space="0" w:color="auto"/>
+              <w:left w:val="single" w:sz="12" w:space="0" w:color="000000" w:themeColor="text1"/>
+              <w:bottom w:val="single" w:sz="4" w:space="0" w:color="auto"/>
+              <w:right w:val="single" w:sz="12" w:space="0" w:color="000000" w:themeColor="text1"/>
+            </w:tcBorders>
+          </w:tcPr>
+          <w:p>
+            <w:pPr>
+              <w:spacing w:after="0"/>
+              <w:jc w:val="center"/>
+              <w:rPr>
+                <w:b/>
+                <w:bCs/>
+              </w:rPr>
+            </w:pPr>
+            <w:r>
+              <w:rPr>
+                <w:b/>
+                <w:bCs/>
+              </w:rPr>
+              <w:t>Test</w:t>
+            </w:r>
+          </w:p>
+        </w:tc>
+        <w:tc>
+          <w:tcPr>
+            <w:tcW w:w="3072" w:type="dxa"/>
+            <w:tcBorders>
+              <w:top w:val="single" w:sz="4" w:space="0" w:color="auto"/>
+              <w:left w:val="single" w:sz="12" w:space="0" w:color="000000" w:themeColor="text1"/>
+              <w:bottom w:val="single" w:sz="12" w:space="0" w:color="000000" w:themeColor="text1"/>
+              <w:right w:val="single" w:sz="12" w:space="0" w:color="000000" w:themeColor="text1"/>
+            </w:tcBorders>
+          </w:tcPr>
+          <w:p>
+            <w:pPr>
+              <w:spacing w:after="0"/>
+              <w:jc w:val="center"/>
+              <w:rPr>
+                <w:b/>
+                <w:bCs/>
+              </w:rPr>
+            </w:pPr>
+            <w:r>
+              <w:rPr>
+                <w:b/>
+                <w:bCs/>
+              </w:rPr>
+              <w:t>Method</w:t>
+            </w:r>
+          </w:p>
+        </w:tc>
+        <w:tc>
+          <w:tcPr>
+            <w:tcW w:w="3392" w:type="dxa"/>
+            <w:tcBorders>
+              <w:top w:val="single" w:sz="4" w:space="0" w:color="auto"/>
+              <w:left w:val="single" w:sz="12" w:space="0" w:color="000000" w:themeColor="text1"/>
+              <w:bottom w:val="single" w:sz="12" w:space="0" w:color="000000" w:themeColor="text1"/>
+              <w:right w:val="single" w:sz="12" w:space="0" w:color="000000" w:themeColor="text1"/>
+            </w:tcBorders>
+          </w:tcPr>
+          <w:p>
+            <w:pPr>
+              <w:spacing w:after="0"/>
+              <w:jc w:val="center"/>
+              <w:rPr>
+                <w:b/>
+                <w:bCs/>
+              </w:rPr>
+            </w:pPr>
+            <w:r>
+              <w:rPr>
+                <w:b/>
+                <w:bCs/>
+              </w:rPr>
+              <w:t>Expected Result</w:t>
+            </w:r>
+          </w:p>
+        </w:tc>
+      </w:tr>
+      <w:tr>
+        <w:trPr>
+          <w:trHeight w:val="94"/>
+        </w:trPr>
+        <w:tc>
+          <w:tcPr>
+            <w:tcW w:w="2925" w:type="dxa"/>
+            <w:tcBorders>
+              <w:top w:val="single" w:sz="12" w:space="0" w:color="000000" w:themeColor="text1"/>
+              <w:left w:val="single" w:sz="12" w:space="0" w:color="000000" w:themeColor="text1"/>
+              <w:bottom w:val="single" w:sz="4" w:space="0" w:color="auto"/>
+              <w:right w:val="single" w:sz="12" w:space="0" w:color="000000" w:themeColor="text1"/>
+            </w:tcBorders>
+            <w:vAlign w:val="center"/>
+          </w:tcPr>
+          <w:p>
+            <w:pPr>
+              <w:spacing w:after="0"/>
+              <w:jc w:val="center"/>
+            </w:pPr>
+            <w:r>
+              <w:t>Stepper motor individual test with DRV8825</w:t>
+            </w:r>
+          </w:p>
+        </w:tc>
+        <w:tc>
+          <w:tcPr>
+            <w:tcW w:w="3072" w:type="dxa"/>
+            <w:tcBorders>
+              <w:top w:val="single" w:sz="12" w:space="0" w:color="000000" w:themeColor="text1"/>
+              <w:left w:val="single" w:sz="12" w:space="0" w:color="000000" w:themeColor="text1"/>
+              <w:bottom w:val="single" w:sz="12" w:space="0" w:color="000000" w:themeColor="text1"/>
+              <w:right w:val="single" w:sz="12" w:space="0" w:color="000000" w:themeColor="text1"/>
+            </w:tcBorders>
+            <w:vAlign w:val="center"/>
+          </w:tcPr>
+          <w:p>
+            <w:pPr>
+              <w:spacing w:after="0"/>
+              <w:jc w:val="center"/>
+            </w:pPr>
+            <w:r>
+              <w:t>Connected NEMA 17 stepper motor to DRV8825 driver and controlled STEP and DIR pins via ESP32 code to rotate in both directions</w:t>
+            </w:r>
+          </w:p>
+        </w:tc>
+        <w:tc>
+          <w:tcPr>
+            <w:tcW w:w="3392" w:type="dxa"/>
+            <w:tcBorders>
+              <w:top w:val="single" w:sz="12" w:space="0" w:color="000000" w:themeColor="text1"/>
+              <w:left w:val="single" w:sz="12" w:space="0" w:color="000000" w:themeColor="text1"/>
+              <w:bottom w:val="single" w:sz="12" w:space="0" w:color="000000" w:themeColor="text1"/>
+              <w:right w:val="single" w:sz="12" w:space="0" w:color="000000" w:themeColor="text1"/>
+            </w:tcBorders>
+            <w:vAlign w:val="center"/>
+          </w:tcPr>
+          <w:p>
+            <w:pPr>
+              <w:spacing w:after="0"/>
+              <w:jc w:val="center"/>
+            </w:pPr>
+            <w:r>
+              <w:t>Motor should rotate smoothly in clockwise and anticlockwise directions without stalling</w:t>
+            </w:r>
+          </w:p>
+        </w:tc>
+      </w:tr>
+      <w:tr>
+        <w:trPr>
+          <w:trHeight w:val="94"/>
+        </w:trPr>
+        <w:tc>
+          <w:tcPr>
+            <w:tcW w:w="2925" w:type="dxa"/>
+            <w:tcBorders>
+              <w:top w:val="single" w:sz="12" w:space="0" w:color="000000" w:themeColor="text1"/>
+              <w:left w:val="single" w:sz="12" w:space="0" w:color="000000" w:themeColor="text1"/>
+              <w:bottom w:val="single" w:sz="4" w:space="0" w:color="auto"/>
+              <w:right w:val="single" w:sz="12" w:space="0" w:color="000000" w:themeColor="text1"/>
+            </w:tcBorders>
+            <w:vAlign w:val="center"/>
+          </w:tcPr>
+          <w:p>
+            <w:pPr>
+              <w:spacing w:after="0"/>
+              <w:jc w:val="center"/>
+            </w:pPr>
+            <w:r>
+              <w:t>Joystick module centering test</w:t>
+            </w:r>
+          </w:p>
+        </w:tc>
+        <w:tc>
+          <w:tcPr>
+            <w:tcW w:w="3072" w:type="dxa"/>
+            <w:tcBorders>
+              <w:top w:val="single" w:sz="12" w:space="0" w:color="000000" w:themeColor="text1"/>
+              <w:left w:val="single" w:sz="12" w:space="0" w:color="000000" w:themeColor="text1"/>
+              <w:bottom w:val="single" w:sz="12" w:space="0" w:color="000000" w:themeColor="text1"/>
+              <w:right w:val="single" w:sz="12" w:space="0" w:color="000000" w:themeColor="text1"/>
+            </w:tcBorders>
+            <w:vAlign w:val="center"/>
+          </w:tcPr>
+          <w:p>
+            <w:pPr>
+              <w:spacing w:after="0"/>
+              <w:jc w:val="center"/>
+            </w:pPr>
+            <w:r>
+              <w:t>Read analog values from joystick X and Y axes using ESP32 and observed values when joystick is untouched</w:t>
+            </w:r>
+          </w:p>
+        </w:tc>
+        <w:tc>
+          <w:tcPr>
+            <w:tcW w:w="3392" w:type="dxa"/>
+            <w:tcBorders>
+              <w:top w:val="single" w:sz="12" w:space="0" w:color="000000" w:themeColor="text1"/>
+              <w:left w:val="single" w:sz="12" w:space="0" w:color="000000" w:themeColor="text1"/>
+              <w:bottom w:val="single" w:sz="12" w:space="0" w:color="000000" w:themeColor="text1"/>
+              <w:right w:val="single" w:sz="12" w:space="0" w:color="000000" w:themeColor="text1"/>
+            </w:tcBorders>
+            <w:vAlign w:val="center"/>
+          </w:tcPr>
+          <w:p>
+            <w:pPr>
+              <w:spacing w:after="0"/>
+              <w:jc w:val="center"/>
+            </w:pPr>
+            <w:r>
+              <w:t>Values should remain stable around a fixed center point (neutral position)</w:t>
+            </w:r>
+          </w:p>
+        </w:tc>
+      </w:tr>
+      <w:tr>
+        <w:trPr>
+          <w:trHeight w:val="94"/>
+        </w:trPr>
+        <w:tc>
+          <w:tcPr>
+            <w:tcW w:w="2925" w:type="dxa"/>
+            <w:tcBorders>
+              <w:top w:val="single" w:sz="12" w:space="0" w:color="000000" w:themeColor="text1"/>
+              <w:left w:val="single" w:sz="12" w:space="0" w:color="000000" w:themeColor="text1"/>
+              <w:bottom w:val="single" w:sz="4" w:space="0" w:color="auto"/>
+              <w:right w:val="single" w:sz="12" w:space="0" w:color="000000" w:themeColor="text1"/>
+            </w:tcBorders>
+            <w:vAlign w:val="center"/>
+          </w:tcPr>
+          <w:p>
+            <w:pPr>
+              <w:spacing w:after="0"/>
+              <w:jc w:val="center"/>
+            </w:pPr>
+            <w:r>
+              <w:t>PCA9685 servo driver (4 servos) initial test</w:t>
+            </w:r>
+          </w:p>
+        </w:tc>
+        <w:tc>
+          <w:tcPr>
+            <w:tcW w:w="3072" w:type="dxa"/>
+            <w:tcBorders>
+              <w:top w:val="single" w:sz="12" w:space="0" w:color="000000" w:themeColor="text1"/>
+              <w:left w:val="single" w:sz="12" w:space="0" w:color="000000" w:themeColor="text1"/>
+              <w:bottom w:val="single" w:sz="12" w:space="0" w:color="000000" w:themeColor="text1"/>
+              <w:right w:val="single" w:sz="12" w:space="0" w:color="000000" w:themeColor="text1"/>
+            </w:tcBorders>
+            <w:vAlign w:val="center"/>
+          </w:tcPr>
+          <w:p>
+            <w:pPr>
+              <w:spacing w:after="0"/>
+              <w:jc w:val="center"/>
+            </w:pPr>
+            <w:r>
+              <w:t>Connected 4 servos to PCA9685 and attempted to control via ESP32 without proper library setup</w:t>
+            </w:r>
+          </w:p>
+        </w:tc>
+        <w:tc>
+          <w:tcPr>
+            <w:tcW w:w="3392" w:type="dxa"/>
+            <w:tcBorders>
+              <w:top w:val="single" w:sz="12" w:space="0" w:color="000000" w:themeColor="text1"/>
+              <w:left w:val="single" w:sz="12" w:space="0" w:color="000000" w:themeColor="text1"/>
+              <w:bottom w:val="single" w:sz="12" w:space="0" w:color="000000" w:themeColor="text1"/>
+              <w:right w:val="single" w:sz="12" w:space="0" w:color="000000" w:themeColor="text1"/>
+            </w:tcBorders>
+            <w:vAlign w:val="center"/>
+          </w:tcPr>
+          <w:p>
+            <w:pPr>
+              <w:spacing w:after="0"/>
+              <w:jc w:val="center"/>
+            </w:pPr>
+            <w:r>
+              <w:t>All 4 servos should respond correctly to control signals</w:t>
+            </w:r>
+          </w:p>
+        </w:tc>
+      </w:tr>
+      <w:tr>
+        <w:trPr>
+          <w:trHeight w:val="94"/>
+        </w:trPr>
+        <w:tc>
+          <w:tcPr>
+            <w:tcW w:w="2925" w:type="dxa"/>
+            <w:tcBorders>
+              <w:top w:val="single" w:sz="12" w:space="0" w:color="000000" w:themeColor="text1"/>
+              <w:left w:val="single" w:sz="12" w:space="0" w:color="000000" w:themeColor="text1"/>
+              <w:bottom w:val="single" w:sz="4" w:space="0" w:color="auto"/>
+              <w:right w:val="single" w:sz="12" w:space="0" w:color="000000" w:themeColor="text1"/>
+            </w:tcBorders>
+            <w:vAlign w:val="center"/>
+          </w:tcPr>
+          <w:p>
+            <w:pPr>
+              <w:spacing w:after="0"/>
+              <w:jc w:val="center"/>
+            </w:pPr>
+            <w:r>
+              <w:t>PCA9685 with proper library setup</w:t>
+            </w:r>
+          </w:p>
+        </w:tc>
+        <w:tc>
+          <w:tcPr>
+            <w:tcW w:w="3072" w:type="dxa"/>
+            <w:tcBorders>
+              <w:top w:val="single" w:sz="12" w:space="0" w:color="000000" w:themeColor="text1"/>
+              <w:left w:val="single" w:sz="12" w:space="0" w:color="000000" w:themeColor="text1"/>
+              <w:bottom w:val="single" w:sz="12" w:space="0" w:color="000000" w:themeColor="text1"/>
+              <w:right w:val="single" w:sz="12" w:space="0" w:color="000000" w:themeColor="text1"/>
+            </w:tcBorders>
+            <w:vAlign w:val="center"/>
+          </w:tcPr>
+          <w:p>
+            <w:pPr>
+              <w:spacing w:after="0"/>
+              <w:jc w:val="center"/>
+            </w:pPr>
+            <w:r>
+              <w:t>Installed required PCA9685 libraries and re-tested control of 4 servos</w:t>
+            </w:r>
+          </w:p>
+        </w:tc>
+        <w:tc>
+          <w:tcPr>
+            <w:tcW w:w="3392" w:type="dxa"/>
+            <w:tcBorders>
+              <w:top w:val="single" w:sz="12" w:space="0" w:color="000000" w:themeColor="text1"/>
+              <w:left w:val="single" w:sz="12" w:space="0" w:color="000000" w:themeColor="text1"/>
+              <w:bottom w:val="single" w:sz="12" w:space="0" w:color="000000" w:themeColor="text1"/>
+              <w:right w:val="single" w:sz="12" w:space="0" w:color="000000" w:themeColor="text1"/>
+            </w:tcBorders>
+            <w:vAlign w:val="center"/>
+          </w:tcPr>
+          <w:p>
+            <w:pPr>
+              <w:spacing w:after="0"/>
+              <w:jc w:val="center"/>
+            </w:pPr>
+            <w:r>
+              <w:t>All servos should move accurately and respond to commands without issues</w:t>
+            </w:r>
+          </w:p>
+        </w:tc>
+      </w:tr>
+      <w:tr>
+        <w:trPr>
+          <w:trHeight w:val="94"/>
+        </w:trPr>
+        <w:tc>
+          <w:tcPr>
+            <w:tcW w:w="2925" w:type="dxa"/>
+            <w:tcBorders>
+              <w:top w:val="single" w:sz="12" w:space="0" w:color="000000" w:themeColor="text1"/>
+              <w:left w:val="single" w:sz="12" w:space="0" w:color="000000" w:themeColor="text1"/>
+              <w:bottom w:val="single" w:sz="4" w:space="0" w:color="auto"/>
+              <w:right w:val="single" w:sz="12" w:space="0" w:color="000000" w:themeColor="text1"/>
+            </w:tcBorders>
+            <w:vAlign w:val="center"/>
+          </w:tcPr>
+          <w:p>
+            <w:pPr>
+              <w:spacing w:after="0"/>
+              <w:jc w:val="center"/>
+            </w:pPr>
+            <w:r>
+              <w:t>LDR module modification test</w:t>
+            </w:r>
+          </w:p>
+        </w:tc>
+        <w:tc>
+          <w:tcPr>
+            <w:tcW w:w="3072" w:type="dxa"/>
+            <w:tcBorders>
+              <w:top w:val="single" w:sz="12" w:space="0" w:color="000000" w:themeColor="text1"/>
+              <w:left w:val="single" w:sz="12" w:space="0" w:color="000000" w:themeColor="text1"/>
+              <w:bottom w:val="single" w:sz="12" w:space="0" w:color="000000" w:themeColor="text1"/>
+              <w:right w:val="single" w:sz="12" w:space="0" w:color="000000" w:themeColor="text1"/>
+            </w:tcBorders>
+            <w:vAlign w:val="center"/>
+          </w:tcPr>
+          <w:p>
+            <w:pPr>
+              <w:spacing w:after="0"/>
+              <w:jc w:val="center"/>
+            </w:pPr>
+            <w:r>
+              <w:t>Cut the existing LDR module and soldered a 12mm analog LDR sensor in place of the original 5mm sensor</w:t>
+            </w:r>
+          </w:p>
+        </w:tc>
+        <w:tc>
+          <w:tcPr>
+            <w:tcW w:w="3392" w:type="dxa"/>
+            <w:tcBorders>
+              <w:top w:val="single" w:sz="12" w:space="0" w:color="000000" w:themeColor="text1"/>
+              <w:left w:val="single" w:sz="12" w:space="0" w:color="000000" w:themeColor="text1"/>
+              <w:bottom w:val="single" w:sz="12" w:space="0" w:color="000000" w:themeColor="text1"/>
+              <w:right w:val="single" w:sz="12" w:space="0" w:color="000000" w:themeColor="text1"/>
+            </w:tcBorders>
+            <w:vAlign w:val="center"/>
+          </w:tcPr>
+          <w:p>
+            <w:pPr>
+              <w:spacing w:after="0"/>
+              <w:jc w:val="center"/>
+            </w:pPr>
+            <w:r>
+              <w:t>Modified LDR should detect light/laser input correctly with improved sensing area</w:t>
+            </w:r>
+          </w:p>
+        </w:tc>
+      </w:tr>
+      <w:tr>
+        <w:trPr>
+          <w:trHeight w:val="94"/>
+        </w:trPr>
+        <w:tc>
+          <w:tcPr>
+            <w:tcW w:w="2925" w:type="dxa"/>
+            <w:tcBorders>
+              <w:top w:val="single" w:sz="12" w:space="0" w:color="000000" w:themeColor="text1"/>
+              <w:left w:val="single" w:sz="12" w:space="0" w:color="000000" w:themeColor="text1"/>
+              <w:bottom w:val="single" w:sz="4" w:space="0" w:color="auto"/>
+              <w:right w:val="single" w:sz="12" w:space="0" w:color="000000" w:themeColor="text1"/>
+            </w:tcBorders>
+            <w:vAlign w:val="center"/>
+          </w:tcPr>
+          <w:p>
+            <w:pPr>
+              <w:spacing w:after="0"/>
+              <w:jc w:val="center"/>
+            </w:pPr>
+            <w:r>
+              <w:t>LCD individual test</w:t>
+            </w:r>
+          </w:p>
+        </w:tc>
+        <w:tc>
+          <w:tcPr>
+            <w:tcW w:w="3072" w:type="dxa"/>
+            <w:tcBorders>
+              <w:top w:val="single" w:sz="12" w:space="0" w:color="000000" w:themeColor="text1"/>
+              <w:left w:val="single" w:sz="12" w:space="0" w:color="000000" w:themeColor="text1"/>
+              <w:bottom w:val="single" w:sz="12" w:space="0" w:color="000000" w:themeColor="text1"/>
+              <w:right w:val="single" w:sz="12" w:space="0" w:color="000000" w:themeColor="text1"/>
+            </w:tcBorders>
+            <w:vAlign w:val="center"/>
+          </w:tcPr>
+          <w:p>
+            <w:pPr>
+              <w:spacing w:after="0"/>
+              <w:jc w:val="center"/>
+            </w:pPr>
+            <w:r>
+              <w:t>Connected LCD to ESP32 and ran test code to display text</w:t>
+            </w:r>
+          </w:p>
+        </w:tc>
+        <w:tc>
+          <w:tcPr>
+            <w:tcW w:w="3392" w:type="dxa"/>
+            <w:tcBorders>
+              <w:top w:val="single" w:sz="12" w:space="0" w:color="000000" w:themeColor="text1"/>
+              <w:left w:val="single" w:sz="12" w:space="0" w:color="000000" w:themeColor="text1"/>
+              <w:bottom w:val="single" w:sz="12" w:space="0" w:color="000000" w:themeColor="text1"/>
+              <w:right w:val="single" w:sz="12" w:space="0" w:color="000000" w:themeColor="text1"/>
+            </w:tcBorders>
+            <w:vAlign w:val="center"/>
+          </w:tcPr>
+          <w:p>
+            <w:pPr>
+              <w:spacing w:after="0"/>
+              <w:jc w:val="center"/>
+            </w:pPr>
+            <w:r>
+              <w:t>LCD should display text clearly without glitches</w:t>
+            </w:r>
+          </w:p>
+        </w:tc>
+      </w:tr>
+      <w:tr>
+        <w:trPr>
+          <w:trHeight w:val="94"/>
+        </w:trPr>
+        <w:tc>
+          <w:tcPr>
+            <w:tcW w:w="2925" w:type="dxa"/>
+            <w:tcBorders>
+              <w:top w:val="single" w:sz="12" w:space="0" w:color="000000" w:themeColor="text1"/>
+              <w:left w:val="single" w:sz="12" w:space="0" w:color="000000" w:themeColor="text1"/>
+              <w:bottom w:val="single" w:sz="4" w:space="0" w:color="auto"/>
+              <w:right w:val="single" w:sz="12" w:space="0" w:color="000000" w:themeColor="text1"/>
+            </w:tcBorders>
+            <w:vAlign w:val="center"/>
+          </w:tcPr>
+          <w:p>
+            <w:pPr>
+              <w:spacing w:after="0"/>
+              <w:jc w:val="center"/>
+            </w:pPr>
+            <w:r>
+              <w:t>Linear rail and belt system test</w:t>
+            </w:r>
+          </w:p>
+        </w:tc>
+        <w:tc>
+          <w:tcPr>
+            <w:tcW w:w="3072" w:type="dxa"/>
+            <w:tcBorders>
+              <w:top w:val="single" w:sz="12" w:space="0" w:color="000000" w:themeColor="text1"/>
+              <w:left w:val="single" w:sz="12" w:space="0" w:color="000000" w:themeColor="text1"/>
+              <w:bottom w:val="single" w:sz="12" w:space="0" w:color="000000" w:themeColor="text1"/>
+              <w:right w:val="single" w:sz="12" w:space="0" w:color="000000" w:themeColor="text1"/>
+            </w:tcBorders>
+            <w:vAlign w:val="center"/>
+          </w:tcPr>
+          <w:p>
+            <w:pPr>
+              <w:spacing w:after="0"/>
+              <w:jc w:val="center"/>
+            </w:pPr>
+            <w:r>
+              <w:t>Integrated stepper motor with GT2 belt and linear rail shaft and tested movement under load</w:t>
+            </w:r>
+          </w:p>
+        </w:tc>
+        <w:tc>
+          <w:tcPr>
+            <w:tcW w:w="3392" w:type="dxa"/>
+            <w:tcBorders>
+              <w:top w:val="single" w:sz="12" w:space="0" w:color="000000" w:themeColor="text1"/>
+              <w:left w:val="single" w:sz="12" w:space="0" w:color="000000" w:themeColor="text1"/>
+              <w:bottom w:val="single" w:sz="12" w:space="0" w:color="000000" w:themeColor="text1"/>
+              <w:right w:val="single" w:sz="12" w:space="0" w:color="000000" w:themeColor="text1"/>
+            </w:tcBorders>
+            <w:vAlign w:val="center"/>
+          </w:tcPr>
+          <w:p>
+            <w:pPr>
+              <w:spacing w:after="0"/>
+              <w:jc w:val="center"/>
+            </w:pPr>
+            <w:r>
+              <w:t>System should move smoothly along the rail and belt should handle load without slipping or stalling</w:t>
+            </w:r>
+          </w:p>
+        </w:tc>
+      </w:tr>
+      <w:tr>
+        <w:trPr>
+          <w:trHeight w:val="94"/>
+        </w:trPr>
+        <w:tc>
+          <w:tcPr>
+            <w:tcW w:w="2925" w:type="dxa"/>
+            <w:tcBorders>
+              <w:top w:val="single" w:sz="12" w:space="0" w:color="000000" w:themeColor="text1"/>
+              <w:left w:val="single" w:sz="12" w:space="0" w:color="000000" w:themeColor="text1"/>
+              <w:bottom w:val="single" w:sz="4" w:space="0" w:color="auto"/>
+              <w:right w:val="single" w:sz="12" w:space="0" w:color="000000" w:themeColor="text1"/>
+            </w:tcBorders>
+            <w:vAlign w:val="center"/>
+          </w:tcPr>
+          <w:p>
+            <w:pPr>
+              <w:spacing w:after="0"/>
+              <w:jc w:val="center"/>
+            </w:pPr>
+            <w:r>
+              <w:t>Xbox controller input test (Python)</w:t>
+            </w:r>
+          </w:p>
+        </w:tc>
+        <w:tc>
+          <w:tcPr>
+            <w:tcW w:w="3072" w:type="dxa"/>
+            <w:tcBorders>
+              <w:top w:val="single" w:sz="12" w:space="0" w:color="000000" w:themeColor="text1"/>
+              <w:left w:val="single" w:sz="12" w:space="0" w:color="000000" w:themeColor="text1"/>
+              <w:bottom w:val="single" w:sz="12" w:space="0" w:color="000000" w:themeColor="text1"/>
+              <w:right w:val="single" w:sz="12" w:space="0" w:color="000000" w:themeColor="text1"/>
+            </w:tcBorders>
+            <w:vAlign w:val="center"/>
+          </w:tcPr>
+          <w:p>
+            <w:pPr>
+              <w:spacing w:after="0"/>
+              <w:jc w:val="center"/>
+            </w:pPr>
+            <w:r>
+              <w:t xml:space="preserve">Ran a local Python script to read analog values from the </w:t>
+            </w:r>
+            <w:r>
+              <w:lastRenderedPageBreak/>
+              <w:t>Xbox controller joystick inputs</w:t>
+            </w:r>
+          </w:p>
+        </w:tc>
+        <w:tc>
+          <w:tcPr>
+            <w:tcW w:w="3392" w:type="dxa"/>
+            <w:tcBorders>
+              <w:top w:val="single" w:sz="12" w:space="0" w:color="000000" w:themeColor="text1"/>
+              <w:left w:val="single" w:sz="12" w:space="0" w:color="000000" w:themeColor="text1"/>
+              <w:bottom w:val="single" w:sz="12" w:space="0" w:color="000000" w:themeColor="text1"/>
+              <w:right w:val="single" w:sz="12" w:space="0" w:color="000000" w:themeColor="text1"/>
+            </w:tcBorders>
+            <w:vAlign w:val="center"/>
+          </w:tcPr>
+          <w:p>
+            <w:pPr>
+              <w:spacing w:after="0"/>
+              <w:jc w:val="center"/>
+            </w:pPr>
+            <w:r>
+              <w:lastRenderedPageBreak/>
+              <w:t>Analog values should be read correctly and reflect joystick movement accurately</w:t>
+            </w:r>
+          </w:p>
+        </w:tc>
+      </w:tr>
+      <w:tr>
+        <w:trPr>
+          <w:trHeight w:val="94"/>
+        </w:trPr>
+        <w:tc>
+          <w:tcPr>
+            <w:tcW w:w="2925" w:type="dxa"/>
+            <w:tcBorders>
+              <w:top w:val="single" w:sz="12" w:space="0" w:color="000000" w:themeColor="text1"/>
+              <w:left w:val="single" w:sz="12" w:space="0" w:color="000000" w:themeColor="text1"/>
+              <w:bottom w:val="single" w:sz="4" w:space="0" w:color="auto"/>
+              <w:right w:val="single" w:sz="12" w:space="0" w:color="000000" w:themeColor="text1"/>
+            </w:tcBorders>
+            <w:vAlign w:val="center"/>
+          </w:tcPr>
+          <w:p>
+            <w:pPr>
+              <w:spacing w:after="0"/>
+              <w:jc w:val="center"/>
+            </w:pPr>
+            <w:r>
+              <w:t>ESP32 servo control through main.py</w:t>
+            </w:r>
+          </w:p>
+        </w:tc>
+        <w:tc>
+          <w:tcPr>
+            <w:tcW w:w="3072" w:type="dxa"/>
+            <w:tcBorders>
+              <w:top w:val="single" w:sz="12" w:space="0" w:color="000000" w:themeColor="text1"/>
+              <w:left w:val="single" w:sz="12" w:space="0" w:color="000000" w:themeColor="text1"/>
+              <w:bottom w:val="single" w:sz="12" w:space="0" w:color="000000" w:themeColor="text1"/>
+              <w:right w:val="single" w:sz="12" w:space="0" w:color="000000" w:themeColor="text1"/>
+            </w:tcBorders>
+            <w:vAlign w:val="center"/>
+          </w:tcPr>
+          <w:p>
+            <w:pPr>
+              <w:spacing w:after="0"/>
+              <w:jc w:val="center"/>
+            </w:pPr>
+            <w:r>
+              <w:t>Uploaded main.py to the ESP32 to read incoming control values and move the servos accordingly</w:t>
+            </w:r>
+          </w:p>
+        </w:tc>
+        <w:tc>
+          <w:tcPr>
+            <w:tcW w:w="3392" w:type="dxa"/>
+            <w:tcBorders>
+              <w:top w:val="single" w:sz="12" w:space="0" w:color="000000" w:themeColor="text1"/>
+              <w:left w:val="single" w:sz="12" w:space="0" w:color="000000" w:themeColor="text1"/>
+              <w:bottom w:val="single" w:sz="12" w:space="0" w:color="000000" w:themeColor="text1"/>
+              <w:right w:val="single" w:sz="12" w:space="0" w:color="000000" w:themeColor="text1"/>
+            </w:tcBorders>
+            <w:vAlign w:val="center"/>
+          </w:tcPr>
+          <w:p>
+            <w:pPr>
+              <w:spacing w:after="0"/>
+              <w:jc w:val="center"/>
+            </w:pPr>
+            <w:r>
+              <w:t>Servos should respond correctly to the received input values and move smoothly in the intended direction</w:t>
+            </w:r>
+          </w:p>
+        </w:tc>
+      </w:tr>
+      <w:tr>
+        <w:trPr>
+          <w:trHeight w:val="94"/>
+        </w:trPr>
+        <w:tc>
+          <w:tcPr>
+            <w:tcW w:w="2925" w:type="dxa"/>
+            <w:tcBorders>
+              <w:top w:val="single" w:sz="12" w:space="0" w:color="000000" w:themeColor="text1"/>
+              <w:left w:val="single" w:sz="12" w:space="0" w:color="000000" w:themeColor="text1"/>
+              <w:bottom w:val="single" w:sz="4" w:space="0" w:color="auto"/>
+              <w:right w:val="single" w:sz="12" w:space="0" w:color="000000" w:themeColor="text1"/>
+            </w:tcBorders>
+            <w:vAlign w:val="center"/>
+          </w:tcPr>
+          <w:p>
+            <w:pPr>
+              <w:spacing w:after="0"/>
+              <w:jc w:val="center"/>
+            </w:pPr>
+            <w:r>
+              <w:t>Breadboard circuit test</w:t>
+            </w:r>
+          </w:p>
+        </w:tc>
+        <w:tc>
+          <w:tcPr>
+            <w:tcW w:w="3072" w:type="dxa"/>
+            <w:tcBorders>
+              <w:top w:val="single" w:sz="12" w:space="0" w:color="000000" w:themeColor="text1"/>
+              <w:left w:val="single" w:sz="12" w:space="0" w:color="000000" w:themeColor="text1"/>
+              <w:bottom w:val="single" w:sz="12" w:space="0" w:color="000000" w:themeColor="text1"/>
+              <w:right w:val="single" w:sz="12" w:space="0" w:color="000000" w:themeColor="text1"/>
+            </w:tcBorders>
+            <w:vAlign w:val="center"/>
+          </w:tcPr>
+          <w:p>
+            <w:pPr>
+              <w:spacing w:after="0"/>
+              <w:jc w:val="center"/>
+            </w:pPr>
+            <w:r>
+              <w:t>Assembled full circuit on breadboard connecting ESP32, sensors, drivers, and output components</w:t>
+            </w:r>
+          </w:p>
+        </w:tc>
+        <w:tc>
+          <w:tcPr>
+            <w:tcW w:w="3392" w:type="dxa"/>
+            <w:tcBorders>
+              <w:top w:val="single" w:sz="12" w:space="0" w:color="000000" w:themeColor="text1"/>
+              <w:left w:val="single" w:sz="12" w:space="0" w:color="000000" w:themeColor="text1"/>
+              <w:bottom w:val="single" w:sz="12" w:space="0" w:color="000000" w:themeColor="text1"/>
+              <w:right w:val="single" w:sz="12" w:space="0" w:color="000000" w:themeColor="text1"/>
+            </w:tcBorders>
+            <w:vAlign w:val="center"/>
+          </w:tcPr>
+          <w:p>
+            <w:pPr>
+              <w:spacing w:after="0"/>
+              <w:jc w:val="center"/>
+            </w:pPr>
+            <w:r>
+              <w:t>All components should power on and communicate correctly without loose connections or faults</w:t>
+            </w:r>
+          </w:p>
+        </w:tc>
+      </w:tr>
+      <w:tr>
+        <w:trPr>
+          <w:trHeight w:val="94"/>
+        </w:trPr>
+        <w:tc>
+          <w:tcPr>
+            <w:tcW w:w="2925" w:type="dxa"/>
+            <w:tcBorders>
+              <w:bottom w:val="single" w:sz="4" w:space="0" w:color="auto"/>
+            </w:tcBorders>
+          </w:tcPr>
+          <w:p>
+            <w:pPr>
+              <w:spacing w:after="0"/>
+            </w:pPr>
+          </w:p>
+        </w:tc>
+        <w:tc>
+          <w:tcPr>
+            <w:tcW w:w="3072" w:type="dxa"/>
+          </w:tcPr>
+          <w:p>
+            <w:pPr>
+              <w:spacing w:after="0"/>
+            </w:pPr>
+          </w:p>
+        </w:tc>
+        <w:tc>
+          <w:tcPr>
+            <w:tcW w:w="3392" w:type="dxa"/>
+          </w:tcPr>
+          <w:p>
+            <w:pPr>
+              <w:spacing w:after="0"/>
+            </w:pPr>
+          </w:p>
+        </w:tc>
+      </w:tr>
+    </w:tbl>
+    <w:p/>
+    <w:p>
+      <w:pPr>
+        <w:pStyle w:val="Heading3"/>
+        <w:spacing w:before="281" w:after="281"/>
+      </w:pPr>
+      <w:r>
+        <w:rPr>
+          <w:rFonts w:ascii="Aptos Display" w:eastAsia="Aptos Display" w:hAnsi="Aptos Display" w:cs="Aptos Display"/>
+          <w:b/>
+          <w:bCs/>
+        </w:rPr>
+        <w:t>2</w:t>
+      </w:r>
+      <w:r>
+        <w:rPr>
+          <w:rFonts w:ascii="Aptos Display" w:eastAsia="Aptos Display" w:hAnsi="Aptos Display" w:cs="Aptos Display"/>
+          <w:b/>
+          <w:bCs/>
+        </w:rPr>
+        <w:t>. User Testing</w:t>
+      </w:r>
+    </w:p>
+    <w:p>
+      <w:pPr>
+        <w:pStyle w:val="ListParagraph"/>
+        <w:numPr>
+          <w:ilvl w:val="0"/>
+          <w:numId w:val="6"/>
+        </w:numPr>
+        <w:rPr>
+          <w:rFonts w:ascii="Aptos Display" w:eastAsia="Aptos Display" w:hAnsi="Aptos Display" w:cs="Aptos Display"/>
+          <w:b/>
+          <w:bCs/>
+          <w:i/>
+          <w:iCs/>
+          <w:color w:val="7F7F7F" w:themeColor="text1" w:themeTint="80"/>
+          <w:lang w:val="en-IN"/>
+        </w:rPr>
+      </w:pPr>
+      <w:r>
+        <w:rPr>
+          <w:rFonts w:ascii="Aptos Display" w:eastAsia="Aptos Display" w:hAnsi="Aptos Display" w:cs="Aptos Display"/>
+          <w:b/>
+          <w:bCs/>
+          <w:i/>
+          <w:iCs/>
+          <w:color w:val="7F7F7F" w:themeColor="text1" w:themeTint="80"/>
+          <w:lang w:val="en-IN"/>
+        </w:rPr>
+        <w:t>Who were the users?</w:t>
+      </w:r>
+    </w:p>
+    <w:p>
+      <w:pPr>
+        <w:rPr>
+          <w:rFonts w:ascii="Aptos Display" w:eastAsia="Aptos Display" w:hAnsi="Aptos Display" w:cs="Aptos Display"/>
+          <w:i/>
+          <w:iCs/>
+          <w:color w:val="7F7F7F" w:themeColor="text1" w:themeTint="80"/>
+          <w:lang w:val="en-IN"/>
+        </w:rPr>
+      </w:pPr>
+      <w:r>
+        <w:rPr>
+          <w:rFonts w:ascii="Aptos Display" w:eastAsia="Aptos Display" w:hAnsi="Aptos Display" w:cs="Aptos Display"/>
+          <w:i/>
+          <w:iCs/>
+          <w:color w:val="7F7F7F" w:themeColor="text1" w:themeTint="80"/>
+        </w:rPr>
+        <w:t>We were the primary users during the initial stages of testing</w:t>
+      </w:r>
+      <w:r>
+        <w:rPr>
+          <w:rFonts w:ascii="Aptos Display" w:eastAsia="Aptos Display" w:hAnsi="Aptos Display" w:cs="Aptos Display"/>
+          <w:i/>
+          <w:iCs/>
+          <w:color w:val="7F7F7F" w:themeColor="text1" w:themeTint="80"/>
+          <w:lang w:val="en-IN"/>
+        </w:rPr>
+        <w:t>. Later, Affan was involved as a user to test the interaction with the controller and laser system.</w:t>
+      </w:r>
+    </w:p>
+    <w:p>
+      <w:pPr>
+        <w:pStyle w:val="ListParagraph"/>
+        <w:numPr>
+          <w:ilvl w:val="0"/>
+          <w:numId w:val="6"/>
+        </w:numPr>
+        <w:rPr>
+          <w:rFonts w:ascii="Aptos Display" w:eastAsia="Aptos Display" w:hAnsi="Aptos Display" w:cs="Aptos Display"/>
+          <w:b/>
+          <w:bCs/>
+          <w:i/>
+          <w:iCs/>
+          <w:color w:val="7F7F7F" w:themeColor="text1" w:themeTint="80"/>
+          <w:lang w:val="en-IN"/>
+        </w:rPr>
+      </w:pPr>
+      <w:r>
+        <w:rPr>
+          <w:rFonts w:ascii="Aptos Display" w:eastAsia="Aptos Display" w:hAnsi="Aptos Display" w:cs="Aptos Display"/>
+          <w:b/>
+          <w:bCs/>
+          <w:i/>
+          <w:iCs/>
+          <w:color w:val="7F7F7F" w:themeColor="text1" w:themeTint="80"/>
+          <w:lang w:val="en-IN"/>
+        </w:rPr>
+        <w:t>What tasks were given?</w:t>
+      </w:r>
+    </w:p>
+    <w:p>
+      <w:pPr>
+        <w:rPr>
+          <w:rFonts w:ascii="Aptos Display" w:eastAsia="Aptos Display" w:hAnsi="Aptos Display" w:cs="Aptos Display"/>
+          <w:i/>
+          <w:iCs/>
+          <w:color w:val="7F7F7F" w:themeColor="text1" w:themeTint="80"/>
+          <w:lang w:val="en-IN"/>
+        </w:rPr>
+      </w:pPr>
+      <w:r>
+        <w:rPr>
+          <w:rFonts w:ascii="Aptos Display" w:eastAsia="Aptos Display" w:hAnsi="Aptos Display" w:cs="Aptos Display"/>
+          <w:i/>
+          <w:iCs/>
+          <w:color w:val="7F7F7F" w:themeColor="text1" w:themeTint="80"/>
+          <w:lang w:val="en-IN"/>
+        </w:rPr>
+        <w:t>Initially, we tested the core game logic using the breadboard circuit setup. This involved verifying whether the sequence display, input, and response system worked as intended.</w:t>
+      </w:r>
+    </w:p>
+    <w:p>
+      <w:pPr>
+        <w:rPr>
+          <w:rFonts w:ascii="Aptos Display" w:eastAsia="Aptos Display" w:hAnsi="Aptos Display" w:cs="Aptos Display"/>
+          <w:i/>
+          <w:iCs/>
+          <w:color w:val="7F7F7F" w:themeColor="text1" w:themeTint="80"/>
+          <w:lang w:val="en-IN"/>
+        </w:rPr>
+      </w:pPr>
+      <w:r>
+        <w:rPr>
+          <w:rFonts w:ascii="Aptos Display" w:eastAsia="Aptos Display" w:hAnsi="Aptos Display" w:cs="Aptos Display"/>
+          <w:i/>
+          <w:iCs/>
+          <w:color w:val="7F7F7F" w:themeColor="text1" w:themeTint="80"/>
+          <w:lang w:val="en-IN"/>
+        </w:rPr>
+        <w:t>After that, Affan was given the task of using the controller to move the laser and aim at the LDR targets. This test focused on checking the accuracy of laser movement, responsiveness of the control system, and whether the LDRs correctly detected the laser hits.</w:t>
+      </w:r>
+    </w:p>
+    <w:p/>
+    <w:p>
+      <w:pPr>
+        <w:pStyle w:val="Heading3"/>
+        <w:spacing w:before="281" w:after="281"/>
+        <w:rPr>
+          <w:rFonts w:ascii="Aptos Display" w:eastAsia="Aptos Display" w:hAnsi="Aptos Display" w:cs="Aptos Display"/>
+          <w:b/>
+          <w:bCs/>
+        </w:rPr>
+      </w:pPr>
+      <w:r>
+        <w:rPr>
+          <w:rFonts w:ascii="Aptos Display" w:eastAsia="Aptos Display" w:hAnsi="Aptos Display" w:cs="Aptos Display"/>
+          <w:b/>
+          <w:bCs/>
+        </w:rPr>
+        <w:t>3</w:t>
+      </w:r>
+      <w:r>
+        <w:rPr>
+          <w:rFonts w:ascii="Aptos Display" w:eastAsia="Aptos Display" w:hAnsi="Aptos Display" w:cs="Aptos Display"/>
+          <w:b/>
+          <w:bCs/>
+        </w:rPr>
+        <w:t>. Results</w:t>
+      </w:r>
+    </w:p>
+    <w:tbl>
+      <w:tblPr>
+        <w:tblW w:w="0" w:type="auto"/>
+        <w:tblBorders>
+          <w:top w:val="single" w:sz="12" w:space="0" w:color="000000" w:themeColor="text1"/>
+          <w:left w:val="single" w:sz="12" w:space="0" w:color="000000" w:themeColor="text1"/>
+          <w:bottom w:val="single" w:sz="12" w:space="0" w:color="000000" w:themeColor="text1"/>
+          <w:right w:val="single" w:sz="12" w:space="0" w:color="000000" w:themeColor="text1"/>
+          <w:insideH w:val="single" w:sz="12" w:space="0" w:color="000000" w:themeColor="text1"/>
+          <w:insideV w:val="single" w:sz="12" w:space="0" w:color="000000" w:themeColor="text1"/>
+        </w:tblBorders>
+        <w:tblLook w:val="06A0" w:firstRow="1" w:lastRow="0" w:firstColumn="1" w:lastColumn="0" w:noHBand="1" w:noVBand="1"/>
+      </w:tblPr>
+      <w:tblGrid>
+        <w:gridCol w:w="2456"/>
+        <w:gridCol w:w="3353"/>
+        <w:gridCol w:w="3521"/>
       </w:tblGrid>
       <w:tr>
         <w:trPr>
@@ -105,19 +1079,28 @@
         </w:trPr>
         <w:tc>
           <w:tcPr>
-            <w:tcW w:w="2955" w:type="dxa"/>
-            <w:tcMar/>
-            <w:vAlign w:val="center"/>
-          </w:tcPr>
-          <w:p>
-            <w:pPr>
-              <w:spacing w:before="0" w:beforeAutospacing="off" w:after="0" w:afterAutospacing="off"/>
-              <w:jc w:val="center"/>
-            </w:pPr>
-            <w:r>
-              <w:rPr>
-                <w:b w:val="1"/>
-                <w:bCs w:val="1"/>
+            <w:tcW w:w="2456" w:type="dxa"/>
+            <w:tcBorders>
+              <w:top w:val="single" w:sz="12" w:space="0" w:color="000000" w:themeColor="text1"/>
+              <w:left w:val="single" w:sz="12" w:space="0" w:color="000000" w:themeColor="text1"/>
+              <w:bottom w:val="single" w:sz="12" w:space="0" w:color="000000" w:themeColor="text1"/>
+              <w:right w:val="single" w:sz="12" w:space="0" w:color="000000" w:themeColor="text1"/>
+            </w:tcBorders>
+            <w:vAlign w:val="center"/>
+          </w:tcPr>
+          <w:p>
+            <w:pPr>
+              <w:spacing w:after="0"/>
+              <w:jc w:val="center"/>
+              <w:rPr>
+                <w:b/>
+                <w:bCs/>
+              </w:rPr>
+            </w:pPr>
+            <w:r>
+              <w:rPr>
+                <w:b/>
+                <w:bCs/>
               </w:rPr>
               <w:t>Test</w:t>
             </w:r>
@@ -125,41 +1108,59 @@
         </w:tc>
         <w:tc>
           <w:tcPr>
-            <w:tcW w:w="3103" w:type="dxa"/>
-            <w:tcMar/>
-            <w:vAlign w:val="center"/>
-          </w:tcPr>
-          <w:p>
-            <w:pPr>
-              <w:spacing w:before="0" w:beforeAutospacing="off" w:after="0" w:afterAutospacing="off"/>
-              <w:jc w:val="center"/>
-            </w:pPr>
-            <w:r>
-              <w:rPr>
-                <w:b w:val="1"/>
-                <w:bCs w:val="1"/>
-              </w:rPr>
-              <w:t>Method</w:t>
-            </w:r>
-          </w:p>
-        </w:tc>
-        <w:tc>
-          <w:tcPr>
-            <w:tcW w:w="3422" w:type="dxa"/>
-            <w:tcMar/>
-            <w:vAlign w:val="center"/>
-          </w:tcPr>
-          <w:p>
-            <w:pPr>
-              <w:spacing w:before="0" w:beforeAutospacing="off" w:after="0" w:afterAutospacing="off"/>
-              <w:jc w:val="center"/>
-            </w:pPr>
-            <w:r>
-              <w:rPr>
-                <w:b w:val="1"/>
-                <w:bCs w:val="1"/>
-              </w:rPr>
-              <w:t>Expected Result</w:t>
+            <w:tcW w:w="3353" w:type="dxa"/>
+            <w:tcBorders>
+              <w:top w:val="single" w:sz="12" w:space="0" w:color="000000" w:themeColor="text1"/>
+              <w:left w:val="single" w:sz="12" w:space="0" w:color="000000" w:themeColor="text1"/>
+              <w:bottom w:val="single" w:sz="12" w:space="0" w:color="000000" w:themeColor="text1"/>
+              <w:right w:val="single" w:sz="12" w:space="0" w:color="000000" w:themeColor="text1"/>
+            </w:tcBorders>
+            <w:vAlign w:val="center"/>
+          </w:tcPr>
+          <w:p>
+            <w:pPr>
+              <w:spacing w:after="0"/>
+              <w:jc w:val="center"/>
+              <w:rPr>
+                <w:b/>
+                <w:bCs/>
+              </w:rPr>
+            </w:pPr>
+            <w:r>
+              <w:rPr>
+                <w:b/>
+                <w:bCs/>
+              </w:rPr>
+              <w:t>Outcome</w:t>
+            </w:r>
+          </w:p>
+        </w:tc>
+        <w:tc>
+          <w:tcPr>
+            <w:tcW w:w="3521" w:type="dxa"/>
+            <w:tcBorders>
+              <w:top w:val="single" w:sz="12" w:space="0" w:color="000000" w:themeColor="text1"/>
+              <w:left w:val="single" w:sz="12" w:space="0" w:color="000000" w:themeColor="text1"/>
+              <w:bottom w:val="single" w:sz="12" w:space="0" w:color="000000" w:themeColor="text1"/>
+              <w:right w:val="single" w:sz="12" w:space="0" w:color="000000" w:themeColor="text1"/>
+            </w:tcBorders>
+            <w:vAlign w:val="center"/>
+          </w:tcPr>
+          <w:p>
+            <w:pPr>
+              <w:spacing w:after="0"/>
+              <w:jc w:val="center"/>
+              <w:rPr>
+                <w:b/>
+                <w:bCs/>
+              </w:rPr>
+            </w:pPr>
+            <w:r>
+              <w:rPr>
+                <w:b/>
+                <w:bCs/>
+              </w:rPr>
+              <w:t>Pass/Fail</w:t>
             </w:r>
           </w:p>
         </w:tc>
@@ -170,306 +1171,88 @@
         </w:trPr>
         <w:tc>
           <w:tcPr>
-            <w:tcW w:w="2955" w:type="dxa"/>
-            <w:tcMar/>
-            <w:vAlign w:val="center"/>
-          </w:tcPr>
-          <w:p>
-            <w:pPr>
-              <w:pStyle w:val="Normal"/>
-              <w:spacing w:before="0" w:beforeAutospacing="off" w:after="0" w:afterAutospacing="off"/>
-              <w:ind w:left="0"/>
-              <w:rPr>
-                <w:rFonts w:ascii="Aptos Display" w:hAnsi="Aptos Display" w:eastAsia="Aptos Display" w:cs="Aptos Display"/>
-                <w:i w:val="1"/>
-                <w:iCs w:val="1"/>
-                <w:noProof w:val="0"/>
-                <w:color w:val="7F7F7F" w:themeColor="text1" w:themeTint="80" w:themeShade="FF"/>
-                <w:sz w:val="24"/>
-                <w:szCs w:val="24"/>
-                <w:lang w:val="en-US"/>
-              </w:rPr>
-            </w:pPr>
-            <w:r>
-              <w:rPr>
-                <w:rFonts w:ascii="Aptos Display" w:hAnsi="Aptos Display" w:eastAsia="Aptos Display" w:cs="Aptos Display"/>
-                <w:i w:val="1"/>
-                <w:iCs w:val="1"/>
-                <w:noProof w:val="0"/>
-                <w:color w:val="7F7F7F" w:themeColor="text1" w:themeTint="80" w:themeShade="FF"/>
-                <w:sz w:val="24"/>
-                <w:szCs w:val="24"/>
-                <w:lang w:val="en-US"/>
-              </w:rPr>
-              <w:t>What are you testing? (Usability, performance, etc.)</w:t>
-            </w:r>
-          </w:p>
-          <w:p>
-            <w:pPr>
-              <w:pStyle w:val="Normal"/>
-              <w:bidi w:val="0"/>
-              <w:jc w:val="center"/>
-              <w:rPr>
-                <w:b w:val="1"/>
-                <w:bCs w:val="1"/>
-              </w:rPr>
-            </w:pPr>
-          </w:p>
-        </w:tc>
-        <w:tc>
-          <w:tcPr>
-            <w:tcW w:w="3103" w:type="dxa"/>
-            <w:tcMar/>
-            <w:vAlign w:val="center"/>
-          </w:tcPr>
-          <w:p>
-            <w:pPr>
-              <w:pStyle w:val="Normal"/>
-              <w:bidi w:val="0"/>
-              <w:jc w:val="center"/>
-              <w:rPr>
-                <w:b w:val="1"/>
-                <w:bCs w:val="1"/>
-              </w:rPr>
-            </w:pPr>
-          </w:p>
-        </w:tc>
-        <w:tc>
-          <w:tcPr>
-            <w:tcW w:w="3422" w:type="dxa"/>
-            <w:tcMar/>
-            <w:vAlign w:val="center"/>
-          </w:tcPr>
-          <w:p>
-            <w:pPr>
-              <w:pStyle w:val="Normal"/>
-              <w:bidi w:val="0"/>
-              <w:jc w:val="center"/>
-              <w:rPr>
-                <w:b w:val="1"/>
-                <w:bCs w:val="1"/>
-              </w:rPr>
-            </w:pPr>
-          </w:p>
-        </w:tc>
-      </w:tr>
-    </w:tbl>
-    <w:p xmlns:wp14="http://schemas.microsoft.com/office/word/2010/wordml" wp14:paraId="3095D712" wp14:textId="675D7FF5"/>
-    <w:p xmlns:wp14="http://schemas.microsoft.com/office/word/2010/wordml" wp14:paraId="05A5747D" wp14:textId="1BEFBCD1">
-      <w:pPr>
-        <w:pStyle w:val="Heading3"/>
-        <w:bidi w:val="0"/>
-        <w:spacing w:before="281" w:beforeAutospacing="off" w:after="281" w:afterAutospacing="off"/>
-      </w:pPr>
-      <w:r>
-        <w:rPr>
-          <w:rFonts w:ascii="Aptos Display" w:hAnsi="Aptos Display" w:eastAsia="Aptos Display" w:cs="Aptos Display"/>
-          <w:b w:val="1"/>
-          <w:bCs w:val="1"/>
-          <w:noProof w:val="0"/>
-          <w:sz w:val="28"/>
-          <w:szCs w:val="28"/>
-          <w:lang w:val="en-US"/>
-        </w:rPr>
-        <w:t>2</w:t>
-      </w:r>
-      <w:r>
-        <w:rPr>
-          <w:rFonts w:ascii="Aptos Display" w:hAnsi="Aptos Display" w:eastAsia="Aptos Display" w:cs="Aptos Display"/>
-          <w:b w:val="1"/>
-          <w:bCs w:val="1"/>
-          <w:noProof w:val="0"/>
-          <w:sz w:val="28"/>
-          <w:szCs w:val="28"/>
-          <w:lang w:val="en-US"/>
-        </w:rPr>
-        <w:t>. User Testing</w:t>
-      </w:r>
-    </w:p>
-    <w:p xmlns:wp14="http://schemas.microsoft.com/office/word/2010/wordml" wp14:paraId="053EDE15" wp14:textId="1B735140">
-      <w:pPr>
-        <w:pStyle w:val="ListParagraph"/>
-        <w:numPr>
-          <w:ilvl w:val="0"/>
-          <w:numId w:val="2"/>
-        </w:numPr>
-        <w:bidi w:val="0"/>
-        <w:spacing w:before="0" w:beforeAutospacing="off" w:after="0" w:afterAutospacing="off"/>
-        <w:rPr>
-          <w:rFonts w:ascii="Aptos Display" w:hAnsi="Aptos Display" w:eastAsia="Aptos Display" w:cs="Aptos Display"/>
-          <w:i w:val="1"/>
-          <w:iCs w:val="1"/>
-          <w:noProof w:val="0"/>
-          <w:color w:val="7F7F7F" w:themeColor="text1" w:themeTint="80" w:themeShade="FF"/>
-          <w:sz w:val="24"/>
-          <w:szCs w:val="24"/>
-          <w:lang w:val="en-US"/>
-        </w:rPr>
-      </w:pPr>
-      <w:r>
-        <w:rPr>
-          <w:rFonts w:ascii="Aptos Display" w:hAnsi="Aptos Display" w:eastAsia="Aptos Display" w:cs="Aptos Display"/>
-          <w:i w:val="1"/>
-          <w:iCs w:val="1"/>
-          <w:noProof w:val="0"/>
-          <w:color w:val="7F7F7F" w:themeColor="text1" w:themeTint="80" w:themeShade="FF"/>
-          <w:sz w:val="24"/>
-          <w:szCs w:val="24"/>
-          <w:lang w:val="en-US"/>
-        </w:rPr>
-        <w:t xml:space="preserve">Who were the users? </w:t>
-      </w:r>
-    </w:p>
-    <w:p xmlns:wp14="http://schemas.microsoft.com/office/word/2010/wordml" wp14:paraId="5921EC42" wp14:textId="2E0AFF64">
-      <w:pPr>
-        <w:pStyle w:val="ListParagraph"/>
-        <w:numPr>
-          <w:ilvl w:val="0"/>
-          <w:numId w:val="2"/>
-        </w:numPr>
-        <w:bidi w:val="0"/>
-        <w:spacing w:before="0" w:beforeAutospacing="off" w:after="0" w:afterAutospacing="off"/>
-        <w:rPr>
-          <w:rFonts w:ascii="Aptos Display" w:hAnsi="Aptos Display" w:eastAsia="Aptos Display" w:cs="Aptos Display"/>
-          <w:i w:val="1"/>
-          <w:iCs w:val="1"/>
-          <w:noProof w:val="0"/>
-          <w:color w:val="7F7F7F" w:themeColor="text1" w:themeTint="80" w:themeShade="FF"/>
-          <w:sz w:val="24"/>
-          <w:szCs w:val="24"/>
-          <w:lang w:val="en-US"/>
-        </w:rPr>
-      </w:pPr>
-      <w:r>
-        <w:rPr>
-          <w:rFonts w:ascii="Aptos Display" w:hAnsi="Aptos Display" w:eastAsia="Aptos Display" w:cs="Aptos Display"/>
-          <w:i w:val="1"/>
-          <w:iCs w:val="1"/>
-          <w:noProof w:val="0"/>
-          <w:color w:val="7F7F7F" w:themeColor="text1" w:themeTint="80" w:themeShade="FF"/>
-          <w:sz w:val="24"/>
-          <w:szCs w:val="24"/>
-          <w:lang w:val="en-US"/>
-        </w:rPr>
-        <w:t xml:space="preserve">What tasks were given? </w:t>
-      </w:r>
-    </w:p>
-    <w:p xmlns:wp14="http://schemas.microsoft.com/office/word/2010/wordml" wp14:paraId="7C87555B" wp14:textId="6C6815B3"/>
-    <w:p xmlns:wp14="http://schemas.microsoft.com/office/word/2010/wordml" wp14:paraId="79BD42C1" wp14:textId="51AFE4E7">
-      <w:pPr>
-        <w:pStyle w:val="Heading3"/>
-        <w:bidi w:val="0"/>
-        <w:spacing w:before="281" w:beforeAutospacing="off" w:after="281" w:afterAutospacing="off"/>
-      </w:pPr>
-      <w:r>
-        <w:rPr>
-          <w:rFonts w:ascii="Aptos Display" w:hAnsi="Aptos Display" w:eastAsia="Aptos Display" w:cs="Aptos Display"/>
-          <w:b w:val="1"/>
-          <w:bCs w:val="1"/>
-          <w:noProof w:val="0"/>
-          <w:sz w:val="28"/>
-          <w:szCs w:val="28"/>
-          <w:lang w:val="en-US"/>
-        </w:rPr>
-        <w:t>3</w:t>
-      </w:r>
-      <w:r>
-        <w:rPr>
-          <w:rFonts w:ascii="Aptos Display" w:hAnsi="Aptos Display" w:eastAsia="Aptos Display" w:cs="Aptos Display"/>
-          <w:b w:val="1"/>
-          <w:bCs w:val="1"/>
-          <w:noProof w:val="0"/>
-          <w:sz w:val="28"/>
-          <w:szCs w:val="28"/>
-          <w:lang w:val="en-US"/>
-        </w:rPr>
-        <w:t>. Results</w:t>
-      </w:r>
-    </w:p>
-    <w:tbl>
-      <w:tblPr>
-        <w:tblStyle w:val="TableNormal"/>
-        <w:bidiVisual w:val="0"/>
-        <w:tblW w:w="0" w:type="auto"/>
-        <w:tblBorders>
-          <w:top w:val="single" w:color="000000" w:themeColor="text1" w:sz="12"/>
-          <w:left w:val="single" w:color="000000" w:themeColor="text1" w:sz="12"/>
-          <w:bottom w:val="single" w:color="000000" w:themeColor="text1" w:sz="12"/>
-          <w:right w:val="single" w:color="000000" w:themeColor="text1" w:sz="12"/>
-          <w:insideH w:val="single" w:color="000000" w:themeColor="text1" w:sz="12"/>
-          <w:insideV w:val="single" w:color="000000" w:themeColor="text1" w:sz="12"/>
-        </w:tblBorders>
-        <w:tblLook w:val="06A0" w:firstRow="1" w:lastRow="0" w:firstColumn="1" w:lastColumn="0" w:noHBand="1" w:noVBand="1"/>
-      </w:tblPr>
-      <w:tblGrid>
-        <w:gridCol w:w="2490"/>
-        <w:gridCol w:w="3403"/>
-        <w:gridCol w:w="3586"/>
-      </w:tblGrid>
-      <w:tr>
-        <w:trPr>
-          <w:trHeight w:val="300"/>
-        </w:trPr>
-        <w:tc>
-          <w:tcPr>
-            <w:tcW w:w="2490" w:type="dxa"/>
-            <w:tcMar/>
-            <w:vAlign w:val="center"/>
-          </w:tcPr>
-          <w:p>
-            <w:pPr>
-              <w:bidi w:val="0"/>
-              <w:spacing w:before="0" w:beforeAutospacing="off" w:after="0" w:afterAutospacing="off"/>
-              <w:jc w:val="center"/>
-            </w:pPr>
-            <w:r>
-              <w:rPr>
-                <w:b w:val="1"/>
-                <w:bCs w:val="1"/>
-              </w:rPr>
-              <w:t>Test</w:t>
-            </w:r>
-          </w:p>
-        </w:tc>
-        <w:tc>
-          <w:tcPr>
-            <w:tcW w:w="3403" w:type="dxa"/>
-            <w:tcMar/>
-            <w:vAlign w:val="center"/>
-          </w:tcPr>
-          <w:p>
-            <w:pPr>
-              <w:bidi w:val="0"/>
-              <w:spacing w:before="0" w:beforeAutospacing="off" w:after="0" w:afterAutospacing="off"/>
-              <w:jc w:val="center"/>
-            </w:pPr>
-            <w:r>
-              <w:rPr>
-                <w:b w:val="1"/>
-                <w:bCs w:val="1"/>
-              </w:rPr>
-              <w:t>Outcome</w:t>
-            </w:r>
-          </w:p>
-        </w:tc>
-        <w:tc>
-          <w:tcPr>
-            <w:tcW w:w="3586" w:type="dxa"/>
-            <w:tcMar/>
-            <w:vAlign w:val="center"/>
-          </w:tcPr>
-          <w:p>
-            <w:pPr>
-              <w:bidi w:val="0"/>
-              <w:spacing w:before="0" w:beforeAutospacing="off" w:after="0" w:afterAutospacing="off"/>
-              <w:jc w:val="center"/>
-            </w:pPr>
-            <w:r>
-              <w:rPr>
-                <w:b w:val="1"/>
-                <w:bCs w:val="1"/>
-              </w:rPr>
-              <w:t>Pass/Fail</w:t>
+            <w:tcW w:w="2456" w:type="dxa"/>
+            <w:tcBorders>
+              <w:top w:val="single" w:sz="12" w:space="0" w:color="000000" w:themeColor="text1"/>
+              <w:left w:val="single" w:sz="12" w:space="0" w:color="000000" w:themeColor="text1"/>
+              <w:bottom w:val="single" w:sz="12" w:space="0" w:color="000000" w:themeColor="text1"/>
+              <w:right w:val="single" w:sz="12" w:space="0" w:color="000000" w:themeColor="text1"/>
+            </w:tcBorders>
+            <w:vAlign w:val="center"/>
+          </w:tcPr>
+          <w:p>
+            <w:pPr>
+              <w:spacing w:after="0"/>
+              <w:jc w:val="center"/>
+              <w:rPr>
+                <w:b/>
+                <w:bCs/>
+              </w:rPr>
+            </w:pPr>
+            <w:r>
+              <w:rPr>
+                <w:b/>
+                <w:bCs/>
+              </w:rPr>
+              <w:t>Stepper motor individual test with DRV8825</w:t>
+            </w:r>
+          </w:p>
+        </w:tc>
+        <w:tc>
+          <w:tcPr>
+            <w:tcW w:w="3353" w:type="dxa"/>
+            <w:tcBorders>
+              <w:top w:val="single" w:sz="12" w:space="0" w:color="000000" w:themeColor="text1"/>
+              <w:left w:val="single" w:sz="12" w:space="0" w:color="000000" w:themeColor="text1"/>
+              <w:bottom w:val="single" w:sz="12" w:space="0" w:color="000000" w:themeColor="text1"/>
+              <w:right w:val="single" w:sz="12" w:space="0" w:color="000000" w:themeColor="text1"/>
+            </w:tcBorders>
+            <w:vAlign w:val="center"/>
+          </w:tcPr>
+          <w:p>
+            <w:pPr>
+              <w:spacing w:after="0"/>
+              <w:jc w:val="center"/>
+              <w:rPr>
+                <w:b/>
+                <w:bCs/>
+              </w:rPr>
+            </w:pPr>
+            <w:r>
+              <w:rPr>
+                <w:b/>
+                <w:bCs/>
+              </w:rPr>
+              <w:t>Motor rotated successfully in both directions when tested individually</w:t>
+            </w:r>
+          </w:p>
+        </w:tc>
+        <w:tc>
+          <w:tcPr>
+            <w:tcW w:w="3521" w:type="dxa"/>
+            <w:tcBorders>
+              <w:top w:val="single" w:sz="12" w:space="0" w:color="000000" w:themeColor="text1"/>
+              <w:left w:val="single" w:sz="12" w:space="0" w:color="000000" w:themeColor="text1"/>
+              <w:bottom w:val="single" w:sz="12" w:space="0" w:color="000000" w:themeColor="text1"/>
+              <w:right w:val="single" w:sz="12" w:space="0" w:color="000000" w:themeColor="text1"/>
+            </w:tcBorders>
+            <w:vAlign w:val="center"/>
+          </w:tcPr>
+          <w:p>
+            <w:pPr>
+              <w:spacing w:after="0"/>
+              <w:jc w:val="center"/>
+              <w:rPr>
+                <w:b/>
+                <w:bCs/>
+              </w:rPr>
+            </w:pPr>
+            <w:r>
+              <w:rPr>
+                <w:b/>
+                <w:bCs/>
+              </w:rPr>
+              <w:t>Pass</w:t>
             </w:r>
           </w:p>
         </w:tc>
@@ -480,216 +1263,1175 @@
         </w:trPr>
         <w:tc>
           <w:tcPr>
-            <w:tcW w:w="2490" w:type="dxa"/>
-            <w:tcMar/>
-            <w:vAlign w:val="center"/>
-          </w:tcPr>
-          <w:p>
-            <w:pPr>
-              <w:pStyle w:val="Normal"/>
-              <w:bidi w:val="0"/>
-              <w:jc w:val="center"/>
-              <w:rPr>
-                <w:b w:val="1"/>
-                <w:bCs w:val="1"/>
-              </w:rPr>
-            </w:pPr>
-          </w:p>
-        </w:tc>
-        <w:tc>
-          <w:tcPr>
-            <w:tcW w:w="3403" w:type="dxa"/>
-            <w:tcMar/>
-            <w:vAlign w:val="center"/>
-          </w:tcPr>
-          <w:p>
-            <w:pPr>
-              <w:pStyle w:val="Normal"/>
-              <w:bidi w:val="0"/>
-              <w:jc w:val="center"/>
-              <w:rPr>
-                <w:b w:val="1"/>
-                <w:bCs w:val="1"/>
-              </w:rPr>
-            </w:pPr>
-          </w:p>
-        </w:tc>
-        <w:tc>
-          <w:tcPr>
-            <w:tcW w:w="3586" w:type="dxa"/>
-            <w:tcMar/>
-            <w:vAlign w:val="center"/>
-          </w:tcPr>
-          <w:p>
-            <w:pPr>
-              <w:pStyle w:val="Normal"/>
-              <w:bidi w:val="0"/>
-              <w:jc w:val="center"/>
-              <w:rPr>
-                <w:b w:val="1"/>
-                <w:bCs w:val="1"/>
-              </w:rPr>
-            </w:pPr>
+            <w:tcW w:w="2456" w:type="dxa"/>
+            <w:tcBorders>
+              <w:top w:val="single" w:sz="12" w:space="0" w:color="000000" w:themeColor="text1"/>
+              <w:left w:val="single" w:sz="12" w:space="0" w:color="000000" w:themeColor="text1"/>
+              <w:bottom w:val="single" w:sz="12" w:space="0" w:color="000000" w:themeColor="text1"/>
+              <w:right w:val="single" w:sz="12" w:space="0" w:color="000000" w:themeColor="text1"/>
+            </w:tcBorders>
+            <w:vAlign w:val="center"/>
+          </w:tcPr>
+          <w:p>
+            <w:pPr>
+              <w:spacing w:after="0"/>
+              <w:jc w:val="center"/>
+              <w:rPr>
+                <w:b/>
+                <w:bCs/>
+              </w:rPr>
+            </w:pPr>
+            <w:r>
+              <w:rPr>
+                <w:b/>
+                <w:bCs/>
+              </w:rPr>
+              <w:t>Joystick module centering test</w:t>
+            </w:r>
+          </w:p>
+        </w:tc>
+        <w:tc>
+          <w:tcPr>
+            <w:tcW w:w="3353" w:type="dxa"/>
+            <w:tcBorders>
+              <w:top w:val="single" w:sz="12" w:space="0" w:color="000000" w:themeColor="text1"/>
+              <w:left w:val="single" w:sz="12" w:space="0" w:color="000000" w:themeColor="text1"/>
+              <w:bottom w:val="single" w:sz="12" w:space="0" w:color="000000" w:themeColor="text1"/>
+              <w:right w:val="single" w:sz="12" w:space="0" w:color="000000" w:themeColor="text1"/>
+            </w:tcBorders>
+            <w:vAlign w:val="center"/>
+          </w:tcPr>
+          <w:p>
+            <w:pPr>
+              <w:spacing w:after="0"/>
+              <w:jc w:val="center"/>
+              <w:rPr>
+                <w:b/>
+                <w:bCs/>
+              </w:rPr>
+            </w:pPr>
+            <w:r>
+              <w:rPr>
+                <w:b/>
+                <w:bCs/>
+              </w:rPr>
+              <w:t>Joystick did not return consistent center values and showed drift</w:t>
+            </w:r>
+          </w:p>
+        </w:tc>
+        <w:tc>
+          <w:tcPr>
+            <w:tcW w:w="3521" w:type="dxa"/>
+            <w:tcBorders>
+              <w:top w:val="single" w:sz="12" w:space="0" w:color="000000" w:themeColor="text1"/>
+              <w:left w:val="single" w:sz="12" w:space="0" w:color="000000" w:themeColor="text1"/>
+              <w:bottom w:val="single" w:sz="12" w:space="0" w:color="000000" w:themeColor="text1"/>
+              <w:right w:val="single" w:sz="12" w:space="0" w:color="000000" w:themeColor="text1"/>
+            </w:tcBorders>
+            <w:vAlign w:val="center"/>
+          </w:tcPr>
+          <w:p>
+            <w:pPr>
+              <w:spacing w:after="0"/>
+              <w:jc w:val="center"/>
+              <w:rPr>
+                <w:b/>
+                <w:bCs/>
+              </w:rPr>
+            </w:pPr>
+            <w:r>
+              <w:rPr>
+                <w:b/>
+                <w:bCs/>
+              </w:rPr>
+              <w:t>Fail</w:t>
+            </w:r>
+          </w:p>
+        </w:tc>
+      </w:tr>
+      <w:tr>
+        <w:trPr>
+          <w:trHeight w:val="300"/>
+        </w:trPr>
+        <w:tc>
+          <w:tcPr>
+            <w:tcW w:w="2456" w:type="dxa"/>
+            <w:tcBorders>
+              <w:top w:val="single" w:sz="12" w:space="0" w:color="000000" w:themeColor="text1"/>
+              <w:left w:val="single" w:sz="12" w:space="0" w:color="000000" w:themeColor="text1"/>
+              <w:bottom w:val="single" w:sz="12" w:space="0" w:color="000000" w:themeColor="text1"/>
+              <w:right w:val="single" w:sz="12" w:space="0" w:color="000000" w:themeColor="text1"/>
+            </w:tcBorders>
+            <w:vAlign w:val="center"/>
+          </w:tcPr>
+          <w:p>
+            <w:pPr>
+              <w:spacing w:after="0"/>
+              <w:jc w:val="center"/>
+              <w:rPr>
+                <w:b/>
+                <w:bCs/>
+              </w:rPr>
+            </w:pPr>
+            <w:r>
+              <w:rPr>
+                <w:b/>
+                <w:bCs/>
+              </w:rPr>
+              <w:lastRenderedPageBreak/>
+              <w:t>PCA9685 servo driver (4 servos) initial test</w:t>
+            </w:r>
+          </w:p>
+        </w:tc>
+        <w:tc>
+          <w:tcPr>
+            <w:tcW w:w="3353" w:type="dxa"/>
+            <w:tcBorders>
+              <w:top w:val="single" w:sz="12" w:space="0" w:color="000000" w:themeColor="text1"/>
+              <w:left w:val="single" w:sz="12" w:space="0" w:color="000000" w:themeColor="text1"/>
+              <w:bottom w:val="single" w:sz="12" w:space="0" w:color="000000" w:themeColor="text1"/>
+              <w:right w:val="single" w:sz="12" w:space="0" w:color="000000" w:themeColor="text1"/>
+            </w:tcBorders>
+            <w:vAlign w:val="center"/>
+          </w:tcPr>
+          <w:p>
+            <w:pPr>
+              <w:spacing w:after="0"/>
+              <w:jc w:val="center"/>
+              <w:rPr>
+                <w:b/>
+                <w:bCs/>
+              </w:rPr>
+            </w:pPr>
+            <w:r>
+              <w:rPr>
+                <w:b/>
+                <w:bCs/>
+              </w:rPr>
+              <w:t>Servos did not respond correctly due to missing library setup</w:t>
+            </w:r>
+          </w:p>
+        </w:tc>
+        <w:tc>
+          <w:tcPr>
+            <w:tcW w:w="3521" w:type="dxa"/>
+            <w:tcBorders>
+              <w:top w:val="single" w:sz="12" w:space="0" w:color="000000" w:themeColor="text1"/>
+              <w:left w:val="single" w:sz="12" w:space="0" w:color="000000" w:themeColor="text1"/>
+              <w:bottom w:val="single" w:sz="12" w:space="0" w:color="000000" w:themeColor="text1"/>
+              <w:right w:val="single" w:sz="12" w:space="0" w:color="000000" w:themeColor="text1"/>
+            </w:tcBorders>
+            <w:vAlign w:val="center"/>
+          </w:tcPr>
+          <w:p>
+            <w:pPr>
+              <w:spacing w:after="0"/>
+              <w:jc w:val="center"/>
+              <w:rPr>
+                <w:b/>
+                <w:bCs/>
+              </w:rPr>
+            </w:pPr>
+            <w:r>
+              <w:rPr>
+                <w:b/>
+                <w:bCs/>
+              </w:rPr>
+              <w:t>Fail</w:t>
+            </w:r>
+          </w:p>
+        </w:tc>
+      </w:tr>
+      <w:tr>
+        <w:trPr>
+          <w:trHeight w:val="300"/>
+        </w:trPr>
+        <w:tc>
+          <w:tcPr>
+            <w:tcW w:w="2456" w:type="dxa"/>
+            <w:tcBorders>
+              <w:top w:val="single" w:sz="12" w:space="0" w:color="000000" w:themeColor="text1"/>
+              <w:left w:val="single" w:sz="12" w:space="0" w:color="000000" w:themeColor="text1"/>
+              <w:bottom w:val="single" w:sz="12" w:space="0" w:color="000000" w:themeColor="text1"/>
+              <w:right w:val="single" w:sz="12" w:space="0" w:color="000000" w:themeColor="text1"/>
+            </w:tcBorders>
+            <w:vAlign w:val="center"/>
+          </w:tcPr>
+          <w:p>
+            <w:pPr>
+              <w:spacing w:after="0"/>
+              <w:jc w:val="center"/>
+              <w:rPr>
+                <w:b/>
+                <w:bCs/>
+              </w:rPr>
+            </w:pPr>
+            <w:r>
+              <w:rPr>
+                <w:b/>
+                <w:bCs/>
+              </w:rPr>
+              <w:t>PCA9685 with proper library setup</w:t>
+            </w:r>
+          </w:p>
+        </w:tc>
+        <w:tc>
+          <w:tcPr>
+            <w:tcW w:w="3353" w:type="dxa"/>
+            <w:tcBorders>
+              <w:top w:val="single" w:sz="12" w:space="0" w:color="000000" w:themeColor="text1"/>
+              <w:left w:val="single" w:sz="12" w:space="0" w:color="000000" w:themeColor="text1"/>
+              <w:bottom w:val="single" w:sz="12" w:space="0" w:color="000000" w:themeColor="text1"/>
+              <w:right w:val="single" w:sz="12" w:space="0" w:color="000000" w:themeColor="text1"/>
+            </w:tcBorders>
+            <w:vAlign w:val="center"/>
+          </w:tcPr>
+          <w:p>
+            <w:pPr>
+              <w:spacing w:after="0"/>
+              <w:jc w:val="center"/>
+              <w:rPr>
+                <w:b/>
+                <w:bCs/>
+              </w:rPr>
+            </w:pPr>
+            <w:r>
+              <w:rPr>
+                <w:b/>
+                <w:bCs/>
+              </w:rPr>
+              <w:t>After installing libraries, all 4 servos worked properly and responded as expected</w:t>
+            </w:r>
+          </w:p>
+        </w:tc>
+        <w:tc>
+          <w:tcPr>
+            <w:tcW w:w="3521" w:type="dxa"/>
+            <w:tcBorders>
+              <w:top w:val="single" w:sz="12" w:space="0" w:color="000000" w:themeColor="text1"/>
+              <w:left w:val="single" w:sz="12" w:space="0" w:color="000000" w:themeColor="text1"/>
+              <w:bottom w:val="single" w:sz="12" w:space="0" w:color="000000" w:themeColor="text1"/>
+              <w:right w:val="single" w:sz="12" w:space="0" w:color="000000" w:themeColor="text1"/>
+            </w:tcBorders>
+            <w:vAlign w:val="center"/>
+          </w:tcPr>
+          <w:p>
+            <w:pPr>
+              <w:spacing w:after="0"/>
+              <w:jc w:val="center"/>
+              <w:rPr>
+                <w:b/>
+                <w:bCs/>
+              </w:rPr>
+            </w:pPr>
+            <w:r>
+              <w:rPr>
+                <w:b/>
+                <w:bCs/>
+              </w:rPr>
+              <w:t>Pass</w:t>
+            </w:r>
+          </w:p>
+        </w:tc>
+      </w:tr>
+      <w:tr>
+        <w:trPr>
+          <w:trHeight w:val="300"/>
+        </w:trPr>
+        <w:tc>
+          <w:tcPr>
+            <w:tcW w:w="2456" w:type="dxa"/>
+            <w:tcBorders>
+              <w:top w:val="single" w:sz="12" w:space="0" w:color="000000" w:themeColor="text1"/>
+              <w:left w:val="single" w:sz="12" w:space="0" w:color="000000" w:themeColor="text1"/>
+              <w:bottom w:val="single" w:sz="12" w:space="0" w:color="000000" w:themeColor="text1"/>
+              <w:right w:val="single" w:sz="12" w:space="0" w:color="000000" w:themeColor="text1"/>
+            </w:tcBorders>
+            <w:vAlign w:val="center"/>
+          </w:tcPr>
+          <w:p>
+            <w:pPr>
+              <w:spacing w:after="0"/>
+              <w:jc w:val="center"/>
+              <w:rPr>
+                <w:b/>
+                <w:bCs/>
+              </w:rPr>
+            </w:pPr>
+            <w:r>
+              <w:rPr>
+                <w:b/>
+                <w:bCs/>
+              </w:rPr>
+              <w:t>LDR module modification test</w:t>
+            </w:r>
+          </w:p>
+        </w:tc>
+        <w:tc>
+          <w:tcPr>
+            <w:tcW w:w="3353" w:type="dxa"/>
+            <w:tcBorders>
+              <w:top w:val="single" w:sz="12" w:space="0" w:color="000000" w:themeColor="text1"/>
+              <w:left w:val="single" w:sz="12" w:space="0" w:color="000000" w:themeColor="text1"/>
+              <w:bottom w:val="single" w:sz="12" w:space="0" w:color="000000" w:themeColor="text1"/>
+              <w:right w:val="single" w:sz="12" w:space="0" w:color="000000" w:themeColor="text1"/>
+            </w:tcBorders>
+            <w:vAlign w:val="center"/>
+          </w:tcPr>
+          <w:p>
+            <w:pPr>
+              <w:spacing w:after="0"/>
+              <w:jc w:val="center"/>
+              <w:rPr>
+                <w:b/>
+                <w:bCs/>
+              </w:rPr>
+            </w:pPr>
+            <w:r>
+              <w:rPr>
+                <w:b/>
+                <w:bCs/>
+              </w:rPr>
+              <w:t xml:space="preserve">Modified module successfully detected light input after </w:t>
+            </w:r>
+            <w:proofErr w:type="gramStart"/>
+            <w:r>
+              <w:rPr>
+                <w:b/>
+                <w:bCs/>
+              </w:rPr>
+              <w:t>replacing</w:t>
+            </w:r>
+            <w:proofErr w:type="gramEnd"/>
+            <w:r>
+              <w:rPr>
+                <w:b/>
+                <w:bCs/>
+              </w:rPr>
+              <w:t xml:space="preserve"> with 12mm LDR</w:t>
+            </w:r>
+          </w:p>
+        </w:tc>
+        <w:tc>
+          <w:tcPr>
+            <w:tcW w:w="3521" w:type="dxa"/>
+            <w:tcBorders>
+              <w:top w:val="single" w:sz="12" w:space="0" w:color="000000" w:themeColor="text1"/>
+              <w:left w:val="single" w:sz="12" w:space="0" w:color="000000" w:themeColor="text1"/>
+              <w:bottom w:val="single" w:sz="12" w:space="0" w:color="000000" w:themeColor="text1"/>
+              <w:right w:val="single" w:sz="12" w:space="0" w:color="000000" w:themeColor="text1"/>
+            </w:tcBorders>
+            <w:vAlign w:val="center"/>
+          </w:tcPr>
+          <w:p>
+            <w:pPr>
+              <w:spacing w:after="0"/>
+              <w:jc w:val="center"/>
+              <w:rPr>
+                <w:b/>
+                <w:bCs/>
+              </w:rPr>
+            </w:pPr>
+            <w:r>
+              <w:rPr>
+                <w:b/>
+                <w:bCs/>
+              </w:rPr>
+              <w:t>Pass</w:t>
+            </w:r>
+          </w:p>
+        </w:tc>
+      </w:tr>
+      <w:tr>
+        <w:trPr>
+          <w:trHeight w:val="300"/>
+        </w:trPr>
+        <w:tc>
+          <w:tcPr>
+            <w:tcW w:w="2456" w:type="dxa"/>
+            <w:tcBorders>
+              <w:top w:val="single" w:sz="12" w:space="0" w:color="000000" w:themeColor="text1"/>
+              <w:left w:val="single" w:sz="12" w:space="0" w:color="000000" w:themeColor="text1"/>
+              <w:bottom w:val="single" w:sz="12" w:space="0" w:color="000000" w:themeColor="text1"/>
+              <w:right w:val="single" w:sz="12" w:space="0" w:color="000000" w:themeColor="text1"/>
+            </w:tcBorders>
+            <w:vAlign w:val="center"/>
+          </w:tcPr>
+          <w:p>
+            <w:pPr>
+              <w:spacing w:after="0"/>
+              <w:jc w:val="center"/>
+              <w:rPr>
+                <w:b/>
+                <w:bCs/>
+              </w:rPr>
+            </w:pPr>
+            <w:r>
+              <w:rPr>
+                <w:b/>
+                <w:bCs/>
+              </w:rPr>
+              <w:t>LCD individual test</w:t>
+            </w:r>
+          </w:p>
+        </w:tc>
+        <w:tc>
+          <w:tcPr>
+            <w:tcW w:w="3353" w:type="dxa"/>
+            <w:tcBorders>
+              <w:top w:val="single" w:sz="12" w:space="0" w:color="000000" w:themeColor="text1"/>
+              <w:left w:val="single" w:sz="12" w:space="0" w:color="000000" w:themeColor="text1"/>
+              <w:bottom w:val="single" w:sz="12" w:space="0" w:color="000000" w:themeColor="text1"/>
+              <w:right w:val="single" w:sz="12" w:space="0" w:color="000000" w:themeColor="text1"/>
+            </w:tcBorders>
+            <w:vAlign w:val="center"/>
+          </w:tcPr>
+          <w:p>
+            <w:pPr>
+              <w:spacing w:after="0"/>
+              <w:jc w:val="center"/>
+              <w:rPr>
+                <w:b/>
+                <w:bCs/>
+              </w:rPr>
+            </w:pPr>
+            <w:r>
+              <w:rPr>
+                <w:b/>
+                <w:bCs/>
+              </w:rPr>
+              <w:t>LCD displayed text correctly during testing</w:t>
+            </w:r>
+          </w:p>
+        </w:tc>
+        <w:tc>
+          <w:tcPr>
+            <w:tcW w:w="3521" w:type="dxa"/>
+            <w:tcBorders>
+              <w:top w:val="single" w:sz="12" w:space="0" w:color="000000" w:themeColor="text1"/>
+              <w:left w:val="single" w:sz="12" w:space="0" w:color="000000" w:themeColor="text1"/>
+              <w:bottom w:val="single" w:sz="12" w:space="0" w:color="000000" w:themeColor="text1"/>
+              <w:right w:val="single" w:sz="12" w:space="0" w:color="000000" w:themeColor="text1"/>
+            </w:tcBorders>
+            <w:vAlign w:val="center"/>
+          </w:tcPr>
+          <w:p>
+            <w:pPr>
+              <w:spacing w:after="0"/>
+              <w:jc w:val="center"/>
+              <w:rPr>
+                <w:b/>
+                <w:bCs/>
+              </w:rPr>
+            </w:pPr>
+            <w:r>
+              <w:rPr>
+                <w:b/>
+                <w:bCs/>
+              </w:rPr>
+              <w:t>Pass</w:t>
+            </w:r>
+          </w:p>
+        </w:tc>
+      </w:tr>
+      <w:tr>
+        <w:trPr>
+          <w:trHeight w:val="300"/>
+        </w:trPr>
+        <w:tc>
+          <w:tcPr>
+            <w:tcW w:w="2456" w:type="dxa"/>
+            <w:tcBorders>
+              <w:top w:val="single" w:sz="12" w:space="0" w:color="000000" w:themeColor="text1"/>
+              <w:left w:val="single" w:sz="12" w:space="0" w:color="000000" w:themeColor="text1"/>
+              <w:bottom w:val="single" w:sz="12" w:space="0" w:color="000000" w:themeColor="text1"/>
+              <w:right w:val="single" w:sz="12" w:space="0" w:color="000000" w:themeColor="text1"/>
+            </w:tcBorders>
+            <w:vAlign w:val="center"/>
+          </w:tcPr>
+          <w:p>
+            <w:pPr>
+              <w:spacing w:after="0"/>
+              <w:jc w:val="center"/>
+              <w:rPr>
+                <w:b/>
+                <w:bCs/>
+              </w:rPr>
+            </w:pPr>
+            <w:r>
+              <w:rPr>
+                <w:b/>
+                <w:bCs/>
+              </w:rPr>
+              <w:t>Linear rail and belt system test</w:t>
+            </w:r>
+          </w:p>
+        </w:tc>
+        <w:tc>
+          <w:tcPr>
+            <w:tcW w:w="3353" w:type="dxa"/>
+            <w:tcBorders>
+              <w:top w:val="single" w:sz="12" w:space="0" w:color="000000" w:themeColor="text1"/>
+              <w:left w:val="single" w:sz="12" w:space="0" w:color="000000" w:themeColor="text1"/>
+              <w:bottom w:val="single" w:sz="12" w:space="0" w:color="000000" w:themeColor="text1"/>
+              <w:right w:val="single" w:sz="12" w:space="0" w:color="000000" w:themeColor="text1"/>
+            </w:tcBorders>
+            <w:vAlign w:val="center"/>
+          </w:tcPr>
+          <w:p>
+            <w:pPr>
+              <w:spacing w:after="0"/>
+              <w:jc w:val="center"/>
+              <w:rPr>
+                <w:b/>
+                <w:bCs/>
+              </w:rPr>
+            </w:pPr>
+            <w:r>
+              <w:rPr>
+                <w:b/>
+                <w:bCs/>
+              </w:rPr>
+              <w:t>System showed heavy vibration, inconsistent movement, and belt failed to pull the load due to stepper driver and torque limitations</w:t>
+            </w:r>
+          </w:p>
+        </w:tc>
+        <w:tc>
+          <w:tcPr>
+            <w:tcW w:w="3521" w:type="dxa"/>
+            <w:tcBorders>
+              <w:top w:val="single" w:sz="12" w:space="0" w:color="000000" w:themeColor="text1"/>
+              <w:left w:val="single" w:sz="12" w:space="0" w:color="000000" w:themeColor="text1"/>
+              <w:bottom w:val="single" w:sz="12" w:space="0" w:color="000000" w:themeColor="text1"/>
+              <w:right w:val="single" w:sz="12" w:space="0" w:color="000000" w:themeColor="text1"/>
+            </w:tcBorders>
+            <w:vAlign w:val="center"/>
+          </w:tcPr>
+          <w:p>
+            <w:pPr>
+              <w:spacing w:after="0"/>
+              <w:jc w:val="center"/>
+              <w:rPr>
+                <w:b/>
+                <w:bCs/>
+              </w:rPr>
+            </w:pPr>
+            <w:r>
+              <w:rPr>
+                <w:b/>
+                <w:bCs/>
+              </w:rPr>
+              <w:t>Fail</w:t>
+            </w:r>
+          </w:p>
+        </w:tc>
+      </w:tr>
+      <w:tr>
+        <w:trPr>
+          <w:trHeight w:val="300"/>
+        </w:trPr>
+        <w:tc>
+          <w:tcPr>
+            <w:tcW w:w="2456" w:type="dxa"/>
+            <w:tcBorders>
+              <w:top w:val="single" w:sz="12" w:space="0" w:color="000000" w:themeColor="text1"/>
+              <w:left w:val="single" w:sz="12" w:space="0" w:color="000000" w:themeColor="text1"/>
+              <w:bottom w:val="single" w:sz="12" w:space="0" w:color="000000" w:themeColor="text1"/>
+              <w:right w:val="single" w:sz="12" w:space="0" w:color="000000" w:themeColor="text1"/>
+            </w:tcBorders>
+            <w:vAlign w:val="center"/>
+          </w:tcPr>
+          <w:p>
+            <w:pPr>
+              <w:spacing w:after="0"/>
+              <w:jc w:val="center"/>
+              <w:rPr>
+                <w:b/>
+                <w:bCs/>
+              </w:rPr>
+            </w:pPr>
+            <w:r>
+              <w:rPr>
+                <w:b/>
+                <w:bCs/>
+              </w:rPr>
+              <w:t>Xbox controller input test (Python)</w:t>
+            </w:r>
+          </w:p>
+        </w:tc>
+        <w:tc>
+          <w:tcPr>
+            <w:tcW w:w="3353" w:type="dxa"/>
+            <w:tcBorders>
+              <w:top w:val="single" w:sz="12" w:space="0" w:color="000000" w:themeColor="text1"/>
+              <w:left w:val="single" w:sz="12" w:space="0" w:color="000000" w:themeColor="text1"/>
+              <w:bottom w:val="single" w:sz="12" w:space="0" w:color="000000" w:themeColor="text1"/>
+              <w:right w:val="single" w:sz="12" w:space="0" w:color="000000" w:themeColor="text1"/>
+            </w:tcBorders>
+            <w:vAlign w:val="center"/>
+          </w:tcPr>
+          <w:p>
+            <w:pPr>
+              <w:spacing w:after="0"/>
+              <w:jc w:val="center"/>
+              <w:rPr>
+                <w:b/>
+                <w:bCs/>
+              </w:rPr>
+            </w:pPr>
+            <w:r>
+              <w:rPr>
+                <w:b/>
+                <w:bCs/>
+              </w:rPr>
+              <w:t>Python script successfully read analog values from the controller and reflected movement accurately</w:t>
+            </w:r>
+          </w:p>
+        </w:tc>
+        <w:tc>
+          <w:tcPr>
+            <w:tcW w:w="3521" w:type="dxa"/>
+            <w:tcBorders>
+              <w:top w:val="single" w:sz="12" w:space="0" w:color="000000" w:themeColor="text1"/>
+              <w:left w:val="single" w:sz="12" w:space="0" w:color="000000" w:themeColor="text1"/>
+              <w:bottom w:val="single" w:sz="12" w:space="0" w:color="000000" w:themeColor="text1"/>
+              <w:right w:val="single" w:sz="12" w:space="0" w:color="000000" w:themeColor="text1"/>
+            </w:tcBorders>
+            <w:vAlign w:val="center"/>
+          </w:tcPr>
+          <w:p>
+            <w:pPr>
+              <w:spacing w:after="0"/>
+              <w:jc w:val="center"/>
+              <w:rPr>
+                <w:b/>
+                <w:bCs/>
+              </w:rPr>
+            </w:pPr>
+            <w:r>
+              <w:rPr>
+                <w:b/>
+                <w:bCs/>
+              </w:rPr>
+              <w:t>Pass</w:t>
+            </w:r>
+          </w:p>
+        </w:tc>
+      </w:tr>
+      <w:tr>
+        <w:trPr>
+          <w:trHeight w:val="300"/>
+        </w:trPr>
+        <w:tc>
+          <w:tcPr>
+            <w:tcW w:w="2456" w:type="dxa"/>
+            <w:tcBorders>
+              <w:top w:val="single" w:sz="12" w:space="0" w:color="000000" w:themeColor="text1"/>
+              <w:left w:val="single" w:sz="12" w:space="0" w:color="000000" w:themeColor="text1"/>
+              <w:bottom w:val="single" w:sz="12" w:space="0" w:color="000000" w:themeColor="text1"/>
+              <w:right w:val="single" w:sz="12" w:space="0" w:color="000000" w:themeColor="text1"/>
+            </w:tcBorders>
+            <w:vAlign w:val="center"/>
+          </w:tcPr>
+          <w:p>
+            <w:pPr>
+              <w:spacing w:after="0"/>
+              <w:jc w:val="center"/>
+              <w:rPr>
+                <w:b/>
+                <w:bCs/>
+              </w:rPr>
+            </w:pPr>
+            <w:r>
+              <w:rPr>
+                <w:b/>
+                <w:bCs/>
+              </w:rPr>
+              <w:t>ESP32 servo control through main.py</w:t>
+            </w:r>
+          </w:p>
+        </w:tc>
+        <w:tc>
+          <w:tcPr>
+            <w:tcW w:w="3353" w:type="dxa"/>
+            <w:tcBorders>
+              <w:top w:val="single" w:sz="12" w:space="0" w:color="000000" w:themeColor="text1"/>
+              <w:left w:val="single" w:sz="12" w:space="0" w:color="000000" w:themeColor="text1"/>
+              <w:bottom w:val="single" w:sz="12" w:space="0" w:color="000000" w:themeColor="text1"/>
+              <w:right w:val="single" w:sz="12" w:space="0" w:color="000000" w:themeColor="text1"/>
+            </w:tcBorders>
+            <w:vAlign w:val="center"/>
+          </w:tcPr>
+          <w:p>
+            <w:pPr>
+              <w:spacing w:after="0"/>
+              <w:jc w:val="center"/>
+              <w:rPr>
+                <w:b/>
+                <w:bCs/>
+              </w:rPr>
+            </w:pPr>
+            <w:r>
+              <w:rPr>
+                <w:b/>
+                <w:bCs/>
+              </w:rPr>
+              <w:t>main.py controlled the servos correctly with a slight delay in response, but overall functionality was accurate</w:t>
+            </w:r>
+          </w:p>
+        </w:tc>
+        <w:tc>
+          <w:tcPr>
+            <w:tcW w:w="3521" w:type="dxa"/>
+            <w:tcBorders>
+              <w:top w:val="single" w:sz="12" w:space="0" w:color="000000" w:themeColor="text1"/>
+              <w:left w:val="single" w:sz="12" w:space="0" w:color="000000" w:themeColor="text1"/>
+              <w:bottom w:val="single" w:sz="12" w:space="0" w:color="000000" w:themeColor="text1"/>
+              <w:right w:val="single" w:sz="12" w:space="0" w:color="000000" w:themeColor="text1"/>
+            </w:tcBorders>
+            <w:vAlign w:val="center"/>
+          </w:tcPr>
+          <w:p>
+            <w:pPr>
+              <w:spacing w:after="0"/>
+              <w:jc w:val="center"/>
+              <w:rPr>
+                <w:b/>
+                <w:bCs/>
+              </w:rPr>
+            </w:pPr>
+            <w:r>
+              <w:rPr>
+                <w:b/>
+                <w:bCs/>
+              </w:rPr>
+              <w:t>Pass</w:t>
+            </w:r>
+          </w:p>
+        </w:tc>
+      </w:tr>
+      <w:tr>
+        <w:trPr>
+          <w:trHeight w:val="300"/>
+        </w:trPr>
+        <w:tc>
+          <w:tcPr>
+            <w:tcW w:w="2456" w:type="dxa"/>
+            <w:tcBorders>
+              <w:top w:val="single" w:sz="12" w:space="0" w:color="000000" w:themeColor="text1"/>
+              <w:left w:val="single" w:sz="12" w:space="0" w:color="000000" w:themeColor="text1"/>
+              <w:bottom w:val="single" w:sz="12" w:space="0" w:color="000000" w:themeColor="text1"/>
+              <w:right w:val="single" w:sz="12" w:space="0" w:color="000000" w:themeColor="text1"/>
+            </w:tcBorders>
+            <w:vAlign w:val="center"/>
+          </w:tcPr>
+          <w:p>
+            <w:pPr>
+              <w:spacing w:after="0"/>
+              <w:jc w:val="center"/>
+              <w:rPr>
+                <w:b/>
+                <w:bCs/>
+              </w:rPr>
+            </w:pPr>
+            <w:r>
+              <w:rPr>
+                <w:b/>
+                <w:bCs/>
+              </w:rPr>
+              <w:t>Breadboard circuit test</w:t>
+            </w:r>
+          </w:p>
+        </w:tc>
+        <w:tc>
+          <w:tcPr>
+            <w:tcW w:w="3353" w:type="dxa"/>
+            <w:tcBorders>
+              <w:top w:val="single" w:sz="12" w:space="0" w:color="000000" w:themeColor="text1"/>
+              <w:left w:val="single" w:sz="12" w:space="0" w:color="000000" w:themeColor="text1"/>
+              <w:bottom w:val="single" w:sz="12" w:space="0" w:color="000000" w:themeColor="text1"/>
+              <w:right w:val="single" w:sz="12" w:space="0" w:color="000000" w:themeColor="text1"/>
+            </w:tcBorders>
+            <w:vAlign w:val="center"/>
+          </w:tcPr>
+          <w:p>
+            <w:pPr>
+              <w:spacing w:after="0"/>
+              <w:jc w:val="center"/>
+              <w:rPr>
+                <w:b/>
+                <w:bCs/>
+              </w:rPr>
+            </w:pPr>
+            <w:r>
+              <w:rPr>
+                <w:b/>
+                <w:bCs/>
+              </w:rPr>
+              <w:t>Complete circuit worked as expected with stable connections and proper communication between components</w:t>
+            </w:r>
+          </w:p>
+        </w:tc>
+        <w:tc>
+          <w:tcPr>
+            <w:tcW w:w="3521" w:type="dxa"/>
+            <w:tcBorders>
+              <w:top w:val="single" w:sz="12" w:space="0" w:color="000000" w:themeColor="text1"/>
+              <w:left w:val="single" w:sz="12" w:space="0" w:color="000000" w:themeColor="text1"/>
+              <w:bottom w:val="single" w:sz="12" w:space="0" w:color="000000" w:themeColor="text1"/>
+              <w:right w:val="single" w:sz="12" w:space="0" w:color="000000" w:themeColor="text1"/>
+            </w:tcBorders>
+            <w:vAlign w:val="center"/>
+          </w:tcPr>
+          <w:p>
+            <w:pPr>
+              <w:spacing w:after="0"/>
+              <w:jc w:val="center"/>
+              <w:rPr>
+                <w:b/>
+                <w:bCs/>
+              </w:rPr>
+            </w:pPr>
+            <w:r>
+              <w:rPr>
+                <w:b/>
+                <w:bCs/>
+              </w:rPr>
+              <w:t>Pass</w:t>
+            </w:r>
           </w:p>
         </w:tc>
       </w:tr>
     </w:tbl>
-    <w:p xmlns:wp14="http://schemas.microsoft.com/office/word/2010/wordml" wp14:paraId="7A7C6AC5" wp14:textId="0B23F60B"/>
-    <w:p xmlns:wp14="http://schemas.microsoft.com/office/word/2010/wordml" wp14:paraId="1BBBBA28" wp14:textId="40930037">
+    <w:p/>
+    <w:p/>
+    <w:p/>
+    <w:p/>
+    <w:p>
       <w:pPr>
         <w:pStyle w:val="Heading3"/>
-        <w:bidi w:val="0"/>
-        <w:spacing w:before="281" w:beforeAutospacing="off" w:after="281" w:afterAutospacing="off"/>
+        <w:spacing w:before="281" w:after="281"/>
       </w:pPr>
       <w:r>
         <w:rPr>
-          <w:rFonts w:ascii="Aptos Display" w:hAnsi="Aptos Display" w:eastAsia="Aptos Display" w:cs="Aptos Display"/>
-          <w:b w:val="1"/>
-          <w:bCs w:val="1"/>
-          <w:noProof w:val="0"/>
-          <w:sz w:val="28"/>
-          <w:szCs w:val="28"/>
-          <w:lang w:val="en-US"/>
-        </w:rPr>
+          <w:rFonts w:ascii="Aptos Display" w:eastAsia="Aptos Display" w:hAnsi="Aptos Display" w:cs="Aptos Display"/>
+          <w:b/>
+          <w:bCs/>
+        </w:rPr>
+        <w:lastRenderedPageBreak/>
         <w:t>4</w:t>
       </w:r>
       <w:r>
         <w:rPr>
-          <w:rFonts w:ascii="Aptos Display" w:hAnsi="Aptos Display" w:eastAsia="Aptos Display" w:cs="Aptos Display"/>
-          <w:b w:val="1"/>
-          <w:bCs w:val="1"/>
-          <w:noProof w:val="0"/>
-          <w:sz w:val="28"/>
-          <w:szCs w:val="28"/>
-          <w:lang w:val="en-US"/>
+          <w:rFonts w:ascii="Aptos Display" w:eastAsia="Aptos Display" w:hAnsi="Aptos Display" w:cs="Aptos Display"/>
+          <w:b/>
+          <w:bCs/>
         </w:rPr>
         <w:t>. Observations</w:t>
       </w:r>
     </w:p>
-    <w:p xmlns:wp14="http://schemas.microsoft.com/office/word/2010/wordml" wp14:paraId="177381BF" wp14:textId="04920F2A">
+    <w:p>
       <w:pPr>
         <w:pStyle w:val="ListParagraph"/>
         <w:numPr>
           <w:ilvl w:val="0"/>
-          <w:numId w:val="3"/>
+          <w:numId w:val="6"/>
         </w:numPr>
-        <w:bidi w:val="0"/>
-        <w:spacing w:before="0" w:beforeAutospacing="off" w:after="0" w:afterAutospacing="off"/>
-        <w:rPr>
-          <w:rFonts w:ascii="Aptos Display" w:hAnsi="Aptos Display" w:eastAsia="Aptos Display" w:cs="Aptos Display"/>
-          <w:i w:val="1"/>
-          <w:iCs w:val="1"/>
-          <w:noProof w:val="0"/>
-          <w:color w:val="7F7F7F" w:themeColor="text1" w:themeTint="80" w:themeShade="FF"/>
-          <w:sz w:val="24"/>
-          <w:szCs w:val="24"/>
-          <w:lang w:val="en-US"/>
+        <w:rPr>
+          <w:rFonts w:ascii="Aptos Display" w:eastAsia="Aptos Display" w:hAnsi="Aptos Display" w:cs="Aptos Display"/>
+          <w:b/>
+          <w:bCs/>
+          <w:i/>
+          <w:iCs/>
+          <w:color w:val="7F7F7F" w:themeColor="text1" w:themeTint="80"/>
+          <w:lang w:val="en-IN"/>
         </w:rPr>
       </w:pPr>
       <w:r>
         <w:rPr>
-          <w:rFonts w:ascii="Aptos Display" w:hAnsi="Aptos Display" w:eastAsia="Aptos Display" w:cs="Aptos Display"/>
-          <w:i w:val="1"/>
-          <w:iCs w:val="1"/>
-          <w:noProof w:val="0"/>
-          <w:color w:val="7F7F7F" w:themeColor="text1" w:themeTint="80" w:themeShade="FF"/>
-          <w:sz w:val="24"/>
-          <w:szCs w:val="24"/>
-          <w:lang w:val="en-US"/>
-        </w:rPr>
-        <w:t xml:space="preserve">User behavior </w:t>
+          <w:rFonts w:ascii="Aptos Display" w:eastAsia="Aptos Display" w:hAnsi="Aptos Display" w:cs="Aptos Display"/>
+          <w:b/>
+          <w:bCs/>
+          <w:i/>
+          <w:iCs/>
+          <w:color w:val="7F7F7F" w:themeColor="text1" w:themeTint="80"/>
+          <w:lang w:val="en-IN"/>
+        </w:rPr>
+        <w:t xml:space="preserve">User </w:t>
+      </w:r>
+      <w:proofErr w:type="spellStart"/>
+      <w:r>
+        <w:rPr>
+          <w:rFonts w:ascii="Aptos Display" w:eastAsia="Aptos Display" w:hAnsi="Aptos Display" w:cs="Aptos Display"/>
+          <w:b/>
+          <w:bCs/>
+          <w:i/>
+          <w:iCs/>
+          <w:color w:val="7F7F7F" w:themeColor="text1" w:themeTint="80"/>
+          <w:lang w:val="en-IN"/>
+        </w:rPr>
+        <w:t>Behavior</w:t>
+      </w:r>
+      <w:proofErr w:type="spellEnd"/>
+    </w:p>
+    <w:p>
+      <w:pPr>
+        <w:rPr>
+          <w:rFonts w:ascii="Aptos Display" w:eastAsia="Aptos Display" w:hAnsi="Aptos Display" w:cs="Aptos Display"/>
+          <w:i/>
+          <w:iCs/>
+          <w:color w:val="7F7F7F" w:themeColor="text1" w:themeTint="80"/>
+          <w:lang w:val="en-IN"/>
+        </w:rPr>
+      </w:pPr>
+      <w:r>
+        <w:rPr>
+          <w:rFonts w:ascii="Aptos Display" w:eastAsia="Aptos Display" w:hAnsi="Aptos Display" w:cs="Aptos Display"/>
+          <w:i/>
+          <w:iCs/>
+          <w:color w:val="7F7F7F" w:themeColor="text1" w:themeTint="80"/>
+          <w:lang w:val="en-IN"/>
+        </w:rPr>
+        <w:t>The users were able to follow the game logic smoothly, and the</w:t>
+      </w:r>
+      <w:r>
+        <w:rPr>
+          <w:rFonts w:ascii="Aptos Display" w:eastAsia="Aptos Display" w:hAnsi="Aptos Display" w:cs="Aptos Display"/>
+          <w:i/>
+          <w:iCs/>
+          <w:color w:val="7F7F7F" w:themeColor="text1" w:themeTint="80"/>
+          <w:lang w:val="en-IN"/>
+        </w:rPr>
+        <w:t xml:space="preserve"> </w:t>
+      </w:r>
+      <w:proofErr w:type="gramStart"/>
+      <w:r>
+        <w:rPr>
+          <w:rFonts w:ascii="Aptos Display" w:eastAsia="Aptos Display" w:hAnsi="Aptos Display" w:cs="Aptos Display"/>
+          <w:i/>
+          <w:iCs/>
+          <w:color w:val="7F7F7F" w:themeColor="text1" w:themeTint="80"/>
+          <w:lang w:val="en-IN"/>
+        </w:rPr>
+        <w:t>“</w:t>
+      </w:r>
+      <w:r>
+        <w:rPr>
+          <w:rFonts w:ascii="Aptos Display" w:eastAsia="Aptos Display" w:hAnsi="Aptos Display" w:cs="Aptos Display"/>
+          <w:i/>
+          <w:iCs/>
+          <w:color w:val="7F7F7F" w:themeColor="text1" w:themeTint="80"/>
+          <w:lang w:val="en-IN"/>
+        </w:rPr>
+        <w:t xml:space="preserve"> .append</w:t>
+      </w:r>
+      <w:proofErr w:type="gramEnd"/>
+      <w:r>
+        <w:rPr>
+          <w:rFonts w:ascii="Aptos Display" w:eastAsia="Aptos Display" w:hAnsi="Aptos Display" w:cs="Aptos Display"/>
+          <w:i/>
+          <w:iCs/>
+          <w:color w:val="7F7F7F" w:themeColor="text1" w:themeTint="80"/>
+          <w:lang w:val="en-IN"/>
+        </w:rPr>
+        <w:t>()</w:t>
+      </w:r>
+      <w:r>
+        <w:rPr>
+          <w:rFonts w:ascii="Aptos Display" w:eastAsia="Aptos Display" w:hAnsi="Aptos Display" w:cs="Aptos Display"/>
+          <w:i/>
+          <w:iCs/>
+          <w:color w:val="7F7F7F" w:themeColor="text1" w:themeTint="80"/>
+          <w:lang w:val="en-IN"/>
+        </w:rPr>
+        <w:t>”</w:t>
+      </w:r>
+      <w:r>
+        <w:rPr>
+          <w:rFonts w:ascii="Aptos Display" w:eastAsia="Aptos Display" w:hAnsi="Aptos Display" w:cs="Aptos Display"/>
+          <w:i/>
+          <w:iCs/>
+          <w:color w:val="7F7F7F" w:themeColor="text1" w:themeTint="80"/>
+          <w:lang w:val="en-IN"/>
+        </w:rPr>
+        <w:t xml:space="preserve"> function that increased the level difficulty worked well. As the sequence grew, the interaction remained understandable and the progression of difficulty was clear.</w:t>
       </w:r>
     </w:p>
-    <w:p xmlns:wp14="http://schemas.microsoft.com/office/word/2010/wordml" wp14:paraId="2C1AEC8F" wp14:textId="619BEF77">
+    <w:p>
       <w:pPr>
         <w:pStyle w:val="ListParagraph"/>
         <w:numPr>
           <w:ilvl w:val="0"/>
-          <w:numId w:val="3"/>
+          <w:numId w:val="6"/>
         </w:numPr>
-        <w:bidi w:val="0"/>
-        <w:spacing w:before="0" w:beforeAutospacing="off" w:after="0" w:afterAutospacing="off"/>
-        <w:rPr>
-          <w:rFonts w:ascii="Aptos Display" w:hAnsi="Aptos Display" w:eastAsia="Aptos Display" w:cs="Aptos Display"/>
-          <w:i w:val="1"/>
-          <w:iCs w:val="1"/>
-          <w:noProof w:val="0"/>
-          <w:color w:val="7F7F7F" w:themeColor="text1" w:themeTint="80" w:themeShade="FF"/>
-          <w:sz w:val="24"/>
-          <w:szCs w:val="24"/>
-          <w:lang w:val="en-US"/>
+        <w:rPr>
+          <w:rFonts w:ascii="Aptos Display" w:eastAsia="Aptos Display" w:hAnsi="Aptos Display" w:cs="Aptos Display"/>
+          <w:b/>
+          <w:bCs/>
+          <w:i/>
+          <w:iCs/>
+          <w:color w:val="7F7F7F" w:themeColor="text1" w:themeTint="80"/>
+          <w:lang w:val="en-IN"/>
         </w:rPr>
       </w:pPr>
       <w:r>
         <w:rPr>
-          <w:rFonts w:ascii="Aptos Display" w:hAnsi="Aptos Display" w:eastAsia="Aptos Display" w:cs="Aptos Display"/>
-          <w:i w:val="1"/>
-          <w:iCs w:val="1"/>
-          <w:noProof w:val="0"/>
-          <w:color w:val="7F7F7F" w:themeColor="text1" w:themeTint="80" w:themeShade="FF"/>
-          <w:sz w:val="24"/>
-          <w:szCs w:val="24"/>
-          <w:lang w:val="en-US"/>
-        </w:rPr>
-        <w:t xml:space="preserve">Pain points </w:t>
+          <w:rFonts w:ascii="Aptos Display" w:eastAsia="Aptos Display" w:hAnsi="Aptos Display" w:cs="Aptos Display"/>
+          <w:b/>
+          <w:bCs/>
+          <w:i/>
+          <w:iCs/>
+          <w:color w:val="7F7F7F" w:themeColor="text1" w:themeTint="80"/>
+          <w:lang w:val="en-IN"/>
+        </w:rPr>
+        <w:t>Pain Points</w:t>
       </w:r>
     </w:p>
-    <w:p xmlns:wp14="http://schemas.microsoft.com/office/word/2010/wordml" wp14:paraId="2FF0EB98" wp14:textId="402F4E5C"/>
-    <w:p xmlns:wp14="http://schemas.microsoft.com/office/word/2010/wordml" wp14:paraId="31AF63DB" wp14:textId="21907519">
+    <w:p>
+      <w:pPr>
+        <w:rPr>
+          <w:rFonts w:ascii="Aptos Display" w:eastAsia="Aptos Display" w:hAnsi="Aptos Display" w:cs="Aptos Display"/>
+          <w:i/>
+          <w:iCs/>
+          <w:color w:val="7F7F7F" w:themeColor="text1" w:themeTint="80"/>
+          <w:lang w:val="en-IN"/>
+        </w:rPr>
+      </w:pPr>
+      <w:r>
+        <w:rPr>
+          <w:rFonts w:ascii="Aptos Display" w:eastAsia="Aptos Display" w:hAnsi="Aptos Display" w:cs="Aptos Display"/>
+          <w:i/>
+          <w:iCs/>
+          <w:color w:val="7F7F7F" w:themeColor="text1" w:themeTint="80"/>
+          <w:lang w:val="en-IN"/>
+        </w:rPr>
+        <w:t>A noticeable pain point was the slight delay in the controller response, since the PC was acting as a bridge between the controller and the system. Although the delay was not severe enough to make the experience frustrating, it was still noticeable during interaction.</w:t>
+      </w:r>
+    </w:p>
+    <w:p/>
+    <w:p/>
+    <w:p>
       <w:pPr>
         <w:pStyle w:val="Heading3"/>
-        <w:bidi w:val="0"/>
-        <w:spacing w:before="281" w:beforeAutospacing="off" w:after="281" w:afterAutospacing="off"/>
+        <w:spacing w:before="281" w:after="281"/>
       </w:pPr>
       <w:r>
         <w:rPr>
-          <w:rFonts w:ascii="Aptos Display" w:hAnsi="Aptos Display" w:eastAsia="Aptos Display" w:cs="Aptos Display"/>
-          <w:b w:val="1"/>
-          <w:bCs w:val="1"/>
-          <w:noProof w:val="0"/>
-          <w:sz w:val="28"/>
-          <w:szCs w:val="28"/>
-          <w:lang w:val="en-US"/>
+          <w:rFonts w:ascii="Aptos Display" w:eastAsia="Aptos Display" w:hAnsi="Aptos Display" w:cs="Aptos Display"/>
+          <w:b/>
+          <w:bCs/>
         </w:rPr>
         <w:t>6. Improvements Suggested</w:t>
       </w:r>
     </w:p>
-    <w:p xmlns:wp14="http://schemas.microsoft.com/office/word/2010/wordml" wp14:paraId="2C078E63" wp14:textId="7A5AF5CE">
-      <w:pPr>
-        <w:pStyle w:val="ListParagraph"/>
-        <w:numPr>
-          <w:ilvl w:val="0"/>
-          <w:numId w:val="4"/>
-        </w:numPr>
-        <w:bidi w:val="0"/>
-        <w:spacing w:before="0" w:beforeAutospacing="off" w:after="0" w:afterAutospacing="off"/>
-        <w:rPr>
-          <w:rFonts w:ascii="Aptos Display" w:hAnsi="Aptos Display" w:eastAsia="Aptos Display" w:cs="Aptos Display"/>
-          <w:i w:val="1"/>
-          <w:iCs w:val="1"/>
-          <w:noProof w:val="0"/>
-          <w:color w:val="7F7F7F" w:themeColor="text1" w:themeTint="80" w:themeShade="FF"/>
-          <w:sz w:val="24"/>
-          <w:szCs w:val="24"/>
-          <w:lang w:val="en-US"/>
+    <w:p>
+      <w:pPr>
+        <w:spacing w:after="0"/>
+        <w:rPr>
+          <w:rFonts w:ascii="Aptos Display" w:eastAsia="Aptos Display" w:hAnsi="Aptos Display" w:cs="Aptos Display"/>
+          <w:i/>
+          <w:iCs/>
+          <w:color w:val="7F7F7F" w:themeColor="text1" w:themeTint="80"/>
+          <w:lang w:val="en-IN"/>
         </w:rPr>
       </w:pPr>
       <w:r>
         <w:rPr>
-          <w:rFonts w:ascii="Aptos Display" w:hAnsi="Aptos Display" w:eastAsia="Aptos Display" w:cs="Aptos Display"/>
-          <w:i w:val="1"/>
-          <w:iCs w:val="1"/>
-          <w:noProof w:val="0"/>
-          <w:color w:val="7F7F7F" w:themeColor="text1" w:themeTint="80" w:themeShade="FF"/>
-          <w:sz w:val="24"/>
-          <w:szCs w:val="24"/>
-          <w:lang w:val="en-US"/>
-        </w:rPr>
-        <w:t>Based on testing</w:t>
+          <w:rFonts w:ascii="Aptos Display" w:eastAsia="Aptos Display" w:hAnsi="Aptos Display" w:cs="Aptos Display"/>
+          <w:i/>
+          <w:iCs/>
+          <w:color w:val="7F7F7F" w:themeColor="text1" w:themeTint="80"/>
+          <w:lang w:val="en-IN"/>
+        </w:rPr>
+        <w:t>Based on testing, one improvement was to use a separate ESP32 to handle the laser movement, while the PC continues to act as the bridge. This would help distribute the processing load and improve the responsiveness of the system.</w:t>
+      </w:r>
+    </w:p>
+    <w:p>
+      <w:pPr>
+        <w:spacing w:after="0"/>
+        <w:ind w:left="360"/>
+        <w:rPr>
+          <w:rFonts w:ascii="Aptos Display" w:eastAsia="Aptos Display" w:hAnsi="Aptos Display" w:cs="Aptos Display"/>
+          <w:i/>
+          <w:iCs/>
+          <w:color w:val="7F7F7F" w:themeColor="text1" w:themeTint="80"/>
+          <w:lang w:val="en-IN"/>
+        </w:rPr>
+      </w:pPr>
+    </w:p>
+    <w:p>
+      <w:pPr>
+        <w:spacing w:after="0"/>
+        <w:rPr>
+          <w:rFonts w:ascii="Aptos Display" w:eastAsia="Aptos Display" w:hAnsi="Aptos Display" w:cs="Aptos Display"/>
+          <w:i/>
+          <w:iCs/>
+          <w:color w:val="7F7F7F" w:themeColor="text1" w:themeTint="80"/>
+          <w:lang w:val="en-IN"/>
+        </w:rPr>
+      </w:pPr>
+      <w:r>
+        <w:rPr>
+          <w:rFonts w:ascii="Aptos Display" w:eastAsia="Aptos Display" w:hAnsi="Aptos Display" w:cs="Aptos Display"/>
+          <w:i/>
+          <w:iCs/>
+          <w:color w:val="7F7F7F" w:themeColor="text1" w:themeTint="80"/>
+          <w:lang w:val="en-IN"/>
+        </w:rPr>
+        <w:t>Another improvement considered was to explore alternative methods of controlling the servos, such as using a joystick module. However, this was not implemented effectively since the joystick module did not perform reliably during testing.</w:t>
+      </w:r>
+    </w:p>
+    <w:p>
+      <w:pPr>
+        <w:spacing w:after="0"/>
+        <w:rPr>
+          <w:rFonts w:ascii="Aptos Display" w:eastAsia="Aptos Display" w:hAnsi="Aptos Display" w:cs="Aptos Display"/>
+          <w:i/>
+          <w:iCs/>
+          <w:color w:val="7F7F7F" w:themeColor="text1" w:themeTint="80"/>
+        </w:rPr>
+      </w:pPr>
+    </w:p>
+    <w:p>
+      <w:pPr>
+        <w:spacing w:after="0"/>
+        <w:rPr>
+          <w:rFonts w:ascii="Aptos Display" w:eastAsia="Aptos Display" w:hAnsi="Aptos Display" w:cs="Aptos Display"/>
+          <w:i/>
+          <w:iCs/>
+          <w:color w:val="7F7F7F" w:themeColor="text1" w:themeTint="80"/>
+        </w:rPr>
+      </w:pPr>
+      <w:r>
+        <w:rPr>
+          <w:rFonts w:ascii="Aptos Display" w:eastAsia="Aptos Display" w:hAnsi="Aptos Display" w:cs="Aptos Display"/>
+          <w:i/>
+          <w:iCs/>
+          <w:color w:val="7F7F7F" w:themeColor="text1" w:themeTint="80"/>
+        </w:rPr>
+        <w:t xml:space="preserve">Push buttons were also </w:t>
+      </w:r>
+      <w:r>
+        <w:rPr>
+          <w:rFonts w:ascii="Aptos Display" w:eastAsia="Aptos Display" w:hAnsi="Aptos Display" w:cs="Aptos Display"/>
+          <w:i/>
+          <w:iCs/>
+          <w:color w:val="7F7F7F" w:themeColor="text1" w:themeTint="80"/>
+        </w:rPr>
+        <w:t>suggested</w:t>
+      </w:r>
+      <w:r>
+        <w:rPr>
+          <w:rFonts w:ascii="Aptos Display" w:eastAsia="Aptos Display" w:hAnsi="Aptos Display" w:cs="Aptos Display"/>
+          <w:i/>
+          <w:iCs/>
+          <w:color w:val="7F7F7F" w:themeColor="text1" w:themeTint="80"/>
+        </w:rPr>
+        <w:t xml:space="preserve"> as a simpler and more reliable input method. However, the ergonomics and feel of the controller made the game more dynamic, so the controller was preferred. While the controller input was successfully implemented in code, the delay caused by the PC acting as a bridge was not fully accounted for.</w:t>
       </w:r>
     </w:p>
     <w:sectPr>
-      <w:pgSz w:w="12240" w:h="15840" w:orient="portrait"/>
+      <w:pgSz w:w="12240" w:h="15840"/>
       <w:pgMar w:top="1440" w:right="1440" w:bottom="1440" w:left="1440" w:header="720" w:footer="720" w:gutter="0"/>
       <w:cols w:space="720"/>
       <w:docGrid w:linePitch="360"/>
@@ -699,11 +2441,12 @@
 </file>
 
 <file path=word/numbering.xml><?xml version="1.0" encoding="utf-8"?>
-<w:numbering xmlns:w="http://schemas.openxmlformats.org/wordprocessingml/2006/main">
-  <w:abstractNum xmlns:w="http://schemas.openxmlformats.org/wordprocessingml/2006/main" w:abstractNumId="4">
-    <w:nsid w:val="59f4dc3c"/>
-    <w:multiLevelType xmlns:w="http://schemas.openxmlformats.org/wordprocessingml/2006/main" w:val="hybridMultilevel"/>
-    <w:lvl xmlns:w="http://schemas.openxmlformats.org/wordprocessingml/2006/main" w:ilvl="0">
+<w:numbering xmlns:wpc="http://schemas.microsoft.com/office/word/2010/wordprocessingCanvas" xmlns:cx="http://schemas.microsoft.com/office/drawing/2014/chartex" xmlns:cx1="http://schemas.microsoft.com/office/drawing/2015/9/8/chartex" xmlns:cx2="http://schemas.microsoft.com/office/drawing/2015/10/21/chartex" xmlns:cx3="http://schemas.microsoft.com/office/drawing/2016/5/9/chartex" xmlns:cx4="http://schemas.microsoft.com/office/drawing/2016/5/10/chartex" xmlns:cx5="http://schemas.microsoft.com/office/drawing/2016/5/11/chartex" xmlns:cx6="http://schemas.microsoft.com/office/drawing/2016/5/12/chartex" xmlns:cx7="http://schemas.microsoft.com/office/drawing/2016/5/13/chartex" xmlns:cx8="http://schemas.microsoft.com/office/drawing/2016/5/14/chartex" xmlns:mc="http://schemas.openxmlformats.org/markup-compatibility/2006" xmlns:aink="http://schemas.microsoft.com/office/drawing/2016/ink" xmlns:am3d="http://schemas.microsoft.com/office/drawing/2017/model3d" xmlns:o="urn:schemas-microsoft-com:office:office" xmlns:oel="http://schemas.microsoft.com/office/2019/extlst" xmlns:r="http://schemas.openxmlformats.org/officeDocument/2006/relationships" xmlns:m="http://schemas.openxmlformats.org/officeDocument/2006/math" xmlns:v="urn:schemas-microsoft-com:vml" xmlns:wp14="http://schemas.microsoft.com/office/word/2010/wordprocessingDrawing" xmlns:wp="http://schemas.openxmlformats.org/drawingml/2006/wordprocessingDrawing" xmlns:w10="urn:schemas-microsoft-com:office:word" xmlns:w="http://schemas.openxmlformats.org/wordprocessingml/2006/main" xmlns:w14="http://schemas.microsoft.com/office/word/2010/wordml" xmlns:w15="http://schemas.microsoft.com/office/word/2012/wordml" xmlns:w16cex="http://schemas.microsoft.com/office/word/2018/wordml/cex" xmlns:w16cid="http://schemas.microsoft.com/office/word/2016/wordml/cid" xmlns:w16="http://schemas.microsoft.com/office/word/2018/wordml" xmlns:w16du="http://schemas.microsoft.com/office/word/2023/wordml/word16du" xmlns:w16sdtdh="http://schemas.microsoft.com/office/word/2020/wordml/sdtdatahash" xmlns:w16sdtfl="http://schemas.microsoft.com/office/word/2024/wordml/sdtformatlock" xmlns:w16se="http://schemas.microsoft.com/office/word/2015/wordml/symex" xmlns:wpg="http://schemas.microsoft.com/office/word/2010/wordprocessingGroup" xmlns:wpi="http://schemas.microsoft.com/office/word/2010/wordprocessingInk" xmlns:wne="http://schemas.microsoft.com/office/word/2006/wordml" xmlns:wps="http://schemas.microsoft.com/office/word/2010/wordprocessingShape" mc:Ignorable="w14 w15 w16se w16cid w16 w16cex w16sdtdh w16sdtfl w16du wp14">
+  <w:abstractNum w:abstractNumId="0" w15:restartNumberingAfterBreak="0">
+    <w:nsid w:val="09132B79"/>
+    <w:multiLevelType w:val="hybridMultilevel"/>
+    <w:tmpl w:val="863C3A20"/>
+    <w:lvl w:ilvl="0" w:tplc="4046327C">
       <w:start w:val="1"/>
       <w:numFmt w:val="bullet"/>
       <w:lvlText w:val=""/>
@@ -712,10 +2455,10 @@
         <w:ind w:left="720" w:hanging="360"/>
       </w:pPr>
       <w:rPr>
-        <w:rFonts w:hint="default" w:ascii="Symbol" w:hAnsi="Symbol"/>
-      </w:rPr>
-    </w:lvl>
-    <w:lvl xmlns:w="http://schemas.openxmlformats.org/wordprocessingml/2006/main" w:ilvl="1">
+        <w:rFonts w:ascii="Symbol" w:hAnsi="Symbol" w:hint="default"/>
+      </w:rPr>
+    </w:lvl>
+    <w:lvl w:ilvl="1" w:tplc="20FCA790">
       <w:start w:val="1"/>
       <w:numFmt w:val="bullet"/>
       <w:lvlText w:val="o"/>
@@ -724,10 +2467,10 @@
         <w:ind w:left="1440" w:hanging="360"/>
       </w:pPr>
       <w:rPr>
-        <w:rFonts w:hint="default" w:ascii="Courier New" w:hAnsi="Courier New"/>
-      </w:rPr>
-    </w:lvl>
-    <w:lvl xmlns:w="http://schemas.openxmlformats.org/wordprocessingml/2006/main" w:ilvl="2">
+        <w:rFonts w:ascii="Courier New" w:hAnsi="Courier New" w:hint="default"/>
+      </w:rPr>
+    </w:lvl>
+    <w:lvl w:ilvl="2" w:tplc="E7B820CA">
       <w:start w:val="1"/>
       <w:numFmt w:val="bullet"/>
       <w:lvlText w:val=""/>
@@ -736,10 +2479,10 @@
         <w:ind w:left="2160" w:hanging="360"/>
       </w:pPr>
       <w:rPr>
-        <w:rFonts w:hint="default" w:ascii="Wingdings" w:hAnsi="Wingdings"/>
-      </w:rPr>
-    </w:lvl>
-    <w:lvl xmlns:w="http://schemas.openxmlformats.org/wordprocessingml/2006/main" w:ilvl="3">
+        <w:rFonts w:ascii="Wingdings" w:hAnsi="Wingdings" w:hint="default"/>
+      </w:rPr>
+    </w:lvl>
+    <w:lvl w:ilvl="3" w:tplc="4B92A9C0">
       <w:start w:val="1"/>
       <w:numFmt w:val="bullet"/>
       <w:lvlText w:val=""/>
@@ -748,10 +2491,10 @@
         <w:ind w:left="2880" w:hanging="360"/>
       </w:pPr>
       <w:rPr>
-        <w:rFonts w:hint="default" w:ascii="Symbol" w:hAnsi="Symbol"/>
-      </w:rPr>
-    </w:lvl>
-    <w:lvl xmlns:w="http://schemas.openxmlformats.org/wordprocessingml/2006/main" w:ilvl="4">
+        <w:rFonts w:ascii="Symbol" w:hAnsi="Symbol" w:hint="default"/>
+      </w:rPr>
+    </w:lvl>
+    <w:lvl w:ilvl="4" w:tplc="BF443DCC">
       <w:start w:val="1"/>
       <w:numFmt w:val="bullet"/>
       <w:lvlText w:val="o"/>
@@ -760,10 +2503,10 @@
         <w:ind w:left="3600" w:hanging="360"/>
       </w:pPr>
       <w:rPr>
-        <w:rFonts w:hint="default" w:ascii="Courier New" w:hAnsi="Courier New"/>
-      </w:rPr>
-    </w:lvl>
-    <w:lvl xmlns:w="http://schemas.openxmlformats.org/wordprocessingml/2006/main" w:ilvl="5">
+        <w:rFonts w:ascii="Courier New" w:hAnsi="Courier New" w:hint="default"/>
+      </w:rPr>
+    </w:lvl>
+    <w:lvl w:ilvl="5" w:tplc="459AB9F0">
       <w:start w:val="1"/>
       <w:numFmt w:val="bullet"/>
       <w:lvlText w:val=""/>
@@ -772,10 +2515,10 @@
         <w:ind w:left="4320" w:hanging="360"/>
       </w:pPr>
       <w:rPr>
-        <w:rFonts w:hint="default" w:ascii="Wingdings" w:hAnsi="Wingdings"/>
-      </w:rPr>
-    </w:lvl>
-    <w:lvl xmlns:w="http://schemas.openxmlformats.org/wordprocessingml/2006/main" w:ilvl="6">
+        <w:rFonts w:ascii="Wingdings" w:hAnsi="Wingdings" w:hint="default"/>
+      </w:rPr>
+    </w:lvl>
+    <w:lvl w:ilvl="6" w:tplc="9DE04058">
       <w:start w:val="1"/>
       <w:numFmt w:val="bullet"/>
       <w:lvlText w:val=""/>
@@ -784,10 +2527,10 @@
         <w:ind w:left="5040" w:hanging="360"/>
       </w:pPr>
       <w:rPr>
-        <w:rFonts w:hint="default" w:ascii="Symbol" w:hAnsi="Symbol"/>
-      </w:rPr>
-    </w:lvl>
-    <w:lvl xmlns:w="http://schemas.openxmlformats.org/wordprocessingml/2006/main" w:ilvl="7">
+        <w:rFonts w:ascii="Symbol" w:hAnsi="Symbol" w:hint="default"/>
+      </w:rPr>
+    </w:lvl>
+    <w:lvl w:ilvl="7" w:tplc="0098443E">
       <w:start w:val="1"/>
       <w:numFmt w:val="bullet"/>
       <w:lvlText w:val="o"/>
@@ -796,10 +2539,10 @@
         <w:ind w:left="5760" w:hanging="360"/>
       </w:pPr>
       <w:rPr>
-        <w:rFonts w:hint="default" w:ascii="Courier New" w:hAnsi="Courier New"/>
-      </w:rPr>
-    </w:lvl>
-    <w:lvl xmlns:w="http://schemas.openxmlformats.org/wordprocessingml/2006/main" w:ilvl="8">
+        <w:rFonts w:ascii="Courier New" w:hAnsi="Courier New" w:hint="default"/>
+      </w:rPr>
+    </w:lvl>
+    <w:lvl w:ilvl="8" w:tplc="7A6870EE">
       <w:start w:val="1"/>
       <w:numFmt w:val="bullet"/>
       <w:lvlText w:val=""/>
@@ -808,14 +2551,15 @@
         <w:ind w:left="6480" w:hanging="360"/>
       </w:pPr>
       <w:rPr>
-        <w:rFonts w:hint="default" w:ascii="Wingdings" w:hAnsi="Wingdings"/>
+        <w:rFonts w:ascii="Wingdings" w:hAnsi="Wingdings" w:hint="default"/>
       </w:rPr>
     </w:lvl>
   </w:abstractNum>
-  <w:abstractNum xmlns:w="http://schemas.openxmlformats.org/wordprocessingml/2006/main" w:abstractNumId="3">
-    <w:nsid w:val="1024c2ed"/>
-    <w:multiLevelType xmlns:w="http://schemas.openxmlformats.org/wordprocessingml/2006/main" w:val="hybridMultilevel"/>
-    <w:lvl xmlns:w="http://schemas.openxmlformats.org/wordprocessingml/2006/main" w:ilvl="0">
+  <w:abstractNum w:abstractNumId="1" w15:restartNumberingAfterBreak="0">
+    <w:nsid w:val="1024C2ED"/>
+    <w:multiLevelType w:val="hybridMultilevel"/>
+    <w:tmpl w:val="A580B0D0"/>
+    <w:lvl w:ilvl="0" w:tplc="CE08C104">
       <w:start w:val="1"/>
       <w:numFmt w:val="bullet"/>
       <w:lvlText w:val=""/>
@@ -824,10 +2568,10 @@
         <w:ind w:left="720" w:hanging="360"/>
       </w:pPr>
       <w:rPr>
-        <w:rFonts w:hint="default" w:ascii="Symbol" w:hAnsi="Symbol"/>
-      </w:rPr>
-    </w:lvl>
-    <w:lvl xmlns:w="http://schemas.openxmlformats.org/wordprocessingml/2006/main" w:ilvl="1">
+        <w:rFonts w:ascii="Symbol" w:hAnsi="Symbol" w:hint="default"/>
+      </w:rPr>
+    </w:lvl>
+    <w:lvl w:ilvl="1" w:tplc="64E660FA">
       <w:start w:val="1"/>
       <w:numFmt w:val="bullet"/>
       <w:lvlText w:val="o"/>
@@ -836,10 +2580,10 @@
         <w:ind w:left="1440" w:hanging="360"/>
       </w:pPr>
       <w:rPr>
-        <w:rFonts w:hint="default" w:ascii="Courier New" w:hAnsi="Courier New"/>
-      </w:rPr>
-    </w:lvl>
-    <w:lvl xmlns:w="http://schemas.openxmlformats.org/wordprocessingml/2006/main" w:ilvl="2">
+        <w:rFonts w:ascii="Courier New" w:hAnsi="Courier New" w:hint="default"/>
+      </w:rPr>
+    </w:lvl>
+    <w:lvl w:ilvl="2" w:tplc="D89C7B6C">
       <w:start w:val="1"/>
       <w:numFmt w:val="bullet"/>
       <w:lvlText w:val=""/>
@@ -848,10 +2592,10 @@
         <w:ind w:left="2160" w:hanging="360"/>
       </w:pPr>
       <w:rPr>
-        <w:rFonts w:hint="default" w:ascii="Wingdings" w:hAnsi="Wingdings"/>
-      </w:rPr>
-    </w:lvl>
-    <w:lvl xmlns:w="http://schemas.openxmlformats.org/wordprocessingml/2006/main" w:ilvl="3">
+        <w:rFonts w:ascii="Wingdings" w:hAnsi="Wingdings" w:hint="default"/>
+      </w:rPr>
+    </w:lvl>
+    <w:lvl w:ilvl="3" w:tplc="7264F8EC">
       <w:start w:val="1"/>
       <w:numFmt w:val="bullet"/>
       <w:lvlText w:val=""/>
@@ -860,10 +2604,10 @@
         <w:ind w:left="2880" w:hanging="360"/>
       </w:pPr>
       <w:rPr>
-        <w:rFonts w:hint="default" w:ascii="Symbol" w:hAnsi="Symbol"/>
-      </w:rPr>
-    </w:lvl>
-    <w:lvl xmlns:w="http://schemas.openxmlformats.org/wordprocessingml/2006/main" w:ilvl="4">
+        <w:rFonts w:ascii="Symbol" w:hAnsi="Symbol" w:hint="default"/>
+      </w:rPr>
+    </w:lvl>
+    <w:lvl w:ilvl="4" w:tplc="0D9C9AF0">
       <w:start w:val="1"/>
       <w:numFmt w:val="bullet"/>
       <w:lvlText w:val="o"/>
@@ -872,10 +2616,10 @@
         <w:ind w:left="3600" w:hanging="360"/>
       </w:pPr>
       <w:rPr>
-        <w:rFonts w:hint="default" w:ascii="Courier New" w:hAnsi="Courier New"/>
-      </w:rPr>
-    </w:lvl>
-    <w:lvl xmlns:w="http://schemas.openxmlformats.org/wordprocessingml/2006/main" w:ilvl="5">
+        <w:rFonts w:ascii="Courier New" w:hAnsi="Courier New" w:hint="default"/>
+      </w:rPr>
+    </w:lvl>
+    <w:lvl w:ilvl="5" w:tplc="5FCC7A10">
       <w:start w:val="1"/>
       <w:numFmt w:val="bullet"/>
       <w:lvlText w:val=""/>
@@ -884,10 +2628,10 @@
         <w:ind w:left="4320" w:hanging="360"/>
       </w:pPr>
       <w:rPr>
-        <w:rFonts w:hint="default" w:ascii="Wingdings" w:hAnsi="Wingdings"/>
-      </w:rPr>
-    </w:lvl>
-    <w:lvl xmlns:w="http://schemas.openxmlformats.org/wordprocessingml/2006/main" w:ilvl="6">
+        <w:rFonts w:ascii="Wingdings" w:hAnsi="Wingdings" w:hint="default"/>
+      </w:rPr>
+    </w:lvl>
+    <w:lvl w:ilvl="6" w:tplc="323C7388">
       <w:start w:val="1"/>
       <w:numFmt w:val="bullet"/>
       <w:lvlText w:val=""/>
@@ -896,10 +2640,10 @@
         <w:ind w:left="5040" w:hanging="360"/>
       </w:pPr>
       <w:rPr>
-        <w:rFonts w:hint="default" w:ascii="Symbol" w:hAnsi="Symbol"/>
-      </w:rPr>
-    </w:lvl>
-    <w:lvl xmlns:w="http://schemas.openxmlformats.org/wordprocessingml/2006/main" w:ilvl="7">
+        <w:rFonts w:ascii="Symbol" w:hAnsi="Symbol" w:hint="default"/>
+      </w:rPr>
+    </w:lvl>
+    <w:lvl w:ilvl="7" w:tplc="A53EE3F8">
       <w:start w:val="1"/>
       <w:numFmt w:val="bullet"/>
       <w:lvlText w:val="o"/>
@@ -908,10 +2652,10 @@
         <w:ind w:left="5760" w:hanging="360"/>
       </w:pPr>
       <w:rPr>
-        <w:rFonts w:hint="default" w:ascii="Courier New" w:hAnsi="Courier New"/>
-      </w:rPr>
-    </w:lvl>
-    <w:lvl xmlns:w="http://schemas.openxmlformats.org/wordprocessingml/2006/main" w:ilvl="8">
+        <w:rFonts w:ascii="Courier New" w:hAnsi="Courier New" w:hint="default"/>
+      </w:rPr>
+    </w:lvl>
+    <w:lvl w:ilvl="8" w:tplc="37668FBA">
       <w:start w:val="1"/>
       <w:numFmt w:val="bullet"/>
       <w:lvlText w:val=""/>
@@ -920,14 +2664,15 @@
         <w:ind w:left="6480" w:hanging="360"/>
       </w:pPr>
       <w:rPr>
-        <w:rFonts w:hint="default" w:ascii="Wingdings" w:hAnsi="Wingdings"/>
+        <w:rFonts w:ascii="Wingdings" w:hAnsi="Wingdings" w:hint="default"/>
       </w:rPr>
     </w:lvl>
   </w:abstractNum>
-  <w:abstractNum xmlns:w="http://schemas.openxmlformats.org/wordprocessingml/2006/main" w:abstractNumId="2">
-    <w:nsid w:val="7f5f39c5"/>
-    <w:multiLevelType xmlns:w="http://schemas.openxmlformats.org/wordprocessingml/2006/main" w:val="hybridMultilevel"/>
-    <w:lvl xmlns:w="http://schemas.openxmlformats.org/wordprocessingml/2006/main" w:ilvl="0">
+  <w:abstractNum w:abstractNumId="2" w15:restartNumberingAfterBreak="0">
+    <w:nsid w:val="31DD2F44"/>
+    <w:multiLevelType w:val="hybridMultilevel"/>
+    <w:tmpl w:val="4B4C0180"/>
+    <w:lvl w:ilvl="0" w:tplc="40090001">
       <w:start w:val="1"/>
       <w:numFmt w:val="bullet"/>
       <w:lvlText w:val=""/>
@@ -936,10 +2681,10 @@
         <w:ind w:left="720" w:hanging="360"/>
       </w:pPr>
       <w:rPr>
-        <w:rFonts w:hint="default" w:ascii="Symbol" w:hAnsi="Symbol"/>
-      </w:rPr>
-    </w:lvl>
-    <w:lvl xmlns:w="http://schemas.openxmlformats.org/wordprocessingml/2006/main" w:ilvl="1">
+        <w:rFonts w:ascii="Symbol" w:hAnsi="Symbol" w:hint="default"/>
+      </w:rPr>
+    </w:lvl>
+    <w:lvl w:ilvl="1" w:tplc="40090003" w:tentative="1">
       <w:start w:val="1"/>
       <w:numFmt w:val="bullet"/>
       <w:lvlText w:val="o"/>
@@ -948,10 +2693,10 @@
         <w:ind w:left="1440" w:hanging="360"/>
       </w:pPr>
       <w:rPr>
-        <w:rFonts w:hint="default" w:ascii="Courier New" w:hAnsi="Courier New"/>
-      </w:rPr>
-    </w:lvl>
-    <w:lvl xmlns:w="http://schemas.openxmlformats.org/wordprocessingml/2006/main" w:ilvl="2">
+        <w:rFonts w:ascii="Courier New" w:hAnsi="Courier New" w:cs="Courier New" w:hint="default"/>
+      </w:rPr>
+    </w:lvl>
+    <w:lvl w:ilvl="2" w:tplc="40090005" w:tentative="1">
       <w:start w:val="1"/>
       <w:numFmt w:val="bullet"/>
       <w:lvlText w:val=""/>
@@ -960,10 +2705,10 @@
         <w:ind w:left="2160" w:hanging="360"/>
       </w:pPr>
       <w:rPr>
-        <w:rFonts w:hint="default" w:ascii="Wingdings" w:hAnsi="Wingdings"/>
-      </w:rPr>
-    </w:lvl>
-    <w:lvl xmlns:w="http://schemas.openxmlformats.org/wordprocessingml/2006/main" w:ilvl="3">
+        <w:rFonts w:ascii="Wingdings" w:hAnsi="Wingdings" w:hint="default"/>
+      </w:rPr>
+    </w:lvl>
+    <w:lvl w:ilvl="3" w:tplc="40090001" w:tentative="1">
       <w:start w:val="1"/>
       <w:numFmt w:val="bullet"/>
       <w:lvlText w:val=""/>
@@ -972,10 +2717,10 @@
         <w:ind w:left="2880" w:hanging="360"/>
       </w:pPr>
       <w:rPr>
-        <w:rFonts w:hint="default" w:ascii="Symbol" w:hAnsi="Symbol"/>
-      </w:rPr>
-    </w:lvl>
-    <w:lvl xmlns:w="http://schemas.openxmlformats.org/wordprocessingml/2006/main" w:ilvl="4">
+        <w:rFonts w:ascii="Symbol" w:hAnsi="Symbol" w:hint="default"/>
+      </w:rPr>
+    </w:lvl>
+    <w:lvl w:ilvl="4" w:tplc="40090003" w:tentative="1">
       <w:start w:val="1"/>
       <w:numFmt w:val="bullet"/>
       <w:lvlText w:val="o"/>
@@ -984,10 +2729,10 @@
         <w:ind w:left="3600" w:hanging="360"/>
       </w:pPr>
       <w:rPr>
-        <w:rFonts w:hint="default" w:ascii="Courier New" w:hAnsi="Courier New"/>
-      </w:rPr>
-    </w:lvl>
-    <w:lvl xmlns:w="http://schemas.openxmlformats.org/wordprocessingml/2006/main" w:ilvl="5">
+        <w:rFonts w:ascii="Courier New" w:hAnsi="Courier New" w:cs="Courier New" w:hint="default"/>
+      </w:rPr>
+    </w:lvl>
+    <w:lvl w:ilvl="5" w:tplc="40090005" w:tentative="1">
       <w:start w:val="1"/>
       <w:numFmt w:val="bullet"/>
       <w:lvlText w:val=""/>
@@ -996,10 +2741,10 @@
         <w:ind w:left="4320" w:hanging="360"/>
       </w:pPr>
       <w:rPr>
-        <w:rFonts w:hint="default" w:ascii="Wingdings" w:hAnsi="Wingdings"/>
-      </w:rPr>
-    </w:lvl>
-    <w:lvl xmlns:w="http://schemas.openxmlformats.org/wordprocessingml/2006/main" w:ilvl="6">
+        <w:rFonts w:ascii="Wingdings" w:hAnsi="Wingdings" w:hint="default"/>
+      </w:rPr>
+    </w:lvl>
+    <w:lvl w:ilvl="6" w:tplc="40090001" w:tentative="1">
       <w:start w:val="1"/>
       <w:numFmt w:val="bullet"/>
       <w:lvlText w:val=""/>
@@ -1008,10 +2753,10 @@
         <w:ind w:left="5040" w:hanging="360"/>
       </w:pPr>
       <w:rPr>
-        <w:rFonts w:hint="default" w:ascii="Symbol" w:hAnsi="Symbol"/>
-      </w:rPr>
-    </w:lvl>
-    <w:lvl xmlns:w="http://schemas.openxmlformats.org/wordprocessingml/2006/main" w:ilvl="7">
+        <w:rFonts w:ascii="Symbol" w:hAnsi="Symbol" w:hint="default"/>
+      </w:rPr>
+    </w:lvl>
+    <w:lvl w:ilvl="7" w:tplc="40090003" w:tentative="1">
       <w:start w:val="1"/>
       <w:numFmt w:val="bullet"/>
       <w:lvlText w:val="o"/>
@@ -1020,10 +2765,10 @@
         <w:ind w:left="5760" w:hanging="360"/>
       </w:pPr>
       <w:rPr>
-        <w:rFonts w:hint="default" w:ascii="Courier New" w:hAnsi="Courier New"/>
-      </w:rPr>
-    </w:lvl>
-    <w:lvl xmlns:w="http://schemas.openxmlformats.org/wordprocessingml/2006/main" w:ilvl="8">
+        <w:rFonts w:ascii="Courier New" w:hAnsi="Courier New" w:cs="Courier New" w:hint="default"/>
+      </w:rPr>
+    </w:lvl>
+    <w:lvl w:ilvl="8" w:tplc="40090005" w:tentative="1">
       <w:start w:val="1"/>
       <w:numFmt w:val="bullet"/>
       <w:lvlText w:val=""/>
@@ -1032,14 +2777,15 @@
         <w:ind w:left="6480" w:hanging="360"/>
       </w:pPr>
       <w:rPr>
-        <w:rFonts w:hint="default" w:ascii="Wingdings" w:hAnsi="Wingdings"/>
+        <w:rFonts w:ascii="Wingdings" w:hAnsi="Wingdings" w:hint="default"/>
       </w:rPr>
     </w:lvl>
   </w:abstractNum>
-  <w:abstractNum xmlns:w="http://schemas.openxmlformats.org/wordprocessingml/2006/main" w:abstractNumId="1">
-    <w:nsid w:val="9132b79"/>
-    <w:multiLevelType xmlns:w="http://schemas.openxmlformats.org/wordprocessingml/2006/main" w:val="hybridMultilevel"/>
-    <w:lvl xmlns:w="http://schemas.openxmlformats.org/wordprocessingml/2006/main" w:ilvl="0">
+  <w:abstractNum w:abstractNumId="3" w15:restartNumberingAfterBreak="0">
+    <w:nsid w:val="59F4DC3C"/>
+    <w:multiLevelType w:val="hybridMultilevel"/>
+    <w:tmpl w:val="548025D4"/>
+    <w:lvl w:ilvl="0" w:tplc="7C96124A">
       <w:start w:val="1"/>
       <w:numFmt w:val="bullet"/>
       <w:lvlText w:val=""/>
@@ -1048,10 +2794,10 @@
         <w:ind w:left="720" w:hanging="360"/>
       </w:pPr>
       <w:rPr>
-        <w:rFonts w:hint="default" w:ascii="Symbol" w:hAnsi="Symbol"/>
-      </w:rPr>
-    </w:lvl>
-    <w:lvl xmlns:w="http://schemas.openxmlformats.org/wordprocessingml/2006/main" w:ilvl="1">
+        <w:rFonts w:ascii="Symbol" w:hAnsi="Symbol" w:hint="default"/>
+      </w:rPr>
+    </w:lvl>
+    <w:lvl w:ilvl="1" w:tplc="F6944502">
       <w:start w:val="1"/>
       <w:numFmt w:val="bullet"/>
       <w:lvlText w:val="o"/>
@@ -1060,10 +2806,10 @@
         <w:ind w:left="1440" w:hanging="360"/>
       </w:pPr>
       <w:rPr>
-        <w:rFonts w:hint="default" w:ascii="Courier New" w:hAnsi="Courier New"/>
-      </w:rPr>
-    </w:lvl>
-    <w:lvl xmlns:w="http://schemas.openxmlformats.org/wordprocessingml/2006/main" w:ilvl="2">
+        <w:rFonts w:ascii="Courier New" w:hAnsi="Courier New" w:hint="default"/>
+      </w:rPr>
+    </w:lvl>
+    <w:lvl w:ilvl="2" w:tplc="C2D4C1B6">
       <w:start w:val="1"/>
       <w:numFmt w:val="bullet"/>
       <w:lvlText w:val=""/>
@@ -1072,10 +2818,10 @@
         <w:ind w:left="2160" w:hanging="360"/>
       </w:pPr>
       <w:rPr>
-        <w:rFonts w:hint="default" w:ascii="Wingdings" w:hAnsi="Wingdings"/>
-      </w:rPr>
-    </w:lvl>
-    <w:lvl xmlns:w="http://schemas.openxmlformats.org/wordprocessingml/2006/main" w:ilvl="3">
+        <w:rFonts w:ascii="Wingdings" w:hAnsi="Wingdings" w:hint="default"/>
+      </w:rPr>
+    </w:lvl>
+    <w:lvl w:ilvl="3" w:tplc="D6BCA27E">
       <w:start w:val="1"/>
       <w:numFmt w:val="bullet"/>
       <w:lvlText w:val=""/>
@@ -1084,10 +2830,10 @@
         <w:ind w:left="2880" w:hanging="360"/>
       </w:pPr>
       <w:rPr>
-        <w:rFonts w:hint="default" w:ascii="Symbol" w:hAnsi="Symbol"/>
-      </w:rPr>
-    </w:lvl>
-    <w:lvl xmlns:w="http://schemas.openxmlformats.org/wordprocessingml/2006/main" w:ilvl="4">
+        <w:rFonts w:ascii="Symbol" w:hAnsi="Symbol" w:hint="default"/>
+      </w:rPr>
+    </w:lvl>
+    <w:lvl w:ilvl="4" w:tplc="610C7628">
       <w:start w:val="1"/>
       <w:numFmt w:val="bullet"/>
       <w:lvlText w:val="o"/>
@@ -1096,10 +2842,10 @@
         <w:ind w:left="3600" w:hanging="360"/>
       </w:pPr>
       <w:rPr>
-        <w:rFonts w:hint="default" w:ascii="Courier New" w:hAnsi="Courier New"/>
-      </w:rPr>
-    </w:lvl>
-    <w:lvl xmlns:w="http://schemas.openxmlformats.org/wordprocessingml/2006/main" w:ilvl="5">
+        <w:rFonts w:ascii="Courier New" w:hAnsi="Courier New" w:hint="default"/>
+      </w:rPr>
+    </w:lvl>
+    <w:lvl w:ilvl="5" w:tplc="369EB9E4">
       <w:start w:val="1"/>
       <w:numFmt w:val="bullet"/>
       <w:lvlText w:val=""/>
@@ -1108,10 +2854,10 @@
         <w:ind w:left="4320" w:hanging="360"/>
       </w:pPr>
       <w:rPr>
-        <w:rFonts w:hint="default" w:ascii="Wingdings" w:hAnsi="Wingdings"/>
-      </w:rPr>
-    </w:lvl>
-    <w:lvl xmlns:w="http://schemas.openxmlformats.org/wordprocessingml/2006/main" w:ilvl="6">
+        <w:rFonts w:ascii="Wingdings" w:hAnsi="Wingdings" w:hint="default"/>
+      </w:rPr>
+    </w:lvl>
+    <w:lvl w:ilvl="6" w:tplc="EEE6AA12">
       <w:start w:val="1"/>
       <w:numFmt w:val="bullet"/>
       <w:lvlText w:val=""/>
@@ -1120,10 +2866,10 @@
         <w:ind w:left="5040" w:hanging="360"/>
       </w:pPr>
       <w:rPr>
-        <w:rFonts w:hint="default" w:ascii="Symbol" w:hAnsi="Symbol"/>
-      </w:rPr>
-    </w:lvl>
-    <w:lvl xmlns:w="http://schemas.openxmlformats.org/wordprocessingml/2006/main" w:ilvl="7">
+        <w:rFonts w:ascii="Symbol" w:hAnsi="Symbol" w:hint="default"/>
+      </w:rPr>
+    </w:lvl>
+    <w:lvl w:ilvl="7" w:tplc="1A383130">
       <w:start w:val="1"/>
       <w:numFmt w:val="bullet"/>
       <w:lvlText w:val="o"/>
@@ -1132,10 +2878,10 @@
         <w:ind w:left="5760" w:hanging="360"/>
       </w:pPr>
       <w:rPr>
-        <w:rFonts w:hint="default" w:ascii="Courier New" w:hAnsi="Courier New"/>
-      </w:rPr>
-    </w:lvl>
-    <w:lvl xmlns:w="http://schemas.openxmlformats.org/wordprocessingml/2006/main" w:ilvl="8">
+        <w:rFonts w:ascii="Courier New" w:hAnsi="Courier New" w:hint="default"/>
+      </w:rPr>
+    </w:lvl>
+    <w:lvl w:ilvl="8" w:tplc="8A8C9B9C">
       <w:start w:val="1"/>
       <w:numFmt w:val="bullet"/>
       <w:lvlText w:val=""/>
@@ -1144,31 +2890,239 @@
         <w:ind w:left="6480" w:hanging="360"/>
       </w:pPr>
       <w:rPr>
-        <w:rFonts w:hint="default" w:ascii="Wingdings" w:hAnsi="Wingdings"/>
+        <w:rFonts w:ascii="Wingdings" w:hAnsi="Wingdings" w:hint="default"/>
       </w:rPr>
     </w:lvl>
   </w:abstractNum>
-  <w:num w:numId="4">
+  <w:abstractNum w:abstractNumId="4" w15:restartNumberingAfterBreak="0">
+    <w:nsid w:val="7BA36241"/>
+    <w:multiLevelType w:val="hybridMultilevel"/>
+    <w:tmpl w:val="67104250"/>
+    <w:lvl w:ilvl="0" w:tplc="4009000F">
+      <w:start w:val="1"/>
+      <w:numFmt w:val="decimal"/>
+      <w:lvlText w:val="%1."/>
+      <w:lvlJc w:val="left"/>
+      <w:pPr>
+        <w:ind w:left="720" w:hanging="360"/>
+      </w:pPr>
+      <w:rPr>
+        <w:rFonts w:hint="default"/>
+      </w:rPr>
+    </w:lvl>
+    <w:lvl w:ilvl="1" w:tplc="40090019" w:tentative="1">
+      <w:start w:val="1"/>
+      <w:numFmt w:val="lowerLetter"/>
+      <w:lvlText w:val="%2."/>
+      <w:lvlJc w:val="left"/>
+      <w:pPr>
+        <w:ind w:left="1440" w:hanging="360"/>
+      </w:pPr>
+    </w:lvl>
+    <w:lvl w:ilvl="2" w:tplc="4009001B" w:tentative="1">
+      <w:start w:val="1"/>
+      <w:numFmt w:val="lowerRoman"/>
+      <w:lvlText w:val="%3."/>
+      <w:lvlJc w:val="right"/>
+      <w:pPr>
+        <w:ind w:left="2160" w:hanging="180"/>
+      </w:pPr>
+    </w:lvl>
+    <w:lvl w:ilvl="3" w:tplc="4009000F" w:tentative="1">
+      <w:start w:val="1"/>
+      <w:numFmt w:val="decimal"/>
+      <w:lvlText w:val="%4."/>
+      <w:lvlJc w:val="left"/>
+      <w:pPr>
+        <w:ind w:left="2880" w:hanging="360"/>
+      </w:pPr>
+    </w:lvl>
+    <w:lvl w:ilvl="4" w:tplc="40090019" w:tentative="1">
+      <w:start w:val="1"/>
+      <w:numFmt w:val="lowerLetter"/>
+      <w:lvlText w:val="%5."/>
+      <w:lvlJc w:val="left"/>
+      <w:pPr>
+        <w:ind w:left="3600" w:hanging="360"/>
+      </w:pPr>
+    </w:lvl>
+    <w:lvl w:ilvl="5" w:tplc="4009001B" w:tentative="1">
+      <w:start w:val="1"/>
+      <w:numFmt w:val="lowerRoman"/>
+      <w:lvlText w:val="%6."/>
+      <w:lvlJc w:val="right"/>
+      <w:pPr>
+        <w:ind w:left="4320" w:hanging="180"/>
+      </w:pPr>
+    </w:lvl>
+    <w:lvl w:ilvl="6" w:tplc="4009000F" w:tentative="1">
+      <w:start w:val="1"/>
+      <w:numFmt w:val="decimal"/>
+      <w:lvlText w:val="%7."/>
+      <w:lvlJc w:val="left"/>
+      <w:pPr>
+        <w:ind w:left="5040" w:hanging="360"/>
+      </w:pPr>
+    </w:lvl>
+    <w:lvl w:ilvl="7" w:tplc="40090019" w:tentative="1">
+      <w:start w:val="1"/>
+      <w:numFmt w:val="lowerLetter"/>
+      <w:lvlText w:val="%8."/>
+      <w:lvlJc w:val="left"/>
+      <w:pPr>
+        <w:ind w:left="5760" w:hanging="360"/>
+      </w:pPr>
+    </w:lvl>
+    <w:lvl w:ilvl="8" w:tplc="4009001B" w:tentative="1">
+      <w:start w:val="1"/>
+      <w:numFmt w:val="lowerRoman"/>
+      <w:lvlText w:val="%9."/>
+      <w:lvlJc w:val="right"/>
+      <w:pPr>
+        <w:ind w:left="6480" w:hanging="180"/>
+      </w:pPr>
+    </w:lvl>
+  </w:abstractNum>
+  <w:abstractNum w:abstractNumId="5" w15:restartNumberingAfterBreak="0">
+    <w:nsid w:val="7F5F39C5"/>
+    <w:multiLevelType w:val="hybridMultilevel"/>
+    <w:tmpl w:val="71E6ED00"/>
+    <w:lvl w:ilvl="0" w:tplc="AB7C2172">
+      <w:start w:val="1"/>
+      <w:numFmt w:val="bullet"/>
+      <w:lvlText w:val=""/>
+      <w:lvlJc w:val="left"/>
+      <w:pPr>
+        <w:ind w:left="720" w:hanging="360"/>
+      </w:pPr>
+      <w:rPr>
+        <w:rFonts w:ascii="Symbol" w:hAnsi="Symbol" w:hint="default"/>
+      </w:rPr>
+    </w:lvl>
+    <w:lvl w:ilvl="1" w:tplc="7688C0E6">
+      <w:start w:val="1"/>
+      <w:numFmt w:val="bullet"/>
+      <w:lvlText w:val="o"/>
+      <w:lvlJc w:val="left"/>
+      <w:pPr>
+        <w:ind w:left="1440" w:hanging="360"/>
+      </w:pPr>
+      <w:rPr>
+        <w:rFonts w:ascii="Courier New" w:hAnsi="Courier New" w:hint="default"/>
+      </w:rPr>
+    </w:lvl>
+    <w:lvl w:ilvl="2" w:tplc="DB50120C">
+      <w:start w:val="1"/>
+      <w:numFmt w:val="bullet"/>
+      <w:lvlText w:val=""/>
+      <w:lvlJc w:val="left"/>
+      <w:pPr>
+        <w:ind w:left="2160" w:hanging="360"/>
+      </w:pPr>
+      <w:rPr>
+        <w:rFonts w:ascii="Wingdings" w:hAnsi="Wingdings" w:hint="default"/>
+      </w:rPr>
+    </w:lvl>
+    <w:lvl w:ilvl="3" w:tplc="95B6CB78">
+      <w:start w:val="1"/>
+      <w:numFmt w:val="bullet"/>
+      <w:lvlText w:val=""/>
+      <w:lvlJc w:val="left"/>
+      <w:pPr>
+        <w:ind w:left="2880" w:hanging="360"/>
+      </w:pPr>
+      <w:rPr>
+        <w:rFonts w:ascii="Symbol" w:hAnsi="Symbol" w:hint="default"/>
+      </w:rPr>
+    </w:lvl>
+    <w:lvl w:ilvl="4" w:tplc="3CF2765E">
+      <w:start w:val="1"/>
+      <w:numFmt w:val="bullet"/>
+      <w:lvlText w:val="o"/>
+      <w:lvlJc w:val="left"/>
+      <w:pPr>
+        <w:ind w:left="3600" w:hanging="360"/>
+      </w:pPr>
+      <w:rPr>
+        <w:rFonts w:ascii="Courier New" w:hAnsi="Courier New" w:hint="default"/>
+      </w:rPr>
+    </w:lvl>
+    <w:lvl w:ilvl="5" w:tplc="5546D494">
+      <w:start w:val="1"/>
+      <w:numFmt w:val="bullet"/>
+      <w:lvlText w:val=""/>
+      <w:lvlJc w:val="left"/>
+      <w:pPr>
+        <w:ind w:left="4320" w:hanging="360"/>
+      </w:pPr>
+      <w:rPr>
+        <w:rFonts w:ascii="Wingdings" w:hAnsi="Wingdings" w:hint="default"/>
+      </w:rPr>
+    </w:lvl>
+    <w:lvl w:ilvl="6" w:tplc="E3D28480">
+      <w:start w:val="1"/>
+      <w:numFmt w:val="bullet"/>
+      <w:lvlText w:val=""/>
+      <w:lvlJc w:val="left"/>
+      <w:pPr>
+        <w:ind w:left="5040" w:hanging="360"/>
+      </w:pPr>
+      <w:rPr>
+        <w:rFonts w:ascii="Symbol" w:hAnsi="Symbol" w:hint="default"/>
+      </w:rPr>
+    </w:lvl>
+    <w:lvl w:ilvl="7" w:tplc="AB929E0A">
+      <w:start w:val="1"/>
+      <w:numFmt w:val="bullet"/>
+      <w:lvlText w:val="o"/>
+      <w:lvlJc w:val="left"/>
+      <w:pPr>
+        <w:ind w:left="5760" w:hanging="360"/>
+      </w:pPr>
+      <w:rPr>
+        <w:rFonts w:ascii="Courier New" w:hAnsi="Courier New" w:hint="default"/>
+      </w:rPr>
+    </w:lvl>
+    <w:lvl w:ilvl="8" w:tplc="7832A430">
+      <w:start w:val="1"/>
+      <w:numFmt w:val="bullet"/>
+      <w:lvlText w:val=""/>
+      <w:lvlJc w:val="left"/>
+      <w:pPr>
+        <w:ind w:left="6480" w:hanging="360"/>
+      </w:pPr>
+      <w:rPr>
+        <w:rFonts w:ascii="Wingdings" w:hAnsi="Wingdings" w:hint="default"/>
+      </w:rPr>
+    </w:lvl>
+  </w:abstractNum>
+  <w:num w:numId="1" w16cid:durableId="909343708">
+    <w:abstractNumId w:val="3"/>
+  </w:num>
+  <w:num w:numId="2" w16cid:durableId="1048381055">
+    <w:abstractNumId w:val="1"/>
+  </w:num>
+  <w:num w:numId="3" w16cid:durableId="63332653">
+    <w:abstractNumId w:val="5"/>
+  </w:num>
+  <w:num w:numId="4" w16cid:durableId="436216128">
+    <w:abstractNumId w:val="0"/>
+  </w:num>
+  <w:num w:numId="5" w16cid:durableId="780805783">
     <w:abstractNumId w:val="4"/>
   </w:num>
-  <w:num w:numId="3">
-    <w:abstractNumId w:val="3"/>
-  </w:num>
-  <w:num w:numId="2">
+  <w:num w:numId="6" w16cid:durableId="1521774803">
     <w:abstractNumId w:val="2"/>
-  </w:num>
-  <w:num w:numId="1">
-    <w:abstractNumId w:val="1"/>
   </w:num>
 </w:numbering>
 </file>
 
 <file path=word/styles.xml><?xml version="1.0" encoding="utf-8"?>
-<w:styles xmlns:wp14="http://schemas.microsoft.com/office/word/2010/wordprocessingDrawing" xmlns:mc="http://schemas.openxmlformats.org/markup-compatibility/2006" xmlns:r="http://schemas.openxmlformats.org/officeDocument/2006/relationships" xmlns:w="http://schemas.openxmlformats.org/wordprocessingml/2006/main" xmlns:w14="http://schemas.microsoft.com/office/word/2010/wordml" xmlns:w15="http://schemas.microsoft.com/office/word/2012/wordml" xmlns:w16se="http://schemas.microsoft.com/office/word/2015/wordml/symex" xmlns:w16cid="http://schemas.microsoft.com/office/word/2016/wordml/cid" xmlns:w16="http://schemas.microsoft.com/office/word/2018/wordml" xmlns:w16cex="http://schemas.microsoft.com/office/word/2018/wordml/cex" xmlns:w16sdtdh="http://schemas.microsoft.com/office/word/2020/wordml/sdtdatahash" xmlns:w16sdtfl="http://schemas.microsoft.com/office/word/2024/wordml/sdtformatlock" mc:Ignorable="w14 w15 wp14 w16se w16cid w16 w16cex w16sdtdh w16sdtfl">
+<w:styles xmlns:mc="http://schemas.openxmlformats.org/markup-compatibility/2006" xmlns:r="http://schemas.openxmlformats.org/officeDocument/2006/relationships" xmlns:w="http://schemas.openxmlformats.org/wordprocessingml/2006/main" xmlns:w14="http://schemas.microsoft.com/office/word/2010/wordml" xmlns:w15="http://schemas.microsoft.com/office/word/2012/wordml" xmlns:w16cex="http://schemas.microsoft.com/office/word/2018/wordml/cex" xmlns:w16cid="http://schemas.microsoft.com/office/word/2016/wordml/cid" xmlns:w16="http://schemas.microsoft.com/office/word/2018/wordml" xmlns:w16du="http://schemas.microsoft.com/office/word/2023/wordml/word16du" xmlns:w16sdtdh="http://schemas.microsoft.com/office/word/2020/wordml/sdtdatahash" xmlns:w16sdtfl="http://schemas.microsoft.com/office/word/2024/wordml/sdtformatlock" xmlns:w16se="http://schemas.microsoft.com/office/word/2015/wordml/symex" mc:Ignorable="w14 w15 w16se w16cid w16 w16cex w16sdtdh w16sdtfl w16du">
   <w:docDefaults>
     <w:rPrDefault>
       <w:rPr>
-        <w:rFonts w:asciiTheme="minorHAnsi" w:hAnsiTheme="minorHAnsi" w:eastAsiaTheme="minorEastAsia" w:cstheme="minorBidi"/>
+        <w:rFonts w:asciiTheme="minorHAnsi" w:eastAsiaTheme="minorEastAsia" w:hAnsiTheme="minorHAnsi" w:cstheme="minorBidi"/>
         <w:sz w:val="24"/>
         <w:szCs w:val="24"/>
         <w:lang w:val="en-US" w:eastAsia="ja-JP" w:bidi="ar-SA"/>
@@ -1180,17 +3134,17 @@
       </w:pPr>
     </w:pPrDefault>
   </w:docDefaults>
-  <w:latentStyles w:defLockedState="0" w:defUIPriority="99" w:defSemiHidden="0" w:defUnhideWhenUsed="0" w:defQFormat="0" w:count="371">
+  <w:latentStyles w:defLockedState="0" w:defUIPriority="99" w:defSemiHidden="0" w:defUnhideWhenUsed="0" w:defQFormat="0" w:count="376">
     <w:lsdException w:name="Normal" w:uiPriority="0" w:qFormat="1"/>
     <w:lsdException w:name="heading 1" w:uiPriority="9" w:qFormat="1"/>
-    <w:lsdException w:name="heading 2" w:uiPriority="9" w:semiHidden="1" w:unhideWhenUsed="1" w:qFormat="1"/>
-    <w:lsdException w:name="heading 3" w:uiPriority="9" w:semiHidden="1" w:unhideWhenUsed="1" w:qFormat="1"/>
-    <w:lsdException w:name="heading 4" w:uiPriority="9" w:semiHidden="1" w:unhideWhenUsed="1" w:qFormat="1"/>
-    <w:lsdException w:name="heading 5" w:uiPriority="9" w:semiHidden="1" w:unhideWhenUsed="1" w:qFormat="1"/>
-    <w:lsdException w:name="heading 6" w:uiPriority="9" w:semiHidden="1" w:unhideWhenUsed="1" w:qFormat="1"/>
-    <w:lsdException w:name="heading 7" w:uiPriority="9" w:semiHidden="1" w:unhideWhenUsed="1" w:qFormat="1"/>
-    <w:lsdException w:name="heading 8" w:uiPriority="9" w:semiHidden="1" w:unhideWhenUsed="1" w:qFormat="1"/>
-    <w:lsdException w:name="heading 9" w:uiPriority="9" w:semiHidden="1" w:unhideWhenUsed="1" w:qFormat="1"/>
+    <w:lsdException w:name="heading 2" w:semiHidden="1" w:uiPriority="9" w:unhideWhenUsed="1" w:qFormat="1"/>
+    <w:lsdException w:name="heading 3" w:semiHidden="1" w:uiPriority="9" w:unhideWhenUsed="1" w:qFormat="1"/>
+    <w:lsdException w:name="heading 4" w:semiHidden="1" w:uiPriority="9" w:unhideWhenUsed="1" w:qFormat="1"/>
+    <w:lsdException w:name="heading 5" w:semiHidden="1" w:uiPriority="9" w:unhideWhenUsed="1" w:qFormat="1"/>
+    <w:lsdException w:name="heading 6" w:semiHidden="1" w:uiPriority="9" w:unhideWhenUsed="1" w:qFormat="1"/>
+    <w:lsdException w:name="heading 7" w:semiHidden="1" w:uiPriority="9" w:unhideWhenUsed="1" w:qFormat="1"/>
+    <w:lsdException w:name="heading 8" w:semiHidden="1" w:uiPriority="9" w:unhideWhenUsed="1" w:qFormat="1"/>
+    <w:lsdException w:name="heading 9" w:semiHidden="1" w:uiPriority="9" w:unhideWhenUsed="1" w:qFormat="1"/>
     <w:lsdException w:name="index 1" w:semiHidden="1" w:unhideWhenUsed="1"/>
     <w:lsdException w:name="index 2" w:semiHidden="1" w:unhideWhenUsed="1"/>
     <w:lsdException w:name="index 3" w:semiHidden="1" w:unhideWhenUsed="1"/>
@@ -1200,22 +3154,22 @@
     <w:lsdException w:name="index 7" w:semiHidden="1" w:unhideWhenUsed="1"/>
     <w:lsdException w:name="index 8" w:semiHidden="1" w:unhideWhenUsed="1"/>
     <w:lsdException w:name="index 9" w:semiHidden="1" w:unhideWhenUsed="1"/>
-    <w:lsdException w:name="toc 1" w:uiPriority="39" w:semiHidden="1" w:unhideWhenUsed="1"/>
-    <w:lsdException w:name="toc 2" w:uiPriority="39" w:semiHidden="1" w:unhideWhenUsed="1"/>
-    <w:lsdException w:name="toc 3" w:uiPriority="39" w:semiHidden="1" w:unhideWhenUsed="1"/>
-    <w:lsdException w:name="toc 4" w:uiPriority="39" w:semiHidden="1" w:unhideWhenUsed="1"/>
-    <w:lsdException w:name="toc 5" w:uiPriority="39" w:semiHidden="1" w:unhideWhenUsed="1"/>
-    <w:lsdException w:name="toc 6" w:uiPriority="39" w:semiHidden="1" w:unhideWhenUsed="1"/>
-    <w:lsdException w:name="toc 7" w:uiPriority="39" w:semiHidden="1" w:unhideWhenUsed="1"/>
-    <w:lsdException w:name="toc 8" w:uiPriority="39" w:semiHidden="1" w:unhideWhenUsed="1"/>
-    <w:lsdException w:name="toc 9" w:uiPriority="39" w:semiHidden="1" w:unhideWhenUsed="1"/>
+    <w:lsdException w:name="toc 1" w:semiHidden="1" w:uiPriority="39" w:unhideWhenUsed="1"/>
+    <w:lsdException w:name="toc 2" w:semiHidden="1" w:uiPriority="39" w:unhideWhenUsed="1"/>
+    <w:lsdException w:name="toc 3" w:semiHidden="1" w:uiPriority="39" w:unhideWhenUsed="1"/>
+    <w:lsdException w:name="toc 4" w:semiHidden="1" w:uiPriority="39" w:unhideWhenUsed="1"/>
+    <w:lsdException w:name="toc 5" w:semiHidden="1" w:uiPriority="39" w:unhideWhenUsed="1"/>
+    <w:lsdException w:name="toc 6" w:semiHidden="1" w:uiPriority="39" w:unhideWhenUsed="1"/>
+    <w:lsdException w:name="toc 7" w:semiHidden="1" w:uiPriority="39" w:unhideWhenUsed="1"/>
+    <w:lsdException w:name="toc 8" w:semiHidden="1" w:uiPriority="39" w:unhideWhenUsed="1"/>
+    <w:lsdException w:name="toc 9" w:semiHidden="1" w:uiPriority="39" w:unhideWhenUsed="1"/>
     <w:lsdException w:name="Normal Indent" w:semiHidden="1" w:unhideWhenUsed="1"/>
     <w:lsdException w:name="footnote text" w:semiHidden="1" w:unhideWhenUsed="1"/>
     <w:lsdException w:name="annotation text" w:semiHidden="1" w:unhideWhenUsed="1"/>
     <w:lsdException w:name="header" w:semiHidden="1" w:unhideWhenUsed="1"/>
     <w:lsdException w:name="footer" w:semiHidden="1" w:unhideWhenUsed="1"/>
     <w:lsdException w:name="index heading" w:semiHidden="1" w:unhideWhenUsed="1"/>
-    <w:lsdException w:name="caption" w:uiPriority="35" w:semiHidden="1" w:unhideWhenUsed="1" w:qFormat="1"/>
+    <w:lsdException w:name="caption" w:semiHidden="1" w:uiPriority="35" w:unhideWhenUsed="1" w:qFormat="1"/>
     <w:lsdException w:name="table of figures" w:semiHidden="1" w:unhideWhenUsed="1"/>
     <w:lsdException w:name="envelope address" w:semiHidden="1" w:unhideWhenUsed="1"/>
     <w:lsdException w:name="envelope return" w:semiHidden="1" w:unhideWhenUsed="1"/>
@@ -1246,7 +3200,7 @@
     <w:lsdException w:name="Title" w:uiPriority="10" w:qFormat="1"/>
     <w:lsdException w:name="Closing" w:semiHidden="1" w:unhideWhenUsed="1"/>
     <w:lsdException w:name="Signature" w:semiHidden="1" w:unhideWhenUsed="1"/>
-    <w:lsdException w:name="Default Paragraph Font" w:uiPriority="1" w:semiHidden="1" w:unhideWhenUsed="1"/>
+    <w:lsdException w:name="Default Paragraph Font" w:semiHidden="1" w:uiPriority="1" w:unhideWhenUsed="1"/>
     <w:lsdException w:name="Body Text" w:semiHidden="1" w:unhideWhenUsed="1"/>
     <w:lsdException w:name="Body Text Indent" w:semiHidden="1" w:unhideWhenUsed="1"/>
     <w:lsdException w:name="List Continue" w:semiHidden="1" w:unhideWhenUsed="1"/>
@@ -1446,8 +3400,8 @@
     <w:lsdException w:name="Subtle Reference" w:uiPriority="31" w:qFormat="1"/>
     <w:lsdException w:name="Intense Reference" w:uiPriority="32" w:qFormat="1"/>
     <w:lsdException w:name="Book Title" w:uiPriority="33" w:qFormat="1"/>
-    <w:lsdException w:name="Bibliography" w:uiPriority="37" w:semiHidden="1" w:unhideWhenUsed="1"/>
-    <w:lsdException w:name="TOC Heading" w:uiPriority="39" w:semiHidden="1" w:unhideWhenUsed="1" w:qFormat="1"/>
+    <w:lsdException w:name="Bibliography" w:semiHidden="1" w:uiPriority="37" w:unhideWhenUsed="1"/>
+    <w:lsdException w:name="TOC Heading" w:semiHidden="1" w:uiPriority="39" w:unhideWhenUsed="1" w:qFormat="1"/>
     <w:lsdException w:name="Plain Table 1" w:uiPriority="41"/>
     <w:lsdException w:name="Plain Table 2" w:uiPriority="42"/>
     <w:lsdException w:name="Plain Table 3" w:uiPriority="43"/>
@@ -1552,18 +3506,108 @@
     <w:lsdException w:name="List Table 5 Dark Accent 6" w:uiPriority="50"/>
     <w:lsdException w:name="List Table 6 Colorful Accent 6" w:uiPriority="51"/>
     <w:lsdException w:name="List Table 7 Colorful Accent 6" w:uiPriority="52"/>
+    <w:lsdException w:name="Mention" w:semiHidden="1" w:unhideWhenUsed="1"/>
+    <w:lsdException w:name="Smart Hyperlink" w:semiHidden="1" w:unhideWhenUsed="1"/>
+    <w:lsdException w:name="Hashtag" w:semiHidden="1" w:unhideWhenUsed="1"/>
+    <w:lsdException w:name="Unresolved Mention" w:semiHidden="1" w:unhideWhenUsed="1"/>
+    <w:lsdException w:name="Smart Link" w:semiHidden="1" w:unhideWhenUsed="1"/>
   </w:latentStyles>
-  <w:style w:type="paragraph" w:styleId="Normal" w:default="1">
+  <w:style w:type="paragraph" w:default="1" w:styleId="Normal">
     <w:name w:val="Normal"/>
     <w:qFormat/>
   </w:style>
-  <w:style w:type="character" w:styleId="DefaultParagraphFont" w:default="1">
+  <w:style w:type="paragraph" w:styleId="Heading1">
+    <w:name w:val="heading 1"/>
+    <w:basedOn w:val="Normal"/>
+    <w:next w:val="Normal"/>
+    <w:uiPriority w:val="9"/>
+    <w:qFormat/>
+    <w:rsid w:val="4093F463"/>
+    <w:pPr>
+      <w:keepNext/>
+      <w:keepLines/>
+      <w:spacing w:before="360" w:after="80"/>
+      <w:outlineLvl w:val="0"/>
+    </w:pPr>
+    <w:rPr>
+      <w:rFonts w:asciiTheme="majorHAnsi" w:eastAsiaTheme="majorEastAsia" w:hAnsiTheme="majorHAnsi" w:cstheme="majorBidi"/>
+      <w:color w:val="0F4761" w:themeColor="accent1" w:themeShade="BF"/>
+      <w:sz w:val="40"/>
+      <w:szCs w:val="40"/>
+    </w:rPr>
+  </w:style>
+  <w:style w:type="paragraph" w:styleId="Heading2">
+    <w:name w:val="heading 2"/>
+    <w:basedOn w:val="Normal"/>
+    <w:next w:val="Normal"/>
+    <w:uiPriority w:val="9"/>
+    <w:unhideWhenUsed/>
+    <w:qFormat/>
+    <w:rsid w:val="4093F463"/>
+    <w:pPr>
+      <w:keepNext/>
+      <w:keepLines/>
+      <w:spacing w:before="160" w:after="80"/>
+      <w:outlineLvl w:val="1"/>
+    </w:pPr>
+    <w:rPr>
+      <w:rFonts w:asciiTheme="majorHAnsi" w:eastAsiaTheme="majorEastAsia" w:hAnsiTheme="majorHAnsi" w:cstheme="majorBidi"/>
+      <w:color w:val="0F4761" w:themeColor="accent1" w:themeShade="BF"/>
+      <w:sz w:val="32"/>
+      <w:szCs w:val="32"/>
+    </w:rPr>
+  </w:style>
+  <w:style w:type="paragraph" w:styleId="Heading3">
+    <w:name w:val="heading 3"/>
+    <w:basedOn w:val="Normal"/>
+    <w:next w:val="Normal"/>
+    <w:uiPriority w:val="9"/>
+    <w:unhideWhenUsed/>
+    <w:qFormat/>
+    <w:rsid w:val="4093F463"/>
+    <w:pPr>
+      <w:keepNext/>
+      <w:keepLines/>
+      <w:spacing w:before="160" w:after="80"/>
+      <w:outlineLvl w:val="2"/>
+    </w:pPr>
+    <w:rPr>
+      <w:rFonts w:eastAsiaTheme="majorEastAsia" w:cstheme="majorBidi"/>
+      <w:color w:val="0F4761" w:themeColor="accent1" w:themeShade="BF"/>
+      <w:sz w:val="28"/>
+      <w:szCs w:val="28"/>
+    </w:rPr>
+  </w:style>
+  <w:style w:type="paragraph" w:styleId="Heading4">
+    <w:name w:val="heading 4"/>
+    <w:basedOn w:val="Normal"/>
+    <w:next w:val="Normal"/>
+    <w:link w:val="Heading4Char"/>
+    <w:uiPriority w:val="9"/>
+    <w:semiHidden/>
+    <w:unhideWhenUsed/>
+    <w:qFormat/>
+    <w:rsid w:val="00737F8A"/>
+    <w:pPr>
+      <w:keepNext/>
+      <w:keepLines/>
+      <w:spacing w:before="40" w:after="0"/>
+      <w:outlineLvl w:val="3"/>
+    </w:pPr>
+    <w:rPr>
+      <w:rFonts w:asciiTheme="majorHAnsi" w:eastAsiaTheme="majorEastAsia" w:hAnsiTheme="majorHAnsi" w:cstheme="majorBidi"/>
+      <w:i/>
+      <w:iCs/>
+      <w:color w:val="0F4761" w:themeColor="accent1" w:themeShade="BF"/>
+    </w:rPr>
+  </w:style>
+  <w:style w:type="character" w:default="1" w:styleId="DefaultParagraphFont">
     <w:name w:val="Default Paragraph Font"/>
     <w:uiPriority w:val="1"/>
     <w:semiHidden/>
     <w:unhideWhenUsed/>
   </w:style>
-  <w:style w:type="table" w:styleId="TableNormal" w:default="1">
+  <w:style w:type="table" w:default="1" w:styleId="TableNormal">
     <w:name w:val="Normal Table"/>
     <w:uiPriority w:val="99"/>
     <w:semiHidden/>
@@ -1578,117 +3622,74 @@
       </w:tblCellMar>
     </w:tblPr>
   </w:style>
-  <w:style w:type="numbering" w:styleId="NoList" w:default="1">
+  <w:style w:type="numbering" w:default="1" w:styleId="NoList">
     <w:name w:val="No List"/>
     <w:uiPriority w:val="99"/>
     <w:semiHidden/>
     <w:unhideWhenUsed/>
   </w:style>
-  <w:style w:type="paragraph" w:styleId="Heading1">
-    <w:uiPriority w:val="9"/>
-    <w:name w:val="heading 1"/>
-    <w:basedOn w:val="Normal"/>
-    <w:next w:val="Normal"/>
-    <w:qFormat/>
-    <w:rsid w:val="4093F463"/>
-    <w:rPr>
-      <w:rFonts w:ascii="Aptos Display" w:hAnsi="Aptos Display" w:eastAsia="" w:cs="" w:asciiTheme="majorAscii" w:hAnsiTheme="majorAscii" w:eastAsiaTheme="majorEastAsia" w:cstheme="majorBidi"/>
-      <w:color w:val="0F4761" w:themeColor="accent1" w:themeTint="FF" w:themeShade="BF"/>
-      <w:sz w:val="40"/>
-      <w:szCs w:val="40"/>
-    </w:rPr>
-    <w:pPr>
-      <w:keepNext w:val="1"/>
-      <w:keepLines w:val="1"/>
-      <w:spacing w:before="360" w:after="80"/>
-      <w:outlineLvl w:val="0"/>
-    </w:pPr>
-  </w:style>
-  <w:style w:type="paragraph" w:styleId="Heading2">
-    <w:uiPriority w:val="9"/>
-    <w:name w:val="heading 2"/>
-    <w:basedOn w:val="Normal"/>
-    <w:next w:val="Normal"/>
-    <w:unhideWhenUsed/>
-    <w:qFormat/>
-    <w:rsid w:val="4093F463"/>
-    <w:rPr>
-      <w:rFonts w:ascii="Aptos Display" w:hAnsi="Aptos Display" w:eastAsia="" w:cs="" w:asciiTheme="majorAscii" w:hAnsiTheme="majorAscii" w:eastAsiaTheme="majorEastAsia" w:cstheme="majorBidi"/>
-      <w:color w:val="0F4761" w:themeColor="accent1" w:themeTint="FF" w:themeShade="BF"/>
-      <w:sz w:val="32"/>
-      <w:szCs w:val="32"/>
-    </w:rPr>
-    <w:pPr>
-      <w:keepNext w:val="1"/>
-      <w:keepLines w:val="1"/>
-      <w:spacing w:before="160" w:after="80"/>
-      <w:outlineLvl w:val="1"/>
-    </w:pPr>
-  </w:style>
-  <w:style w:type="paragraph" w:styleId="Heading3">
-    <w:uiPriority w:val="9"/>
-    <w:name w:val="heading 3"/>
-    <w:basedOn w:val="Normal"/>
-    <w:next w:val="Normal"/>
-    <w:unhideWhenUsed/>
-    <w:qFormat/>
-    <w:rsid w:val="4093F463"/>
-    <w:rPr>
-      <w:rFonts w:eastAsia="" w:cs="" w:eastAsiaTheme="majorEastAsia" w:cstheme="majorBidi"/>
-      <w:color w:val="0F4761" w:themeColor="accent1" w:themeTint="FF" w:themeShade="BF"/>
-      <w:sz w:val="28"/>
-      <w:szCs w:val="28"/>
-    </w:rPr>
-    <w:pPr>
-      <w:keepNext w:val="1"/>
-      <w:keepLines w:val="1"/>
-      <w:spacing w:before="160" w:after="80"/>
-      <w:outlineLvl w:val="2"/>
-    </w:pPr>
-  </w:style>
   <w:style w:type="paragraph" w:styleId="ListParagraph">
-    <w:uiPriority w:val="34"/>
     <w:name w:val="List Paragraph"/>
     <w:basedOn w:val="Normal"/>
+    <w:uiPriority w:val="34"/>
     <w:qFormat/>
     <w:rsid w:val="4093F463"/>
     <w:pPr>
-      <w:spacing/>
       <w:ind w:left="720"/>
       <w:contextualSpacing/>
     </w:pPr>
   </w:style>
-  <w:style xmlns:w="http://schemas.openxmlformats.org/wordprocessingml/2006/main" w:type="table" w:styleId="TableGrid">
-    <w:name xmlns:w="http://schemas.openxmlformats.org/wordprocessingml/2006/main" w:val="Table Grid"/>
-    <w:basedOn xmlns:w="http://schemas.openxmlformats.org/wordprocessingml/2006/main" w:val="TableNormal"/>
-    <w:uiPriority xmlns:w="http://schemas.openxmlformats.org/wordprocessingml/2006/main" w:val="59"/>
-    <w:rsid xmlns:w="http://schemas.openxmlformats.org/wordprocessingml/2006/main" w:val="00FB4123"/>
-    <w:pPr xmlns:w="http://schemas.openxmlformats.org/wordprocessingml/2006/main">
+  <w:style w:type="table" w:styleId="TableGrid">
+    <w:name w:val="Table Grid"/>
+    <w:basedOn w:val="TableNormal"/>
+    <w:uiPriority w:val="59"/>
+    <w:rsid w:val="00FB4123"/>
+    <w:pPr>
       <w:spacing w:after="0" w:line="240" w:lineRule="auto"/>
     </w:pPr>
-    <w:tblPr xmlns:w="http://schemas.openxmlformats.org/wordprocessingml/2006/main">
-      <w:tblInd w:w="0" w:type="dxa"/>
+    <w:tblPr>
       <w:tblBorders>
-        <w:top w:val="single" w:color="000000" w:themeColor="text1" w:sz="4" w:space="0"/>
-        <w:left w:val="single" w:color="000000" w:themeColor="text1" w:sz="4" w:space="0"/>
-        <w:bottom w:val="single" w:color="000000" w:themeColor="text1" w:sz="4" w:space="0"/>
-        <w:right w:val="single" w:color="000000" w:themeColor="text1" w:sz="4" w:space="0"/>
-        <w:insideH w:val="single" w:color="000000" w:themeColor="text1" w:sz="4" w:space="0"/>
-        <w:insideV w:val="single" w:color="000000" w:themeColor="text1" w:sz="4" w:space="0"/>
+        <w:top w:val="single" w:sz="4" w:space="0" w:color="000000" w:themeColor="text1"/>
+        <w:left w:val="single" w:sz="4" w:space="0" w:color="000000" w:themeColor="text1"/>
+        <w:bottom w:val="single" w:sz="4" w:space="0" w:color="000000" w:themeColor="text1"/>
+        <w:right w:val="single" w:sz="4" w:space="0" w:color="000000" w:themeColor="text1"/>
+        <w:insideH w:val="single" w:sz="4" w:space="0" w:color="000000" w:themeColor="text1"/>
+        <w:insideV w:val="single" w:sz="4" w:space="0" w:color="000000" w:themeColor="text1"/>
       </w:tblBorders>
-      <w:tblCellMar>
-        <w:top w:w="0" w:type="dxa"/>
-        <w:left w:w="108" w:type="dxa"/>
-        <w:bottom w:w="0" w:type="dxa"/>
-        <w:right w:w="108" w:type="dxa"/>
-      </w:tblCellMar>
     </w:tblPr>
+  </w:style>
+  <w:style w:type="character" w:styleId="HTMLCode">
+    <w:name w:val="HTML Code"/>
+    <w:basedOn w:val="DefaultParagraphFont"/>
+    <w:uiPriority w:val="99"/>
+    <w:semiHidden/>
+    <w:unhideWhenUsed/>
+    <w:rsid w:val="0069209D"/>
+    <w:rPr>
+      <w:rFonts w:ascii="Courier New" w:eastAsia="Times New Roman" w:hAnsi="Courier New" w:cs="Courier New"/>
+      <w:sz w:val="20"/>
+      <w:szCs w:val="20"/>
+    </w:rPr>
+  </w:style>
+  <w:style w:type="character" w:customStyle="1" w:styleId="Heading4Char">
+    <w:name w:val="Heading 4 Char"/>
+    <w:basedOn w:val="DefaultParagraphFont"/>
+    <w:link w:val="Heading4"/>
+    <w:uiPriority w:val="9"/>
+    <w:semiHidden/>
+    <w:rsid w:val="00737F8A"/>
+    <w:rPr>
+      <w:rFonts w:asciiTheme="majorHAnsi" w:eastAsiaTheme="majorEastAsia" w:hAnsiTheme="majorHAnsi" w:cstheme="majorBidi"/>
+      <w:i/>
+      <w:iCs/>
+      <w:color w:val="0F4761" w:themeColor="accent1" w:themeShade="BF"/>
+    </w:rPr>
   </w:style>
 </w:styles>
 </file>
 
 <file path=word/theme/theme1.xml><?xml version="1.0" encoding="utf-8"?>
-<a:theme xmlns:thm15="http://schemas.microsoft.com/office/thememl/2012/main" xmlns:a="http://schemas.openxmlformats.org/drawingml/2006/main" name="Office Theme">
+<a:theme xmlns:a="http://schemas.openxmlformats.org/drawingml/2006/main" name="Office Theme">
   <a:themeElements>
     <a:clrScheme name="Office">
       <a:dk1>
